--- a/docx/04-direccionamiento-ip/boletin-U04-avanzado-resuelto.docx
+++ b/docx/04-direccionamiento-ip/boletin-U04-avanzado-resuelto.docx
@@ -28,7 +28,7 @@
         </w:p>
       </w:sdtContent>
     </w:sdt>
-    <w:bookmarkStart w:id="9" w:name="X031d9cf84e1efed7e2bfbb534c3faa09288d017"/>
+    <w:bookmarkStart w:id="20" w:name="X031d9cf84e1efed7e2bfbb534c3faa09288d017"/>
     <w:p>
       <w:pPr>
         <w:pStyle w:val="Heading1"/>
@@ -37,8 +37,8 @@
         <w:t xml:space="preserve">Boletín de Direccionamiento IP — Avanzado (Resuelto)</w:t>
       </w:r>
     </w:p>
-    <w:bookmarkEnd w:id="9"/>
-    <w:bookmarkStart w:id="20" w:name="Xb2fa31f60fd1b480093b07c47e743604756fe7c"/>
+    <w:bookmarkEnd w:id="20"/>
+    <w:bookmarkStart w:id="31" w:name="Xb2fa31f60fd1b480093b07c47e743604756fe7c"/>
     <w:p>
       <w:pPr>
         <w:pStyle w:val="Heading1"/>
@@ -54,7 +54,7 @@
         </w:pict>
       </w:r>
     </w:p>
-    <w:bookmarkStart w:id="10" w:name="diseño-vlsm"/>
+    <w:bookmarkStart w:id="21" w:name="diseño-vlsm"/>
     <w:p>
       <w:pPr>
         <w:pStyle w:val="Heading2"/>
@@ -93,6 +93,7 @@
       <w:tblPr>
         <w:tblStyle w:val="Table"/>
         <w:tblW w:type="auto" w:w="0"/>
+        <w:jc w:val="left"/>
         <w:tblLook w:firstRow="1" w:lastRow="0" w:firstColumn="0" w:lastColumn="0" w:noHBand="0" w:noVBand="0" w:val="0020"/>
       </w:tblPr>
       <w:tblGrid>
@@ -112,6 +113,7 @@
           <w:p>
             <w:pPr>
               <w:pStyle w:val="Compact"/>
+              <w:jc w:val="left"/>
             </w:pPr>
             <w:r>
               <w:t xml:space="preserve">Subred</w:t>
@@ -123,6 +125,7 @@
           <w:p>
             <w:pPr>
               <w:pStyle w:val="Compact"/>
+              <w:jc w:val="left"/>
             </w:pPr>
             <w:r>
               <w:t xml:space="preserve">Hosts</w:t>
@@ -134,6 +137,7 @@
           <w:p>
             <w:pPr>
               <w:pStyle w:val="Compact"/>
+              <w:jc w:val="left"/>
             </w:pPr>
             <w:r>
               <w:t xml:space="preserve">CIDR</w:t>
@@ -145,6 +149,7 @@
           <w:p>
             <w:pPr>
               <w:pStyle w:val="Compact"/>
+              <w:jc w:val="left"/>
             </w:pPr>
             <w:r>
               <w:t xml:space="preserve">Red</w:t>
@@ -156,6 +161,7 @@
           <w:p>
             <w:pPr>
               <w:pStyle w:val="Compact"/>
+              <w:jc w:val="left"/>
             </w:pPr>
             <w:r>
               <w:t xml:space="preserve">Rango</w:t>
@@ -167,6 +173,7 @@
           <w:p>
             <w:pPr>
               <w:pStyle w:val="Compact"/>
+              <w:jc w:val="left"/>
             </w:pPr>
             <w:r>
               <w:t xml:space="preserve">Broadcast</w:t>
@@ -180,6 +187,7 @@
           <w:p>
             <w:pPr>
               <w:pStyle w:val="Compact"/>
+              <w:jc w:val="left"/>
             </w:pPr>
             <w:r>
               <w:t xml:space="preserve">Producción</w:t>
@@ -191,6 +199,7 @@
           <w:p>
             <w:pPr>
               <w:pStyle w:val="Compact"/>
+              <w:jc w:val="left"/>
             </w:pPr>
             <w:r>
               <w:t xml:space="preserve">60 (62)</w:t>
@@ -202,6 +211,7 @@
           <w:p>
             <w:pPr>
               <w:pStyle w:val="Compact"/>
+              <w:jc w:val="left"/>
             </w:pPr>
             <w:r>
               <w:t xml:space="preserve">/26</w:t>
@@ -213,6 +223,7 @@
           <w:p>
             <w:pPr>
               <w:pStyle w:val="Compact"/>
+              <w:jc w:val="left"/>
             </w:pPr>
             <w:r>
               <w:t xml:space="preserve">172.16.0.0</w:t>
@@ -224,6 +235,7 @@
           <w:p>
             <w:pPr>
               <w:pStyle w:val="Compact"/>
+              <w:jc w:val="left"/>
             </w:pPr>
             <w:r>
               <w:t xml:space="preserve">.1 - .62</w:t>
@@ -235,6 +247,7 @@
           <w:p>
             <w:pPr>
               <w:pStyle w:val="Compact"/>
+              <w:jc w:val="left"/>
             </w:pPr>
             <w:r>
               <w:t xml:space="preserve">.63</w:t>
@@ -248,6 +261,7 @@
           <w:p>
             <w:pPr>
               <w:pStyle w:val="Compact"/>
+              <w:jc w:val="left"/>
             </w:pPr>
             <w:r>
               <w:t xml:space="preserve">Desarrollo</w:t>
@@ -259,6 +273,7 @@
           <w:p>
             <w:pPr>
               <w:pStyle w:val="Compact"/>
+              <w:jc w:val="left"/>
             </w:pPr>
             <w:r>
               <w:t xml:space="preserve">30 (30)</w:t>
@@ -270,6 +285,7 @@
           <w:p>
             <w:pPr>
               <w:pStyle w:val="Compact"/>
+              <w:jc w:val="left"/>
             </w:pPr>
             <w:r>
               <w:t xml:space="preserve">/27</w:t>
@@ -281,6 +297,7 @@
           <w:p>
             <w:pPr>
               <w:pStyle w:val="Compact"/>
+              <w:jc w:val="left"/>
             </w:pPr>
             <w:r>
               <w:t xml:space="preserve">172.16.0.64</w:t>
@@ -292,6 +309,7 @@
           <w:p>
             <w:pPr>
               <w:pStyle w:val="Compact"/>
+              <w:jc w:val="left"/>
             </w:pPr>
             <w:r>
               <w:t xml:space="preserve">.65 - .94</w:t>
@@ -303,6 +321,7 @@
           <w:p>
             <w:pPr>
               <w:pStyle w:val="Compact"/>
+              <w:jc w:val="left"/>
             </w:pPr>
             <w:r>
               <w:t xml:space="preserve">.95</w:t>
@@ -316,6 +335,7 @@
           <w:p>
             <w:pPr>
               <w:pStyle w:val="Compact"/>
+              <w:jc w:val="left"/>
             </w:pPr>
             <w:r>
               <w:t xml:space="preserve">Testing</w:t>
@@ -327,6 +347,7 @@
           <w:p>
             <w:pPr>
               <w:pStyle w:val="Compact"/>
+              <w:jc w:val="left"/>
             </w:pPr>
             <w:r>
               <w:t xml:space="preserve">10 (14)</w:t>
@@ -338,6 +359,7 @@
           <w:p>
             <w:pPr>
               <w:pStyle w:val="Compact"/>
+              <w:jc w:val="left"/>
             </w:pPr>
             <w:r>
               <w:t xml:space="preserve">/28</w:t>
@@ -349,6 +371,7 @@
           <w:p>
             <w:pPr>
               <w:pStyle w:val="Compact"/>
+              <w:jc w:val="left"/>
             </w:pPr>
             <w:r>
               <w:t xml:space="preserve">172.16.0.96</w:t>
@@ -360,6 +383,7 @@
           <w:p>
             <w:pPr>
               <w:pStyle w:val="Compact"/>
+              <w:jc w:val="left"/>
             </w:pPr>
             <w:r>
               <w:t xml:space="preserve">.97 - .110</w:t>
@@ -371,6 +395,7 @@
           <w:p>
             <w:pPr>
               <w:pStyle w:val="Compact"/>
+              <w:jc w:val="left"/>
             </w:pPr>
             <w:r>
               <w:t xml:space="preserve">.111</w:t>
@@ -384,6 +409,7 @@
           <w:p>
             <w:pPr>
               <w:pStyle w:val="Compact"/>
+              <w:jc w:val="left"/>
             </w:pPr>
             <w:r>
               <w:t xml:space="preserve">WAN 1</w:t>
@@ -395,6 +421,7 @@
           <w:p>
             <w:pPr>
               <w:pStyle w:val="Compact"/>
+              <w:jc w:val="left"/>
             </w:pPr>
             <w:r>
               <w:t xml:space="preserve">2 (2)</w:t>
@@ -406,6 +433,7 @@
           <w:p>
             <w:pPr>
               <w:pStyle w:val="Compact"/>
+              <w:jc w:val="left"/>
             </w:pPr>
             <w:r>
               <w:t xml:space="preserve">/30</w:t>
@@ -417,6 +445,7 @@
           <w:p>
             <w:pPr>
               <w:pStyle w:val="Compact"/>
+              <w:jc w:val="left"/>
             </w:pPr>
             <w:r>
               <w:t xml:space="preserve">172.16.0.112</w:t>
@@ -428,6 +457,7 @@
           <w:p>
             <w:pPr>
               <w:pStyle w:val="Compact"/>
+              <w:jc w:val="left"/>
             </w:pPr>
             <w:r>
               <w:t xml:space="preserve">.113 - .114</w:t>
@@ -439,6 +469,7 @@
           <w:p>
             <w:pPr>
               <w:pStyle w:val="Compact"/>
+              <w:jc w:val="left"/>
             </w:pPr>
             <w:r>
               <w:t xml:space="preserve">.115</w:t>
@@ -452,6 +483,7 @@
           <w:p>
             <w:pPr>
               <w:pStyle w:val="Compact"/>
+              <w:jc w:val="left"/>
             </w:pPr>
             <w:r>
               <w:t xml:space="preserve">WAN 2</w:t>
@@ -463,6 +495,7 @@
           <w:p>
             <w:pPr>
               <w:pStyle w:val="Compact"/>
+              <w:jc w:val="left"/>
             </w:pPr>
             <w:r>
               <w:t xml:space="preserve">2 (2)</w:t>
@@ -474,6 +507,7 @@
           <w:p>
             <w:pPr>
               <w:pStyle w:val="Compact"/>
+              <w:jc w:val="left"/>
             </w:pPr>
             <w:r>
               <w:t xml:space="preserve">/30</w:t>
@@ -485,6 +519,7 @@
           <w:p>
             <w:pPr>
               <w:pStyle w:val="Compact"/>
+              <w:jc w:val="left"/>
             </w:pPr>
             <w:r>
               <w:t xml:space="preserve">172.16.0.116</w:t>
@@ -496,6 +531,7 @@
           <w:p>
             <w:pPr>
               <w:pStyle w:val="Compact"/>
+              <w:jc w:val="left"/>
             </w:pPr>
             <w:r>
               <w:t xml:space="preserve">.117 - .118</w:t>
@@ -507,6 +543,7 @@
           <w:p>
             <w:pPr>
               <w:pStyle w:val="Compact"/>
+              <w:jc w:val="left"/>
             </w:pPr>
             <w:r>
               <w:t xml:space="preserve">.119</w:t>
@@ -520,6 +557,7 @@
           <w:p>
             <w:pPr>
               <w:pStyle w:val="Compact"/>
+              <w:jc w:val="left"/>
             </w:pPr>
             <w:r>
               <w:t xml:space="preserve">WAN 3</w:t>
@@ -531,6 +569,7 @@
           <w:p>
             <w:pPr>
               <w:pStyle w:val="Compact"/>
+              <w:jc w:val="left"/>
             </w:pPr>
             <w:r>
               <w:t xml:space="preserve">2 (2)</w:t>
@@ -542,6 +581,7 @@
           <w:p>
             <w:pPr>
               <w:pStyle w:val="Compact"/>
+              <w:jc w:val="left"/>
             </w:pPr>
             <w:r>
               <w:t xml:space="preserve">/30</w:t>
@@ -553,6 +593,7 @@
           <w:p>
             <w:pPr>
               <w:pStyle w:val="Compact"/>
+              <w:jc w:val="left"/>
             </w:pPr>
             <w:r>
               <w:t xml:space="preserve">172.16.0.120</w:t>
@@ -564,6 +605,7 @@
           <w:p>
             <w:pPr>
               <w:pStyle w:val="Compact"/>
+              <w:jc w:val="left"/>
             </w:pPr>
             <w:r>
               <w:t xml:space="preserve">.121 - .122</w:t>
@@ -575,6 +617,7 @@
           <w:p>
             <w:pPr>
               <w:pStyle w:val="Compact"/>
+              <w:jc w:val="left"/>
             </w:pPr>
             <w:r>
               <w:t xml:space="preserve">.123</w:t>
@@ -630,8 +673,8 @@
         <w:t xml:space="preserve">(126 hosts útiles) y las direcciones .124-.127 se quedarían sin aprovechar por no estar alineadas.</w:t>
       </w:r>
     </w:p>
-    <w:bookmarkEnd w:id="10"/>
-    <w:bookmarkStart w:id="11" w:name="diagnóstico-dhcp"/>
+    <w:bookmarkEnd w:id="21"/>
+    <w:bookmarkStart w:id="22" w:name="diagnóstico-dhcp"/>
     <w:p>
       <w:pPr>
         <w:pStyle w:val="Heading2"/>
@@ -787,8 +830,8 @@
         <w:t xml:space="preserve">Asignar una IP estática si el DHCP no es recuperable</w:t>
       </w:r>
     </w:p>
-    <w:bookmarkEnd w:id="11"/>
-    <w:bookmarkStart w:id="12" w:name="subnetting-binario"/>
+    <w:bookmarkEnd w:id="22"/>
+    <w:bookmarkStart w:id="23" w:name="subnetting-binario"/>
     <w:p>
       <w:pPr>
         <w:pStyle w:val="Heading2"/>
@@ -960,8 +1003,8 @@
         <w:t xml:space="preserve">.30 está en 200.100.50.0/27, .62 está en 200.100.50.32/27.</w:t>
       </w:r>
     </w:p>
-    <w:bookmarkEnd w:id="12"/>
-    <w:bookmarkStart w:id="13" w:name="resumen-de-subredes"/>
+    <w:bookmarkEnd w:id="23"/>
+    <w:bookmarkStart w:id="24" w:name="resumen-de-subredes"/>
     <w:p>
       <w:pPr>
         <w:pStyle w:val="Heading2"/>
@@ -1168,8 +1211,8 @@
         <w:t xml:space="preserve">(El incremento entre subredes es 32 en el tercer octeto: 2¹⁹⁻¹⁶ = 2³ = 32)</w:t>
       </w:r>
     </w:p>
-    <w:bookmarkEnd w:id="13"/>
-    <w:bookmarkStart w:id="14" w:name="sumarización-de-rutas"/>
+    <w:bookmarkEnd w:id="24"/>
+    <w:bookmarkStart w:id="25" w:name="sumarización-de-rutas"/>
     <w:p>
       <w:pPr>
         <w:pStyle w:val="Heading2"/>
@@ -1302,8 +1345,8 @@
         <w:t xml:space="preserve">(1024 direcciones totales)</w:t>
       </w:r>
     </w:p>
-    <w:bookmarkEnd w:id="14"/>
-    <w:bookmarkStart w:id="15" w:name="X1c311cc958e01e70356dc03d3f35e24e9749d0f"/>
+    <w:bookmarkEnd w:id="25"/>
+    <w:bookmarkStart w:id="26" w:name="X1c311cc958e01e70356dc03d3f35e24e9749d0f"/>
     <w:p>
       <w:pPr>
         <w:pStyle w:val="Heading2"/>
@@ -1390,6 +1433,7 @@
       <w:tblPr>
         <w:tblStyle w:val="Table"/>
         <w:tblW w:type="auto" w:w="0"/>
+        <w:jc w:val="left"/>
         <w:tblLook w:firstRow="1" w:lastRow="0" w:firstColumn="0" w:lastColumn="0" w:noHBand="0" w:noVBand="0" w:val="0020"/>
       </w:tblPr>
       <w:tblGrid>
@@ -1408,6 +1452,7 @@
           <w:p>
             <w:pPr>
               <w:pStyle w:val="Compact"/>
+              <w:jc w:val="left"/>
             </w:pPr>
             <w:r>
               <w:t xml:space="preserve">Subred</w:t>
@@ -1419,6 +1464,7 @@
           <w:p>
             <w:pPr>
               <w:pStyle w:val="Compact"/>
+              <w:jc w:val="left"/>
             </w:pPr>
             <w:r>
               <w:t xml:space="preserve">CIDR</w:t>
@@ -1430,6 +1476,7 @@
           <w:p>
             <w:pPr>
               <w:pStyle w:val="Compact"/>
+              <w:jc w:val="left"/>
             </w:pPr>
             <w:r>
               <w:t xml:space="preserve">Red</w:t>
@@ -1441,6 +1488,7 @@
           <w:p>
             <w:pPr>
               <w:pStyle w:val="Compact"/>
+              <w:jc w:val="left"/>
             </w:pPr>
             <w:r>
               <w:t xml:space="preserve">Rango</w:t>
@@ -1452,6 +1500,7 @@
           <w:p>
             <w:pPr>
               <w:pStyle w:val="Compact"/>
+              <w:jc w:val="left"/>
             </w:pPr>
             <w:r>
               <w:t xml:space="preserve">Broadcast</w:t>
@@ -1465,6 +1514,7 @@
           <w:p>
             <w:pPr>
               <w:pStyle w:val="Compact"/>
+              <w:jc w:val="left"/>
             </w:pPr>
             <w:r>
               <w:t xml:space="preserve">Administración</w:t>
@@ -1476,6 +1526,7 @@
           <w:p>
             <w:pPr>
               <w:pStyle w:val="Compact"/>
+              <w:jc w:val="left"/>
             </w:pPr>
             <w:r>
               <w:t xml:space="preserve">/24</w:t>
@@ -1487,6 +1538,7 @@
           <w:p>
             <w:pPr>
               <w:pStyle w:val="Compact"/>
+              <w:jc w:val="left"/>
             </w:pPr>
             <w:r>
               <w:t xml:space="preserve">10.0.0.0</w:t>
@@ -1498,6 +1550,7 @@
           <w:p>
             <w:pPr>
               <w:pStyle w:val="Compact"/>
+              <w:jc w:val="left"/>
             </w:pPr>
             <w:r>
               <w:t xml:space="preserve">.1 - .254</w:t>
@@ -1509,6 +1562,7 @@
           <w:p>
             <w:pPr>
               <w:pStyle w:val="Compact"/>
+              <w:jc w:val="left"/>
             </w:pPr>
             <w:r>
               <w:t xml:space="preserve">.255</w:t>
@@ -1522,6 +1576,7 @@
           <w:p>
             <w:pPr>
               <w:pStyle w:val="Compact"/>
+              <w:jc w:val="left"/>
             </w:pPr>
             <w:r>
               <w:t xml:space="preserve">Producción</w:t>
@@ -1533,6 +1588,7 @@
           <w:p>
             <w:pPr>
               <w:pStyle w:val="Compact"/>
+              <w:jc w:val="left"/>
             </w:pPr>
             <w:r>
               <w:t xml:space="preserve">/25</w:t>
@@ -1544,6 +1600,7 @@
           <w:p>
             <w:pPr>
               <w:pStyle w:val="Compact"/>
+              <w:jc w:val="left"/>
             </w:pPr>
             <w:r>
               <w:t xml:space="preserve">10.0.1.0</w:t>
@@ -1555,6 +1612,7 @@
           <w:p>
             <w:pPr>
               <w:pStyle w:val="Compact"/>
+              <w:jc w:val="left"/>
             </w:pPr>
             <w:r>
               <w:t xml:space="preserve">.1 - .126</w:t>
@@ -1566,6 +1624,7 @@
           <w:p>
             <w:pPr>
               <w:pStyle w:val="Compact"/>
+              <w:jc w:val="left"/>
             </w:pPr>
             <w:r>
               <w:t xml:space="preserve">.127</w:t>
@@ -1579,6 +1638,7 @@
           <w:p>
             <w:pPr>
               <w:pStyle w:val="Compact"/>
+              <w:jc w:val="left"/>
             </w:pPr>
             <w:r>
               <w:t xml:space="preserve">IT</w:t>
@@ -1590,6 +1650,7 @@
           <w:p>
             <w:pPr>
               <w:pStyle w:val="Compact"/>
+              <w:jc w:val="left"/>
             </w:pPr>
             <w:r>
               <w:t xml:space="preserve">/26</w:t>
@@ -1601,6 +1662,7 @@
           <w:p>
             <w:pPr>
               <w:pStyle w:val="Compact"/>
+              <w:jc w:val="left"/>
             </w:pPr>
             <w:r>
               <w:t xml:space="preserve">10.0.1.128</w:t>
@@ -1612,6 +1674,7 @@
           <w:p>
             <w:pPr>
               <w:pStyle w:val="Compact"/>
+              <w:jc w:val="left"/>
             </w:pPr>
             <w:r>
               <w:t xml:space="preserve">.129 - .190</w:t>
@@ -1623,6 +1686,7 @@
           <w:p>
             <w:pPr>
               <w:pStyle w:val="Compact"/>
+              <w:jc w:val="left"/>
             </w:pPr>
             <w:r>
               <w:t xml:space="preserve">.191</w:t>
@@ -1636,6 +1700,7 @@
           <w:p>
             <w:pPr>
               <w:pStyle w:val="Compact"/>
+              <w:jc w:val="left"/>
             </w:pPr>
             <w:r>
               <w:t xml:space="preserve">Ventas</w:t>
@@ -1647,6 +1712,7 @@
           <w:p>
             <w:pPr>
               <w:pStyle w:val="Compact"/>
+              <w:jc w:val="left"/>
             </w:pPr>
             <w:r>
               <w:t xml:space="preserve">/26</w:t>
@@ -1658,6 +1724,7 @@
           <w:p>
             <w:pPr>
               <w:pStyle w:val="Compact"/>
+              <w:jc w:val="left"/>
             </w:pPr>
             <w:r>
               <w:t xml:space="preserve">10.0.1.192</w:t>
@@ -1669,6 +1736,7 @@
           <w:p>
             <w:pPr>
               <w:pStyle w:val="Compact"/>
+              <w:jc w:val="left"/>
             </w:pPr>
             <w:r>
               <w:t xml:space="preserve">.193 - .254</w:t>
@@ -1680,6 +1748,7 @@
           <w:p>
             <w:pPr>
               <w:pStyle w:val="Compact"/>
+              <w:jc w:val="left"/>
             </w:pPr>
             <w:r>
               <w:t xml:space="preserve">.255</w:t>
@@ -1693,6 +1762,7 @@
           <w:p>
             <w:pPr>
               <w:pStyle w:val="Compact"/>
+              <w:jc w:val="left"/>
             </w:pPr>
             <w:r>
               <w:t xml:space="preserve">Almacén</w:t>
@@ -1704,6 +1774,7 @@
           <w:p>
             <w:pPr>
               <w:pStyle w:val="Compact"/>
+              <w:jc w:val="left"/>
             </w:pPr>
             <w:r>
               <w:t xml:space="preserve">/27</w:t>
@@ -1715,6 +1786,7 @@
           <w:p>
             <w:pPr>
               <w:pStyle w:val="Compact"/>
+              <w:jc w:val="left"/>
             </w:pPr>
             <w:r>
               <w:t xml:space="preserve">10.0.2.0</w:t>
@@ -1726,6 +1798,7 @@
           <w:p>
             <w:pPr>
               <w:pStyle w:val="Compact"/>
+              <w:jc w:val="left"/>
             </w:pPr>
             <w:r>
               <w:t xml:space="preserve">.1 - .30</w:t>
@@ -1737,6 +1810,7 @@
           <w:p>
             <w:pPr>
               <w:pStyle w:val="Compact"/>
+              <w:jc w:val="left"/>
             </w:pPr>
             <w:r>
               <w:t xml:space="preserve">.31</w:t>
@@ -1750,6 +1824,7 @@
           <w:p>
             <w:pPr>
               <w:pStyle w:val="Compact"/>
+              <w:jc w:val="left"/>
             </w:pPr>
             <w:r>
               <w:t xml:space="preserve">Dirección</w:t>
@@ -1761,6 +1836,7 @@
           <w:p>
             <w:pPr>
               <w:pStyle w:val="Compact"/>
+              <w:jc w:val="left"/>
             </w:pPr>
             <w:r>
               <w:t xml:space="preserve">/28</w:t>
@@ -1772,6 +1848,7 @@
           <w:p>
             <w:pPr>
               <w:pStyle w:val="Compact"/>
+              <w:jc w:val="left"/>
             </w:pPr>
             <w:r>
               <w:t xml:space="preserve">10.0.2.32</w:t>
@@ -1783,6 +1860,7 @@
           <w:p>
             <w:pPr>
               <w:pStyle w:val="Compact"/>
+              <w:jc w:val="left"/>
             </w:pPr>
             <w:r>
               <w:t xml:space="preserve">.33 - .46</w:t>
@@ -1794,6 +1872,7 @@
           <w:p>
             <w:pPr>
               <w:pStyle w:val="Compact"/>
+              <w:jc w:val="left"/>
             </w:pPr>
             <w:r>
               <w:t xml:space="preserve">.47</w:t>
@@ -1807,6 +1886,7 @@
           <w:p>
             <w:pPr>
               <w:pStyle w:val="Compact"/>
+              <w:jc w:val="left"/>
             </w:pPr>
             <w:r>
               <w:t xml:space="preserve">Enlace</w:t>
@@ -1818,6 +1898,7 @@
           <w:p>
             <w:pPr>
               <w:pStyle w:val="Compact"/>
+              <w:jc w:val="left"/>
             </w:pPr>
             <w:r>
               <w:t xml:space="preserve">/30</w:t>
@@ -1829,6 +1910,7 @@
           <w:p>
             <w:pPr>
               <w:pStyle w:val="Compact"/>
+              <w:jc w:val="left"/>
             </w:pPr>
             <w:r>
               <w:t xml:space="preserve">10.0.2.48</w:t>
@@ -1840,6 +1922,7 @@
           <w:p>
             <w:pPr>
               <w:pStyle w:val="Compact"/>
+              <w:jc w:val="left"/>
             </w:pPr>
             <w:r>
               <w:t xml:space="preserve">.49 - .50</w:t>
@@ -1851,6 +1934,7 @@
           <w:p>
             <w:pPr>
               <w:pStyle w:val="Compact"/>
+              <w:jc w:val="left"/>
             </w:pPr>
             <w:r>
               <w:t xml:space="preserve">.51</w:t>
@@ -1905,8 +1989,8 @@
         <w:t xml:space="preserve">Si cada departamento duplica sus hosts, Administración necesitaría /23 (510 hosts), lo que rompe el plan VLSM actual. Habría que rediseñar usando una red base más grande (ej. /20) desde el principio.</w:t>
       </w:r>
     </w:p>
-    <w:bookmarkEnd w:id="15"/>
-    <w:bookmarkStart w:id="16" w:name="vlsm-con-requisitos-mínimos"/>
+    <w:bookmarkEnd w:id="26"/>
+    <w:bookmarkStart w:id="27" w:name="vlsm-con-requisitos-mínimos"/>
     <w:p>
       <w:pPr>
         <w:pStyle w:val="Heading2"/>
@@ -1945,6 +2029,7 @@
       <w:tblPr>
         <w:tblStyle w:val="Table"/>
         <w:tblW w:type="pct" w:w="5000"/>
+        <w:jc w:val="left"/>
         <w:tblLayout w:type="fixed"/>
         <w:tblLook w:firstRow="1" w:lastRow="0" w:firstColumn="0" w:lastColumn="0" w:noHBand="0" w:noVBand="0" w:val="0020"/>
       </w:tblPr>
@@ -1965,6 +2050,7 @@
           <w:p>
             <w:pPr>
               <w:pStyle w:val="Compact"/>
+              <w:jc w:val="left"/>
             </w:pPr>
             <w:r>
               <w:t xml:space="preserve">Subred</w:t>
@@ -1976,6 +2062,7 @@
           <w:p>
             <w:pPr>
               <w:pStyle w:val="Compact"/>
+              <w:jc w:val="left"/>
             </w:pPr>
             <w:r>
               <w:t xml:space="preserve">Resolviendo</w:t>
@@ -1987,6 +2074,7 @@
           <w:p>
             <w:pPr>
               <w:pStyle w:val="Compact"/>
+              <w:jc w:val="left"/>
             </w:pPr>
             <w:r>
               <w:t xml:space="preserve">CIDR</w:t>
@@ -1998,6 +2086,7 @@
           <w:p>
             <w:pPr>
               <w:pStyle w:val="Compact"/>
+              <w:jc w:val="left"/>
             </w:pPr>
             <w:r>
               <w:t xml:space="preserve">Red</w:t>
@@ -2009,6 +2098,7 @@
           <w:p>
             <w:pPr>
               <w:pStyle w:val="Compact"/>
+              <w:jc w:val="left"/>
             </w:pPr>
             <w:r>
               <w:t xml:space="preserve">Rango</w:t>
@@ -2020,6 +2110,7 @@
           <w:p>
             <w:pPr>
               <w:pStyle w:val="Compact"/>
+              <w:jc w:val="left"/>
             </w:pPr>
             <w:r>
               <w:t xml:space="preserve">Broadcast</w:t>
@@ -2033,6 +2124,7 @@
           <w:p>
             <w:pPr>
               <w:pStyle w:val="Compact"/>
+              <w:jc w:val="left"/>
             </w:pPr>
             <w:r>
               <w:t xml:space="preserve">Producción</w:t>
@@ -2044,6 +2136,7 @@
           <w:p>
             <w:pPr>
               <w:pStyle w:val="Compact"/>
+              <w:jc w:val="left"/>
             </w:pPr>
             <w:r>
               <w:t xml:space="preserve">2ʰ−2 ≥ 50 → h=6 (62)</w:t>
@@ -2055,6 +2148,7 @@
           <w:p>
             <w:pPr>
               <w:pStyle w:val="Compact"/>
+              <w:jc w:val="left"/>
             </w:pPr>
             <w:r>
               <w:t xml:space="preserve">/26</w:t>
@@ -2066,6 +2160,7 @@
           <w:p>
             <w:pPr>
               <w:pStyle w:val="Compact"/>
+              <w:jc w:val="left"/>
             </w:pPr>
             <w:r>
               <w:t xml:space="preserve">192.168.1.0</w:t>
@@ -2077,6 +2172,7 @@
           <w:p>
             <w:pPr>
               <w:pStyle w:val="Compact"/>
+              <w:jc w:val="left"/>
             </w:pPr>
             <w:r>
               <w:t xml:space="preserve">.1 - .62</w:t>
@@ -2088,6 +2184,7 @@
           <w:p>
             <w:pPr>
               <w:pStyle w:val="Compact"/>
+              <w:jc w:val="left"/>
             </w:pPr>
             <w:r>
               <w:t xml:space="preserve">.63</w:t>
@@ -2101,6 +2198,7 @@
           <w:p>
             <w:pPr>
               <w:pStyle w:val="Compact"/>
+              <w:jc w:val="left"/>
             </w:pPr>
             <w:r>
               <w:t xml:space="preserve">Comercial</w:t>
@@ -2112,6 +2210,7 @@
           <w:p>
             <w:pPr>
               <w:pStyle w:val="Compact"/>
+              <w:jc w:val="left"/>
             </w:pPr>
             <w:r>
               <w:t xml:space="preserve">2ʰ−2 ≥ 25 → h=5 (30)</w:t>
@@ -2123,6 +2222,7 @@
           <w:p>
             <w:pPr>
               <w:pStyle w:val="Compact"/>
+              <w:jc w:val="left"/>
             </w:pPr>
             <w:r>
               <w:t xml:space="preserve">/27</w:t>
@@ -2134,6 +2234,7 @@
           <w:p>
             <w:pPr>
               <w:pStyle w:val="Compact"/>
+              <w:jc w:val="left"/>
             </w:pPr>
             <w:r>
               <w:t xml:space="preserve">192.168.1.64</w:t>
@@ -2145,6 +2246,7 @@
           <w:p>
             <w:pPr>
               <w:pStyle w:val="Compact"/>
+              <w:jc w:val="left"/>
             </w:pPr>
             <w:r>
               <w:t xml:space="preserve">.65 - .94</w:t>
@@ -2156,6 +2258,7 @@
           <w:p>
             <w:pPr>
               <w:pStyle w:val="Compact"/>
+              <w:jc w:val="left"/>
             </w:pPr>
             <w:r>
               <w:t xml:space="preserve">.95</w:t>
@@ -2169,6 +2272,7 @@
           <w:p>
             <w:pPr>
               <w:pStyle w:val="Compact"/>
+              <w:jc w:val="left"/>
             </w:pPr>
             <w:r>
               <w:t xml:space="preserve">Soporte</w:t>
@@ -2180,6 +2284,7 @@
           <w:p>
             <w:pPr>
               <w:pStyle w:val="Compact"/>
+              <w:jc w:val="left"/>
             </w:pPr>
             <w:r>
               <w:t xml:space="preserve">2ʰ−2 ≥ 10 → h=4 (14)</w:t>
@@ -2191,6 +2296,7 @@
           <w:p>
             <w:pPr>
               <w:pStyle w:val="Compact"/>
+              <w:jc w:val="left"/>
             </w:pPr>
             <w:r>
               <w:t xml:space="preserve">/28</w:t>
@@ -2202,6 +2308,7 @@
           <w:p>
             <w:pPr>
               <w:pStyle w:val="Compact"/>
+              <w:jc w:val="left"/>
             </w:pPr>
             <w:r>
               <w:t xml:space="preserve">192.168.1.96</w:t>
@@ -2213,6 +2320,7 @@
           <w:p>
             <w:pPr>
               <w:pStyle w:val="Compact"/>
+              <w:jc w:val="left"/>
             </w:pPr>
             <w:r>
               <w:t xml:space="preserve">.97 - .110</w:t>
@@ -2224,6 +2332,7 @@
           <w:p>
             <w:pPr>
               <w:pStyle w:val="Compact"/>
+              <w:jc w:val="left"/>
             </w:pPr>
             <w:r>
               <w:t xml:space="preserve">.111</w:t>
@@ -2237,6 +2346,7 @@
           <w:p>
             <w:pPr>
               <w:pStyle w:val="Compact"/>
+              <w:jc w:val="left"/>
             </w:pPr>
             <w:r>
               <w:t xml:space="preserve">Enlace WAN</w:t>
@@ -2248,6 +2358,7 @@
           <w:p>
             <w:pPr>
               <w:pStyle w:val="Compact"/>
+              <w:jc w:val="left"/>
             </w:pPr>
             <w:r>
               <w:t xml:space="preserve">2ʰ−2 ≥ 2 → h=2 (2)</w:t>
@@ -2259,6 +2370,7 @@
           <w:p>
             <w:pPr>
               <w:pStyle w:val="Compact"/>
+              <w:jc w:val="left"/>
             </w:pPr>
             <w:r>
               <w:t xml:space="preserve">/30</w:t>
@@ -2270,6 +2382,7 @@
           <w:p>
             <w:pPr>
               <w:pStyle w:val="Compact"/>
+              <w:jc w:val="left"/>
             </w:pPr>
             <w:r>
               <w:t xml:space="preserve">192.168.1.112</w:t>
@@ -2281,6 +2394,7 @@
           <w:p>
             <w:pPr>
               <w:pStyle w:val="Compact"/>
+              <w:jc w:val="left"/>
             </w:pPr>
             <w:r>
               <w:t xml:space="preserve">.113 - .114</w:t>
@@ -2292,6 +2406,7 @@
           <w:p>
             <w:pPr>
               <w:pStyle w:val="Compact"/>
+              <w:jc w:val="left"/>
             </w:pPr>
             <w:r>
               <w:t xml:space="preserve">.115</w:t>
@@ -2369,8 +2484,8 @@
         <w:t xml:space="preserve">Producción acaba en .63 → Comercial arranca en .64. Comercial acaba en .95 → Soporte arranca en .96. Soporte acaba en .111 → el enlace WAN arranca en .112.</w:t>
       </w:r>
     </w:p>
-    <w:bookmarkEnd w:id="16"/>
-    <w:bookmarkStart w:id="17" w:name="conflicto-de-ip"/>
+    <w:bookmarkEnd w:id="27"/>
+    <w:bookmarkStart w:id="28" w:name="conflicto-de-ip"/>
     <w:p>
       <w:pPr>
         <w:pStyle w:val="Heading2"/>
@@ -2416,7 +2531,13 @@
         <w:t xml:space="preserve"> </w:t>
       </w:r>
       <w:r>
-        <w:t xml:space="preserve">“duplicate address”</w:t>
+        <w:t xml:space="preserve">“</w:t>
+      </w:r>
+      <w:r>
+        <w:t xml:space="preserve">duplicate address</w:t>
+      </w:r>
+      <w:r>
+        <w:t xml:space="preserve">”</w:t>
       </w:r>
       <w:r>
         <w:t xml:space="preserve">, y el tráfico hacia esa IP puede ir a uno o a otro. El servidor DHCP puede detectarlo</w:t>
@@ -2551,8 +2672,8 @@
         <w:t xml:space="preserve">por MAC para los equipos que quieras fijos sin configurarlos a mano.</w:t>
       </w:r>
     </w:p>
-    <w:bookmarkEnd w:id="17"/>
-    <w:bookmarkStart w:id="18" w:name="fragmentación-real-túnel-y-mtu"/>
+    <w:bookmarkEnd w:id="28"/>
+    <w:bookmarkStart w:id="29" w:name="fragmentación-real-túnel-y-mtu"/>
     <w:p>
       <w:pPr>
         <w:pStyle w:val="Heading2"/>
@@ -2662,6 +2783,7 @@
       <w:tblPr>
         <w:tblStyle w:val="Table"/>
         <w:tblW w:type="auto" w:w="0"/>
+        <w:jc w:val="left"/>
         <w:tblLook w:firstRow="1" w:lastRow="0" w:firstColumn="0" w:lastColumn="0" w:noHBand="0" w:noVBand="0" w:val="0020"/>
       </w:tblPr>
       <w:tblGrid>
@@ -2679,6 +2801,7 @@
           <w:p>
             <w:pPr>
               <w:pStyle w:val="Compact"/>
+              <w:jc w:val="left"/>
             </w:pPr>
             <w:r>
               <w:t xml:space="preserve">Frag</w:t>
@@ -2690,6 +2813,7 @@
           <w:p>
             <w:pPr>
               <w:pStyle w:val="Compact"/>
+              <w:jc w:val="left"/>
             </w:pPr>
             <w:r>
               <w:t xml:space="preserve">Datos</w:t>
@@ -2701,6 +2825,7 @@
           <w:p>
             <w:pPr>
               <w:pStyle w:val="Compact"/>
+              <w:jc w:val="left"/>
             </w:pPr>
             <w:r>
               <w:t xml:space="preserve">MF</w:t>
@@ -2712,6 +2837,7 @@
           <w:p>
             <w:pPr>
               <w:pStyle w:val="Compact"/>
+              <w:jc w:val="left"/>
             </w:pPr>
             <w:r>
               <w:t xml:space="preserve">Offset (×8)</w:t>
@@ -2725,6 +2851,7 @@
           <w:p>
             <w:pPr>
               <w:pStyle w:val="Compact"/>
+              <w:jc w:val="left"/>
             </w:pPr>
             <w:r>
               <w:t xml:space="preserve">1a</w:t>
@@ -2736,6 +2863,7 @@
           <w:p>
             <w:pPr>
               <w:pStyle w:val="Compact"/>
+              <w:jc w:val="left"/>
             </w:pPr>
             <w:r>
               <w:t xml:space="preserve">976</w:t>
@@ -2747,6 +2875,7 @@
           <w:p>
             <w:pPr>
               <w:pStyle w:val="Compact"/>
+              <w:jc w:val="left"/>
             </w:pPr>
             <w:r>
               <w:t xml:space="preserve">1</w:t>
@@ -2758,6 +2887,7 @@
           <w:p>
             <w:pPr>
               <w:pStyle w:val="Compact"/>
+              <w:jc w:val="left"/>
             </w:pPr>
             <w:r>
               <w:t xml:space="preserve">0</w:t>
@@ -2771,6 +2901,7 @@
           <w:p>
             <w:pPr>
               <w:pStyle w:val="Compact"/>
+              <w:jc w:val="left"/>
             </w:pPr>
             <w:r>
               <w:t xml:space="preserve">1b</w:t>
@@ -2782,6 +2913,7 @@
           <w:p>
             <w:pPr>
               <w:pStyle w:val="Compact"/>
+              <w:jc w:val="left"/>
             </w:pPr>
             <w:r>
               <w:t xml:space="preserve">504</w:t>
@@ -2793,6 +2925,7 @@
           <w:p>
             <w:pPr>
               <w:pStyle w:val="Compact"/>
+              <w:jc w:val="left"/>
             </w:pPr>
             <w:r>
               <w:t xml:space="preserve">1</w:t>
@@ -2804,6 +2937,7 @@
           <w:p>
             <w:pPr>
               <w:pStyle w:val="Compact"/>
+              <w:jc w:val="left"/>
             </w:pPr>
             <w:r>
               <w:t xml:space="preserve">122 (976/8)</w:t>
@@ -2817,6 +2951,7 @@
           <w:p>
             <w:pPr>
               <w:pStyle w:val="Compact"/>
+              <w:jc w:val="left"/>
             </w:pPr>
             <w:r>
               <w:t xml:space="preserve">2a</w:t>
@@ -2828,6 +2963,7 @@
           <w:p>
             <w:pPr>
               <w:pStyle w:val="Compact"/>
+              <w:jc w:val="left"/>
             </w:pPr>
             <w:r>
               <w:t xml:space="preserve">976</w:t>
@@ -2839,6 +2975,7 @@
           <w:p>
             <w:pPr>
               <w:pStyle w:val="Compact"/>
+              <w:jc w:val="left"/>
             </w:pPr>
             <w:r>
               <w:t xml:space="preserve">1</w:t>
@@ -2850,6 +2987,7 @@
           <w:p>
             <w:pPr>
               <w:pStyle w:val="Compact"/>
+              <w:jc w:val="left"/>
             </w:pPr>
             <w:r>
               <w:t xml:space="preserve">185</w:t>
@@ -2863,6 +3001,7 @@
           <w:p>
             <w:pPr>
               <w:pStyle w:val="Compact"/>
+              <w:jc w:val="left"/>
             </w:pPr>
             <w:r>
               <w:t xml:space="preserve">2b</w:t>
@@ -2874,6 +3013,7 @@
           <w:p>
             <w:pPr>
               <w:pStyle w:val="Compact"/>
+              <w:jc w:val="left"/>
             </w:pPr>
             <w:r>
               <w:t xml:space="preserve">504</w:t>
@@ -2885,6 +3025,7 @@
           <w:p>
             <w:pPr>
               <w:pStyle w:val="Compact"/>
+              <w:jc w:val="left"/>
             </w:pPr>
             <w:r>
               <w:t xml:space="preserve">1</w:t>
@@ -2896,6 +3037,7 @@
           <w:p>
             <w:pPr>
               <w:pStyle w:val="Compact"/>
+              <w:jc w:val="left"/>
             </w:pPr>
             <w:r>
               <w:t xml:space="preserve">307 (2456/8)</w:t>
@@ -2909,6 +3051,7 @@
           <w:p>
             <w:pPr>
               <w:pStyle w:val="Compact"/>
+              <w:jc w:val="left"/>
             </w:pPr>
             <w:r>
               <w:t xml:space="preserve">3a</w:t>
@@ -2920,6 +3063,7 @@
           <w:p>
             <w:pPr>
               <w:pStyle w:val="Compact"/>
+              <w:jc w:val="left"/>
             </w:pPr>
             <w:r>
               <w:t xml:space="preserve">976</w:t>
@@ -2931,6 +3075,7 @@
           <w:p>
             <w:pPr>
               <w:pStyle w:val="Compact"/>
+              <w:jc w:val="left"/>
             </w:pPr>
             <w:r>
               <w:t xml:space="preserve">1</w:t>
@@ -2942,6 +3087,7 @@
           <w:p>
             <w:pPr>
               <w:pStyle w:val="Compact"/>
+              <w:jc w:val="left"/>
             </w:pPr>
             <w:r>
               <w:t xml:space="preserve">370</w:t>
@@ -2955,6 +3101,7 @@
           <w:p>
             <w:pPr>
               <w:pStyle w:val="Compact"/>
+              <w:jc w:val="left"/>
             </w:pPr>
             <w:r>
               <w:t xml:space="preserve">3b</w:t>
@@ -2966,6 +3113,7 @@
           <w:p>
             <w:pPr>
               <w:pStyle w:val="Compact"/>
+              <w:jc w:val="left"/>
             </w:pPr>
             <w:r>
               <w:t xml:space="preserve">504</w:t>
@@ -2977,6 +3125,7 @@
           <w:p>
             <w:pPr>
               <w:pStyle w:val="Compact"/>
+              <w:jc w:val="left"/>
             </w:pPr>
             <w:r>
               <w:t xml:space="preserve">1</w:t>
@@ -2988,6 +3137,7 @@
           <w:p>
             <w:pPr>
               <w:pStyle w:val="Compact"/>
+              <w:jc w:val="left"/>
             </w:pPr>
             <w:r>
               <w:t xml:space="preserve">492 (3936/8)</w:t>
@@ -3001,6 +3151,7 @@
           <w:p>
             <w:pPr>
               <w:pStyle w:val="Compact"/>
+              <w:jc w:val="left"/>
             </w:pPr>
             <w:r>
               <w:t xml:space="preserve">4</w:t>
@@ -3012,6 +3163,7 @@
           <w:p>
             <w:pPr>
               <w:pStyle w:val="Compact"/>
+              <w:jc w:val="left"/>
             </w:pPr>
             <w:r>
               <w:t xml:space="preserve">560</w:t>
@@ -3023,6 +3175,7 @@
           <w:p>
             <w:pPr>
               <w:pStyle w:val="Compact"/>
+              <w:jc w:val="left"/>
             </w:pPr>
             <w:r>
               <w:rPr>
@@ -3038,6 +3191,7 @@
           <w:p>
             <w:pPr>
               <w:pStyle w:val="Compact"/>
+              <w:jc w:val="left"/>
             </w:pPr>
             <w:r>
               <w:t xml:space="preserve">555</w:t>
@@ -3102,7 +3256,21 @@
           <w:b/>
           <w:bCs/>
         </w:rPr>
-        <w:t xml:space="preserve">“Packet needs to be fragmented but DF set”</w:t>
+        <w:t xml:space="preserve">“</w:t>
+      </w:r>
+      <w:r>
+        <w:rPr>
+          <w:b/>
+          <w:bCs/>
+        </w:rPr>
+        <w:t xml:space="preserve">Packet needs to be fragmented but DF set</w:t>
+      </w:r>
+      <w:r>
+        <w:rPr>
+          <w:b/>
+          <w:bCs/>
+        </w:rPr>
+        <w:t xml:space="preserve">”</w:t>
       </w:r>
       <w:r>
         <w:t xml:space="preserve">; con</w:t>
@@ -3175,8 +3343,8 @@
         <w:t xml:space="preserve">fragmenta; los routers intermedios no fragmentan (Path MTU Discovery / Packet Too Big de ICMPv6).</w:t>
       </w:r>
     </w:p>
-    <w:bookmarkEnd w:id="18"/>
-    <w:bookmarkStart w:id="19" w:name="arp-wireshark-y-capas"/>
+    <w:bookmarkEnd w:id="29"/>
+    <w:bookmarkStart w:id="30" w:name="arp-wireshark-y-capas"/>
     <w:p>
       <w:pPr>
         <w:pStyle w:val="Heading2"/>
@@ -3212,7 +3380,13 @@
         <w:t xml:space="preserve"> </w:t>
       </w:r>
       <w:r>
-        <w:t xml:space="preserve">“sobre”</w:t>
+        <w:t xml:space="preserve">“</w:t>
+      </w:r>
+      <w:r>
+        <w:t xml:space="preserve">sobre</w:t>
+      </w:r>
+      <w:r>
+        <w:t xml:space="preserve">”</w:t>
       </w:r>
       <w:r>
         <w:t xml:space="preserve"> </w:t>
@@ -3251,7 +3425,13 @@
         <w:t xml:space="preserve"> </w:t>
       </w:r>
       <w:r>
-        <w:t xml:space="preserve">“se queda”</w:t>
+        <w:t xml:space="preserve">“</w:t>
+      </w:r>
+      <w:r>
+        <w:t xml:space="preserve">se queda</w:t>
+      </w:r>
+      <w:r>
+        <w:t xml:space="preserve">”</w:t>
       </w:r>
       <w:r>
         <w:t xml:space="preserve"> </w:t>
@@ -3279,7 +3459,13 @@
         <w:t xml:space="preserve"> </w:t>
       </w:r>
       <w:r>
-        <w:t xml:space="preserve">“por la puerta”</w:t>
+        <w:t xml:space="preserve">“</w:t>
+      </w:r>
+      <w:r>
+        <w:t xml:space="preserve">por la puerta</w:t>
+      </w:r>
+      <w:r>
+        <w:t xml:space="preserve">”</w:t>
       </w:r>
       <w:r>
         <w:t xml:space="preserve"> </w:t>
@@ -3439,13 +3625,9 @@
         <w:t xml:space="preserve">= 192.168.1.1 (además del protocolo = 1 para ICMP).</w:t>
       </w:r>
     </w:p>
-    <w:bookmarkEnd w:id="19"/>
-    <w:bookmarkEnd w:id="20"/>
-    <w:sectPr>
-      <w:footnotePr>
-        <w:numRestart w:val="eachSect"/>
-      </w:footnotePr>
-    </w:sectPr>
+    <w:bookmarkEnd w:id="30"/>
+    <w:bookmarkEnd w:id="31"/>
+    <w:sectPr/>
   </w:body>
 </w:document>
 </file>
@@ -3483,7 +3665,7 @@
       <w:lvlText w:val=" "/>
       <w:lvlJc w:val="left"/>
       <w:pPr>
-        <w:ind w:left="720" w:hanging="360"/>
+        <w:ind w:left="720" w:hanging="480"/>
       </w:pPr>
     </w:lvl>
     <w:lvl w:ilvl="1">
@@ -3491,7 +3673,7 @@
       <w:lvlText w:val=" "/>
       <w:lvlJc w:val="left"/>
       <w:pPr>
-        <w:ind w:left="1440" w:hanging="360"/>
+        <w:ind w:left="1440" w:hanging="480"/>
       </w:pPr>
     </w:lvl>
     <w:lvl w:ilvl="2">
@@ -3499,7 +3681,7 @@
       <w:lvlText w:val=" "/>
       <w:lvlJc w:val="left"/>
       <w:pPr>
-        <w:ind w:left="2160" w:hanging="360"/>
+        <w:ind w:left="2160" w:hanging="480"/>
       </w:pPr>
     </w:lvl>
     <w:lvl w:ilvl="3">
@@ -3507,7 +3689,7 @@
       <w:lvlText w:val=" "/>
       <w:lvlJc w:val="left"/>
       <w:pPr>
-        <w:ind w:left="2880" w:hanging="360"/>
+        <w:ind w:left="2880" w:hanging="480"/>
       </w:pPr>
     </w:lvl>
     <w:lvl w:ilvl="4">
@@ -3515,7 +3697,7 @@
       <w:lvlText w:val=" "/>
       <w:lvlJc w:val="left"/>
       <w:pPr>
-        <w:ind w:left="3600" w:hanging="360"/>
+        <w:ind w:left="3600" w:hanging="480"/>
       </w:pPr>
     </w:lvl>
     <w:lvl w:ilvl="5">
@@ -3523,7 +3705,7 @@
       <w:lvlText w:val=" "/>
       <w:lvlJc w:val="left"/>
       <w:pPr>
-        <w:ind w:left="4320" w:hanging="360"/>
+        <w:ind w:left="4320" w:hanging="480"/>
       </w:pPr>
     </w:lvl>
     <w:lvl w:ilvl="6">
@@ -3531,7 +3713,7 @@
       <w:lvlText w:val=" "/>
       <w:lvlJc w:val="left"/>
       <w:pPr>
-        <w:ind w:left="5040" w:hanging="360"/>
+        <w:ind w:left="5040" w:hanging="480"/>
       </w:pPr>
     </w:lvl>
     <w:lvl w:ilvl="7">
@@ -3539,7 +3721,7 @@
       <w:lvlText w:val=" "/>
       <w:lvlJc w:val="left"/>
       <w:pPr>
-        <w:ind w:left="5760" w:hanging="360"/>
+        <w:ind w:left="5760" w:hanging="480"/>
       </w:pPr>
     </w:lvl>
     <w:lvl w:ilvl="8">
@@ -3547,7 +3729,7 @@
       <w:lvlText w:val=" "/>
       <w:lvlJc w:val="left"/>
       <w:pPr>
-        <w:ind w:left="6480" w:hanging="360"/>
+        <w:ind w:left="6480" w:hanging="480"/>
       </w:pPr>
     </w:lvl>
   </w:abstractNum>
@@ -3560,7 +3742,7 @@
       <w:lvlText w:val="%1)"/>
       <w:lvlJc w:val="left"/>
       <w:pPr>
-        <w:ind w:left="720" w:hanging="360"/>
+        <w:ind w:left="720" w:hanging="480"/>
       </w:pPr>
     </w:lvl>
     <w:lvl w:ilvl="1">
@@ -3569,7 +3751,7 @@
       <w:lvlText w:val="%2)"/>
       <w:lvlJc w:val="left"/>
       <w:pPr>
-        <w:ind w:left="1440" w:hanging="360"/>
+        <w:ind w:left="1440" w:hanging="480"/>
       </w:pPr>
     </w:lvl>
     <w:lvl w:ilvl="2">
@@ -3578,7 +3760,7 @@
       <w:lvlText w:val="%3)"/>
       <w:lvlJc w:val="left"/>
       <w:pPr>
-        <w:ind w:left="2160" w:hanging="360"/>
+        <w:ind w:left="2160" w:hanging="480"/>
       </w:pPr>
     </w:lvl>
     <w:lvl w:ilvl="3">
@@ -3587,7 +3769,7 @@
       <w:lvlText w:val="%4)"/>
       <w:lvlJc w:val="left"/>
       <w:pPr>
-        <w:ind w:left="2880" w:hanging="360"/>
+        <w:ind w:left="2880" w:hanging="480"/>
       </w:pPr>
     </w:lvl>
     <w:lvl w:ilvl="4">
@@ -3596,7 +3778,7 @@
       <w:lvlText w:val="%5)"/>
       <w:lvlJc w:val="left"/>
       <w:pPr>
-        <w:ind w:left="3600" w:hanging="360"/>
+        <w:ind w:left="3600" w:hanging="480"/>
       </w:pPr>
     </w:lvl>
     <w:lvl w:ilvl="5">
@@ -3605,7 +3787,7 @@
       <w:lvlText w:val="%6)"/>
       <w:lvlJc w:val="left"/>
       <w:pPr>
-        <w:ind w:left="4320" w:hanging="360"/>
+        <w:ind w:left="4320" w:hanging="480"/>
       </w:pPr>
     </w:lvl>
     <w:lvl w:ilvl="6">
@@ -3614,7 +3796,7 @@
       <w:lvlText w:val="%7)"/>
       <w:lvlJc w:val="left"/>
       <w:pPr>
-        <w:ind w:left="5040" w:hanging="360"/>
+        <w:ind w:left="5040" w:hanging="480"/>
       </w:pPr>
     </w:lvl>
     <w:lvl w:ilvl="7">
@@ -3623,7 +3805,7 @@
       <w:lvlText w:val="%8)"/>
       <w:lvlJc w:val="left"/>
       <w:pPr>
-        <w:ind w:left="5760" w:hanging="360"/>
+        <w:ind w:left="5760" w:hanging="480"/>
       </w:pPr>
     </w:lvl>
     <w:lvl w:ilvl="8">
@@ -3632,7 +3814,7 @@
       <w:lvlText w:val="%9)"/>
       <w:lvlJc w:val="left"/>
       <w:pPr>
-        <w:ind w:left="6480" w:hanging="360"/>
+        <w:ind w:left="6480" w:hanging="480"/>
       </w:pPr>
     </w:lvl>
   </w:abstractNum>
@@ -3645,7 +3827,7 @@
       <w:lvlText w:val="%1."/>
       <w:lvlJc w:val="left"/>
       <w:pPr>
-        <w:ind w:left="720" w:hanging="360"/>
+        <w:ind w:left="720" w:hanging="480"/>
       </w:pPr>
     </w:lvl>
     <w:lvl w:ilvl="1">
@@ -3654,7 +3836,7 @@
       <w:lvlText w:val="%2."/>
       <w:lvlJc w:val="left"/>
       <w:pPr>
-        <w:ind w:left="1440" w:hanging="360"/>
+        <w:ind w:left="1440" w:hanging="480"/>
       </w:pPr>
     </w:lvl>
     <w:lvl w:ilvl="2">
@@ -3663,7 +3845,7 @@
       <w:lvlText w:val="%3."/>
       <w:lvlJc w:val="left"/>
       <w:pPr>
-        <w:ind w:left="2160" w:hanging="360"/>
+        <w:ind w:left="2160" w:hanging="480"/>
       </w:pPr>
     </w:lvl>
     <w:lvl w:ilvl="3">
@@ -3672,7 +3854,7 @@
       <w:lvlText w:val="%4."/>
       <w:lvlJc w:val="left"/>
       <w:pPr>
-        <w:ind w:left="2880" w:hanging="360"/>
+        <w:ind w:left="2880" w:hanging="480"/>
       </w:pPr>
     </w:lvl>
     <w:lvl w:ilvl="4">
@@ -3681,7 +3863,7 @@
       <w:lvlText w:val="%5."/>
       <w:lvlJc w:val="left"/>
       <w:pPr>
-        <w:ind w:left="3600" w:hanging="360"/>
+        <w:ind w:left="3600" w:hanging="480"/>
       </w:pPr>
     </w:lvl>
     <w:lvl w:ilvl="5">
@@ -3690,7 +3872,7 @@
       <w:lvlText w:val="%6."/>
       <w:lvlJc w:val="left"/>
       <w:pPr>
-        <w:ind w:left="4320" w:hanging="360"/>
+        <w:ind w:left="4320" w:hanging="480"/>
       </w:pPr>
     </w:lvl>
     <w:lvl w:ilvl="6">
@@ -3699,7 +3881,7 @@
       <w:lvlText w:val="%7."/>
       <w:lvlJc w:val="left"/>
       <w:pPr>
-        <w:ind w:left="5040" w:hanging="360"/>
+        <w:ind w:left="5040" w:hanging="480"/>
       </w:pPr>
     </w:lvl>
     <w:lvl w:ilvl="7">
@@ -3708,7 +3890,7 @@
       <w:lvlText w:val="%8."/>
       <w:lvlJc w:val="left"/>
       <w:pPr>
-        <w:ind w:left="5760" w:hanging="360"/>
+        <w:ind w:left="5760" w:hanging="480"/>
       </w:pPr>
     </w:lvl>
     <w:lvl w:ilvl="8">
@@ -3717,7 +3899,7 @@
       <w:lvlText w:val="%9."/>
       <w:lvlJc w:val="left"/>
       <w:pPr>
-        <w:ind w:left="6480" w:hanging="360"/>
+        <w:ind w:left="6480" w:hanging="480"/>
       </w:pPr>
     </w:lvl>
   </w:abstractNum>
@@ -3726,102 +3908,75 @@
     <w:multiLevelType w:val="multilevel"/>
     <w:lvl w:ilvl="0">
       <w:numFmt w:val="bullet"/>
-      <w:lvlText w:val=""/>
+      <w:lvlText w:val="•"/>
       <w:lvlJc w:val="left"/>
       <w:pPr>
-        <w:ind w:left="720" w:hanging="360"/>
-      </w:pPr>
-      <w:rPr>
-        <w:rFonts w:ascii="Symbol" w:hAnsi="Symbol" w:cs="Symbol" w:hint="default"/>
-      </w:rPr>
+        <w:ind w:left="720" w:hanging="480"/>
+      </w:pPr>
     </w:lvl>
     <w:lvl w:ilvl="1">
       <w:numFmt w:val="bullet"/>
-      <w:lvlText w:val="o"/>
+      <w:lvlText w:val="–"/>
       <w:lvlJc w:val="left"/>
       <w:pPr>
-        <w:ind w:left="1440" w:hanging="360"/>
-      </w:pPr>
-      <w:rPr>
-        <w:rFonts w:ascii="Courier New" w:hAnsi="Courier New" w:cs="Courier New" w:hint="default"/>
-      </w:rPr>
+        <w:ind w:left="1440" w:hanging="480"/>
+      </w:pPr>
     </w:lvl>
     <w:lvl w:ilvl="2">
       <w:numFmt w:val="bullet"/>
-      <w:lvlText w:val=""/>
+      <w:lvlText w:val="•"/>
       <w:lvlJc w:val="left"/>
       <w:pPr>
-        <w:ind w:left="2160" w:hanging="360"/>
-      </w:pPr>
-      <w:rPr>
-        <w:rFonts w:ascii="Wingdings" w:hAnsi="Wingdings" w:cs="Wingdings" w:hint="default"/>
-      </w:rPr>
+        <w:ind w:left="2160" w:hanging="480"/>
+      </w:pPr>
     </w:lvl>
     <w:lvl w:ilvl="3">
       <w:numFmt w:val="bullet"/>
-      <w:lvlText w:val=""/>
+      <w:lvlText w:val="–"/>
       <w:lvlJc w:val="left"/>
       <w:pPr>
-        <w:ind w:left="2880" w:hanging="360"/>
-      </w:pPr>
-      <w:rPr>
-        <w:rFonts w:ascii="Symbol" w:hAnsi="Symbol" w:cs="Symbol" w:hint="default"/>
-      </w:rPr>
+        <w:ind w:left="2880" w:hanging="480"/>
+      </w:pPr>
     </w:lvl>
     <w:lvl w:ilvl="4">
       <w:numFmt w:val="bullet"/>
-      <w:lvlText w:val="o"/>
+      <w:lvlText w:val="•"/>
       <w:lvlJc w:val="left"/>
       <w:pPr>
-        <w:ind w:left="3600" w:hanging="360"/>
-      </w:pPr>
-      <w:rPr>
-        <w:rFonts w:ascii="Courier New" w:hAnsi="Courier New" w:cs="Courier New" w:hint="default"/>
-      </w:rPr>
+        <w:ind w:left="3600" w:hanging="480"/>
+      </w:pPr>
     </w:lvl>
     <w:lvl w:ilvl="5">
       <w:numFmt w:val="bullet"/>
-      <w:lvlText w:val=""/>
+      <w:lvlText w:val="–"/>
       <w:lvlJc w:val="left"/>
       <w:pPr>
-        <w:ind w:left="4320" w:hanging="360"/>
-      </w:pPr>
-      <w:rPr>
-        <w:rFonts w:ascii="Wingdings" w:hAnsi="Wingdings" w:cs="Wingdings" w:hint="default"/>
-      </w:rPr>
+        <w:ind w:left="4320" w:hanging="480"/>
+      </w:pPr>
     </w:lvl>
     <w:lvl w:ilvl="6">
       <w:numFmt w:val="bullet"/>
-      <w:lvlText w:val=""/>
+      <w:lvlText w:val="•"/>
       <w:lvlJc w:val="left"/>
       <w:pPr>
-        <w:ind w:left="5040" w:hanging="360"/>
-      </w:pPr>
-      <w:rPr>
-        <w:rFonts w:ascii="Symbol" w:hAnsi="Symbol" w:cs="Symbol" w:hint="default"/>
-      </w:rPr>
+        <w:ind w:left="5040" w:hanging="480"/>
+      </w:pPr>
     </w:lvl>
     <w:lvl w:ilvl="7">
       <w:numFmt w:val="bullet"/>
-      <w:lvlText w:val="o"/>
+      <w:lvlText w:val="–"/>
       <w:lvlJc w:val="left"/>
       <w:pPr>
-        <w:ind w:left="5760" w:hanging="360"/>
-      </w:pPr>
-      <w:rPr>
-        <w:rFonts w:ascii="Courier New" w:hAnsi="Courier New" w:cs="Courier New" w:hint="default"/>
-      </w:rPr>
+        <w:ind w:left="5760" w:hanging="480"/>
+      </w:pPr>
     </w:lvl>
     <w:lvl w:ilvl="8">
       <w:numFmt w:val="bullet"/>
-      <w:lvlText w:val=""/>
+      <w:lvlText w:val="•"/>
       <w:lvlJc w:val="left"/>
       <w:pPr>
-        <w:ind w:left="6480" w:hanging="360"/>
-      </w:pPr>
-      <w:rPr>
-        <w:rFonts w:ascii="Wingdings" w:hAnsi="Wingdings" w:cs="Wingdings" w:hint="default"/>
-      </w:rPr>
+        <w:ind w:left="6480" w:hanging="480"/>
+      </w:pPr>
     </w:lvl>
   </w:abstractNum>
   <w:abstractNum w:abstractNumId="99722">
@@ -3833,7 +3988,7 @@
       <w:lvlText w:val="%1)"/>
       <w:lvlJc w:val="left"/>
       <w:pPr>
-        <w:ind w:left="720" w:hanging="360"/>
+        <w:ind w:left="720" w:hanging="480"/>
       </w:pPr>
     </w:lvl>
     <w:lvl w:ilvl="1">
@@ -3842,7 +3997,7 @@
       <w:lvlText w:val="%2)"/>
       <w:lvlJc w:val="left"/>
       <w:pPr>
-        <w:ind w:left="1440" w:hanging="360"/>
+        <w:ind w:left="1440" w:hanging="480"/>
       </w:pPr>
     </w:lvl>
     <w:lvl w:ilvl="2">
@@ -3851,7 +4006,7 @@
       <w:lvlText w:val="%3)"/>
       <w:lvlJc w:val="left"/>
       <w:pPr>
-        <w:ind w:left="2160" w:hanging="360"/>
+        <w:ind w:left="2160" w:hanging="480"/>
       </w:pPr>
     </w:lvl>
     <w:lvl w:ilvl="3">
@@ -3860,7 +4015,7 @@
       <w:lvlText w:val="%4)"/>
       <w:lvlJc w:val="left"/>
       <w:pPr>
-        <w:ind w:left="2880" w:hanging="360"/>
+        <w:ind w:left="2880" w:hanging="480"/>
       </w:pPr>
     </w:lvl>
     <w:lvl w:ilvl="4">
@@ -3869,7 +4024,7 @@
       <w:lvlText w:val="%5)"/>
       <w:lvlJc w:val="left"/>
       <w:pPr>
-        <w:ind w:left="3600" w:hanging="360"/>
+        <w:ind w:left="3600" w:hanging="480"/>
       </w:pPr>
     </w:lvl>
     <w:lvl w:ilvl="5">
@@ -3878,7 +4033,7 @@
       <w:lvlText w:val="%6)"/>
       <w:lvlJc w:val="left"/>
       <w:pPr>
-        <w:ind w:left="4320" w:hanging="360"/>
+        <w:ind w:left="4320" w:hanging="480"/>
       </w:pPr>
     </w:lvl>
     <w:lvl w:ilvl="6">
@@ -3887,7 +4042,7 @@
       <w:lvlText w:val="%7)"/>
       <w:lvlJc w:val="left"/>
       <w:pPr>
-        <w:ind w:left="5040" w:hanging="360"/>
+        <w:ind w:left="5040" w:hanging="480"/>
       </w:pPr>
     </w:lvl>
     <w:lvl w:ilvl="7">
@@ -3896,7 +4051,7 @@
       <w:lvlText w:val="%8)"/>
       <w:lvlJc w:val="left"/>
       <w:pPr>
-        <w:ind w:left="5760" w:hanging="360"/>
+        <w:ind w:left="5760" w:hanging="480"/>
       </w:pPr>
     </w:lvl>
     <w:lvl w:ilvl="8">
@@ -3905,7 +4060,7 @@
       <w:lvlText w:val="%9)"/>
       <w:lvlJc w:val="left"/>
       <w:pPr>
-        <w:ind w:left="6480" w:hanging="360"/>
+        <w:ind w:left="6480" w:hanging="480"/>
       </w:pPr>
     </w:lvl>
   </w:abstractNum>
@@ -3918,7 +4073,7 @@
       <w:lvlText w:val="%1)"/>
       <w:lvlJc w:val="left"/>
       <w:pPr>
-        <w:ind w:left="720" w:hanging="360"/>
+        <w:ind w:left="720" w:hanging="480"/>
       </w:pPr>
     </w:lvl>
     <w:lvl w:ilvl="1">
@@ -3927,7 +4082,7 @@
       <w:lvlText w:val="%2)"/>
       <w:lvlJc w:val="left"/>
       <w:pPr>
-        <w:ind w:left="1440" w:hanging="360"/>
+        <w:ind w:left="1440" w:hanging="480"/>
       </w:pPr>
     </w:lvl>
     <w:lvl w:ilvl="2">
@@ -3936,7 +4091,7 @@
       <w:lvlText w:val="%3)"/>
       <w:lvlJc w:val="left"/>
       <w:pPr>
-        <w:ind w:left="2160" w:hanging="360"/>
+        <w:ind w:left="2160" w:hanging="480"/>
       </w:pPr>
     </w:lvl>
     <w:lvl w:ilvl="3">
@@ -3945,7 +4100,7 @@
       <w:lvlText w:val="%4)"/>
       <w:lvlJc w:val="left"/>
       <w:pPr>
-        <w:ind w:left="2880" w:hanging="360"/>
+        <w:ind w:left="2880" w:hanging="480"/>
       </w:pPr>
     </w:lvl>
     <w:lvl w:ilvl="4">
@@ -3954,7 +4109,7 @@
       <w:lvlText w:val="%5)"/>
       <w:lvlJc w:val="left"/>
       <w:pPr>
-        <w:ind w:left="3600" w:hanging="360"/>
+        <w:ind w:left="3600" w:hanging="480"/>
       </w:pPr>
     </w:lvl>
     <w:lvl w:ilvl="5">
@@ -3963,7 +4118,7 @@
       <w:lvlText w:val="%6)"/>
       <w:lvlJc w:val="left"/>
       <w:pPr>
-        <w:ind w:left="4320" w:hanging="360"/>
+        <w:ind w:left="4320" w:hanging="480"/>
       </w:pPr>
     </w:lvl>
     <w:lvl w:ilvl="6">
@@ -3972,7 +4127,7 @@
       <w:lvlText w:val="%7)"/>
       <w:lvlJc w:val="left"/>
       <w:pPr>
-        <w:ind w:left="5040" w:hanging="360"/>
+        <w:ind w:left="5040" w:hanging="480"/>
       </w:pPr>
     </w:lvl>
     <w:lvl w:ilvl="7">
@@ -3981,7 +4136,7 @@
       <w:lvlText w:val="%8)"/>
       <w:lvlJc w:val="left"/>
       <w:pPr>
-        <w:ind w:left="5760" w:hanging="360"/>
+        <w:ind w:left="5760" w:hanging="480"/>
       </w:pPr>
     </w:lvl>
     <w:lvl w:ilvl="8">
@@ -3990,7 +4145,7 @@
       <w:lvlText w:val="%9)"/>
       <w:lvlJc w:val="left"/>
       <w:pPr>
-        <w:ind w:left="6480" w:hanging="360"/>
+        <w:ind w:left="6480" w:hanging="480"/>
       </w:pPr>
     </w:lvl>
   </w:abstractNum>
@@ -4368,10 +4523,10 @@
   <w:docDefaults>
     <w:rPrDefault>
       <w:rPr>
-        <w:rFonts w:asciiTheme="minorHAnsi" w:cstheme="minorBidi" w:eastAsiaTheme="minorEastAsia" w:hAnsiTheme="minorHAnsi"/>
+        <w:rFonts w:asciiTheme="minorHAnsi" w:cstheme="minorBidi" w:eastAsiaTheme="minorHAnsi" w:hAnsiTheme="minorHAnsi"/>
         <w:sz w:val="24"/>
         <w:szCs w:val="24"/>
-        <w:lang w:bidi="ar-SA" w:eastAsia="zh-CN" w:val="es-ES"/>
+        <w:lang w:bidi="ar-SA" w:eastAsia="en-US" w:val="es-ES"/>
       </w:rPr>
     </w:rPrDefault>
     <w:pPrDefault>
@@ -4412,94 +4567,57 @@
     <w:name w:val="Title"/>
     <w:basedOn w:val="Normal"/>
     <w:next w:val="BodyText"/>
-    <w:link w:val="TitleChar"/>
-    <w:uiPriority w:val="10"/>
     <w:qFormat/>
-    <w:rsid w:val="00A10FD9"/>
     <w:pPr>
-      <w:spacing w:after="80" w:line="240" w:lineRule="auto"/>
-      <w:contextualSpacing/>
+      <w:keepNext/>
+      <w:keepLines/>
+      <w:spacing w:after="240" w:before="480"/>
       <w:jc w:val="center"/>
     </w:pPr>
     <w:rPr>
       <w:rFonts w:asciiTheme="majorHAnsi" w:cstheme="majorBidi" w:eastAsiaTheme="majorEastAsia" w:hAnsiTheme="majorHAnsi"/>
-      <w:sz w:val="56"/>
-      <w:szCs w:val="56"/>
-    </w:rPr>
-  </w:style>
-  <w:style w:customStyle="1" w:styleId="TitleChar" w:type="character">
-    <w:name w:val="Title Char"/>
-    <w:basedOn w:val="DefaultParagraphFont"/>
-    <w:link w:val="Title"/>
-    <w:uiPriority w:val="10"/>
-    <w:rsid w:val="00A10FD9"/>
-    <w:rPr>
-      <w:rFonts w:asciiTheme="majorHAnsi" w:cstheme="majorBidi" w:eastAsiaTheme="majorEastAsia" w:hAnsiTheme="majorHAnsi"/>
-      <w:sz w:val="56"/>
-      <w:szCs w:val="56"/>
+      <w:b/>
+      <w:bCs/>
+      <w:color w:themeColor="accent1" w:themeShade="B5" w:val="345A8A"/>
+      <w:sz w:val="36"/>
+      <w:szCs w:val="36"/>
     </w:rPr>
   </w:style>
   <w:style w:styleId="Subtitle" w:type="paragraph">
     <w:name w:val="Subtitle"/>
-    <w:basedOn w:val="Title"/>
-    <w:next w:val="BodyText"/>
-    <w:link w:val="SubtitleChar"/>
-    <w:uiPriority w:val="11"/>
-    <w:qFormat/>
-    <w:rsid w:val="00A10FD9"/>
-    <w:pPr>
-      <w:numPr>
-        <w:ilvl w:val="1"/>
-      </w:numPr>
-    </w:pPr>
-    <w:rPr>
-      <w:rFonts w:cstheme="majorBidi" w:eastAsiaTheme="majorEastAsia"/>
-      <w:spacing w:val="15"/>
-      <w:sz w:val="28"/>
-      <w:szCs w:val="28"/>
-    </w:rPr>
-  </w:style>
-  <w:style w:customStyle="1" w:styleId="SubtitleChar" w:type="character">
-    <w:name w:val="Subtitle Char"/>
-    <w:basedOn w:val="DefaultParagraphFont"/>
-    <w:link w:val="Subtitle"/>
-    <w:uiPriority w:val="11"/>
-    <w:rsid w:val="00A10FD9"/>
-    <w:rPr>
-      <w:rFonts w:cstheme="majorBidi" w:eastAsiaTheme="majorEastAsia"/>
-      <w:color w:themeColor="text1" w:themeTint="A6" w:val="595959"/>
-      <w:spacing w:val="15"/>
-      <w:sz w:val="28"/>
-      <w:szCs w:val="28"/>
-    </w:rPr>
-  </w:style>
-  <w:style w:customStyle="1" w:styleId="Author" w:type="paragraph">
-    <w:name w:val="Author"/>
     <w:basedOn w:val="Title"/>
     <w:next w:val="BodyText"/>
     <w:qFormat/>
     <w:pPr>
       <w:keepNext/>
       <w:keepLines/>
+      <w:spacing w:after="240" w:before="240"/>
+      <w:jc w:val="center"/>
     </w:pPr>
     <w:rPr>
-      <w:sz w:val="24"/>
-      <w:szCs w:val="24"/>
+      <w:sz w:val="30"/>
+      <w:szCs w:val="30"/>
     </w:rPr>
   </w:style>
-  <w:style w:styleId="Date" w:type="paragraph">
-    <w:name w:val="Date"/>
-    <w:basedOn w:val="Title"/>
+  <w:style w:customStyle="1" w:styleId="Author" w:type="paragraph">
+    <w:name w:val="Author"/>
     <w:next w:val="BodyText"/>
     <w:qFormat/>
     <w:pPr>
       <w:keepNext/>
       <w:keepLines/>
+      <w:jc w:val="center"/>
     </w:pPr>
-    <w:rPr>
-      <w:sz w:val="24"/>
-      <w:szCs w:val="24"/>
-    </w:rPr>
+  </w:style>
+  <w:style w:styleId="Date" w:type="paragraph">
+    <w:name w:val="Date"/>
+    <w:next w:val="BodyText"/>
+    <w:qFormat/>
+    <w:pPr>
+      <w:keepNext/>
+      <w:keepLines/>
+      <w:jc w:val="center"/>
+    </w:pPr>
   </w:style>
   <w:style w:customStyle="1" w:styleId="AbstractTitle" w:type="paragraph">
     <w:name w:val="Abstract Title"/>
@@ -4514,6 +4632,7 @@
     </w:pPr>
     <w:rPr>
       <w:b/>
+      <w:color w:val="345A8A"/>
       <w:sz w:val="20"/>
       <w:szCs w:val="20"/>
     </w:rPr>
@@ -4542,321 +4661,191 @@
     <w:rPr/>
   </w:style>
   <w:style w:styleId="Heading1" w:type="paragraph">
-    <w:name w:val="heading 1"/>
+    <w:name w:val="Heading 1"/>
     <w:basedOn w:val="Normal"/>
     <w:next w:val="BodyText"/>
-    <w:link w:val="Heading1Char"/>
     <w:uiPriority w:val="9"/>
     <w:qFormat/>
-    <w:rsid w:val="00A10FD9"/>
     <w:pPr>
       <w:keepNext/>
       <w:keepLines/>
-      <w:spacing w:after="80" w:before="360"/>
+      <w:spacing w:after="0" w:before="480"/>
       <w:outlineLvl w:val="0"/>
     </w:pPr>
     <w:rPr>
       <w:rFonts w:asciiTheme="majorHAnsi" w:cstheme="majorBidi" w:eastAsiaTheme="majorEastAsia" w:hAnsiTheme="majorHAnsi"/>
-      <w:color w:themeColor="accent1" w:themeShade="BF" w:val="0F4761"/>
-      <w:sz w:val="40"/>
-      <w:szCs w:val="40"/>
+      <w:b/>
+      <w:bCs/>
+      <w:color w:themeColor="accent1" w:val="4F81BD"/>
+      <w:sz w:val="32"/>
+      <w:szCs w:val="32"/>
     </w:rPr>
   </w:style>
   <w:style w:styleId="Heading2" w:type="paragraph">
-    <w:name w:val="heading 2"/>
+    <w:name w:val="Heading 2"/>
     <w:basedOn w:val="Normal"/>
     <w:next w:val="BodyText"/>
-    <w:link w:val="Heading2Char"/>
     <w:uiPriority w:val="9"/>
-    <w:semiHidden/>
     <w:unhideWhenUsed/>
     <w:qFormat/>
-    <w:rsid w:val="00A10FD9"/>
     <w:pPr>
       <w:keepNext/>
       <w:keepLines/>
-      <w:spacing w:after="80" w:before="160"/>
+      <w:spacing w:after="0" w:before="200"/>
       <w:outlineLvl w:val="1"/>
     </w:pPr>
     <w:rPr>
       <w:rFonts w:asciiTheme="majorHAnsi" w:cstheme="majorBidi" w:eastAsiaTheme="majorEastAsia" w:hAnsiTheme="majorHAnsi"/>
-      <w:color w:themeColor="accent1" w:themeShade="BF" w:val="0F4761"/>
-      <w:sz w:val="32"/>
-      <w:szCs w:val="32"/>
+      <w:b/>
+      <w:bCs/>
+      <w:color w:themeColor="accent1" w:val="4F81BD"/>
+      <w:sz w:val="28"/>
+      <w:szCs w:val="28"/>
     </w:rPr>
   </w:style>
   <w:style w:styleId="Heading3" w:type="paragraph">
-    <w:name w:val="heading 3"/>
+    <w:name w:val="Heading 3"/>
     <w:basedOn w:val="Normal"/>
     <w:next w:val="BodyText"/>
-    <w:link w:val="Heading3Char"/>
     <w:uiPriority w:val="9"/>
-    <w:semiHidden/>
     <w:unhideWhenUsed/>
     <w:qFormat/>
-    <w:rsid w:val="00A10FD9"/>
     <w:pPr>
       <w:keepNext/>
       <w:keepLines/>
-      <w:spacing w:after="80" w:before="160"/>
+      <w:spacing w:after="0" w:before="200"/>
       <w:outlineLvl w:val="2"/>
     </w:pPr>
     <w:rPr>
-      <w:rFonts w:cstheme="majorBidi" w:eastAsiaTheme="majorEastAsia"/>
-      <w:color w:themeColor="accent1" w:themeShade="BF" w:val="0F4761"/>
-      <w:sz w:val="28"/>
-      <w:szCs w:val="28"/>
+      <w:rFonts w:asciiTheme="majorHAnsi" w:cstheme="majorBidi" w:eastAsiaTheme="majorEastAsia" w:hAnsiTheme="majorHAnsi"/>
+      <w:b/>
+      <w:bCs/>
+      <w:color w:themeColor="accent1" w:val="4F81BD"/>
+      <w:sz w:val="24"/>
+      <w:szCs w:val="24"/>
     </w:rPr>
   </w:style>
   <w:style w:styleId="Heading4" w:type="paragraph">
-    <w:name w:val="heading 4"/>
+    <w:name w:val="Heading 4"/>
     <w:basedOn w:val="Normal"/>
     <w:next w:val="BodyText"/>
-    <w:link w:val="Heading4Char"/>
     <w:uiPriority w:val="9"/>
-    <w:semiHidden/>
     <w:unhideWhenUsed/>
     <w:qFormat/>
-    <w:rsid w:val="00A10FD9"/>
     <w:pPr>
       <w:keepNext/>
       <w:keepLines/>
-      <w:spacing w:after="40" w:before="80"/>
+      <w:spacing w:after="0" w:before="200"/>
       <w:outlineLvl w:val="3"/>
     </w:pPr>
     <w:rPr>
-      <w:rFonts w:cstheme="majorBidi" w:eastAsiaTheme="majorEastAsia"/>
+      <w:rFonts w:asciiTheme="majorHAnsi" w:cstheme="majorBidi" w:eastAsiaTheme="majorEastAsia" w:hAnsiTheme="majorHAnsi"/>
+      <w:bCs/>
       <w:i/>
-      <w:iCs/>
-      <w:color w:themeColor="accent1" w:themeShade="BF" w:val="0F4761"/>
+      <w:color w:themeColor="accent1" w:val="4F81BD"/>
+      <w:sz w:val="24"/>
+      <w:szCs w:val="24"/>
     </w:rPr>
   </w:style>
   <w:style w:styleId="Heading5" w:type="paragraph">
-    <w:name w:val="heading 5"/>
+    <w:name w:val="Heading 5"/>
     <w:basedOn w:val="Normal"/>
     <w:next w:val="BodyText"/>
-    <w:link w:val="Heading5Char"/>
     <w:uiPriority w:val="9"/>
-    <w:semiHidden/>
     <w:unhideWhenUsed/>
     <w:qFormat/>
-    <w:rsid w:val="00A10FD9"/>
     <w:pPr>
       <w:keepNext/>
       <w:keepLines/>
-      <w:spacing w:after="40" w:before="80"/>
+      <w:spacing w:after="0" w:before="200"/>
       <w:outlineLvl w:val="4"/>
     </w:pPr>
     <w:rPr>
-      <w:rFonts w:cstheme="majorBidi" w:eastAsiaTheme="majorEastAsia"/>
-      <w:color w:themeColor="accent1" w:themeShade="BF" w:val="0F4761"/>
+      <w:rFonts w:asciiTheme="majorHAnsi" w:cstheme="majorBidi" w:eastAsiaTheme="majorEastAsia" w:hAnsiTheme="majorHAnsi"/>
+      <w:iCs/>
+      <w:color w:themeColor="accent1" w:val="4F81BD"/>
+      <w:sz w:val="24"/>
+      <w:szCs w:val="24"/>
     </w:rPr>
   </w:style>
   <w:style w:styleId="Heading6" w:type="paragraph">
-    <w:name w:val="heading 6"/>
+    <w:name w:val="Heading 6"/>
     <w:basedOn w:val="Normal"/>
     <w:next w:val="BodyText"/>
-    <w:link w:val="Heading6Char"/>
     <w:uiPriority w:val="9"/>
-    <w:semiHidden/>
     <w:unhideWhenUsed/>
     <w:qFormat/>
-    <w:rsid w:val="00A10FD9"/>
     <w:pPr>
       <w:keepNext/>
       <w:keepLines/>
-      <w:spacing w:after="0" w:before="40"/>
+      <w:spacing w:after="0" w:before="200"/>
       <w:outlineLvl w:val="5"/>
     </w:pPr>
     <w:rPr>
-      <w:rFonts w:cstheme="majorBidi" w:eastAsiaTheme="majorEastAsia"/>
-      <w:i/>
-      <w:iCs/>
-      <w:color w:themeColor="text1" w:themeTint="A6" w:val="595959"/>
+      <w:rFonts w:asciiTheme="majorHAnsi" w:cstheme="majorBidi" w:eastAsiaTheme="majorEastAsia" w:hAnsiTheme="majorHAnsi"/>
+      <w:color w:themeColor="accent1" w:val="4F81BD"/>
+      <w:sz w:val="24"/>
+      <w:szCs w:val="24"/>
     </w:rPr>
   </w:style>
   <w:style w:styleId="Heading7" w:type="paragraph">
-    <w:name w:val="heading 7"/>
+    <w:name w:val="Heading 7"/>
     <w:basedOn w:val="Normal"/>
     <w:next w:val="BodyText"/>
-    <w:link w:val="Heading7Char"/>
     <w:uiPriority w:val="9"/>
-    <w:semiHidden/>
     <w:unhideWhenUsed/>
     <w:qFormat/>
-    <w:rsid w:val="00A10FD9"/>
     <w:pPr>
       <w:keepNext/>
       <w:keepLines/>
-      <w:spacing w:after="0" w:before="40"/>
+      <w:spacing w:after="0" w:before="200"/>
       <w:outlineLvl w:val="6"/>
     </w:pPr>
     <w:rPr>
-      <w:rFonts w:cstheme="majorBidi" w:eastAsiaTheme="majorEastAsia"/>
-      <w:color w:themeColor="text1" w:themeTint="A6" w:val="595959"/>
+      <w:rFonts w:asciiTheme="majorHAnsi" w:cstheme="majorBidi" w:eastAsiaTheme="majorEastAsia" w:hAnsiTheme="majorHAnsi"/>
+      <w:color w:themeColor="accent1" w:val="4F81BD"/>
+      <w:sz w:val="24"/>
+      <w:szCs w:val="24"/>
     </w:rPr>
   </w:style>
   <w:style w:styleId="Heading8" w:type="paragraph">
-    <w:name w:val="heading 8"/>
+    <w:name w:val="Heading 8"/>
     <w:basedOn w:val="Normal"/>
     <w:next w:val="BodyText"/>
-    <w:link w:val="Heading8Char"/>
     <w:uiPriority w:val="9"/>
-    <w:semiHidden/>
     <w:unhideWhenUsed/>
     <w:qFormat/>
-    <w:rsid w:val="00A10FD9"/>
     <w:pPr>
       <w:keepNext/>
       <w:keepLines/>
-      <w:spacing w:after="0"/>
+      <w:spacing w:after="0" w:before="200"/>
       <w:outlineLvl w:val="7"/>
     </w:pPr>
     <w:rPr>
-      <w:rFonts w:cstheme="majorBidi" w:eastAsiaTheme="majorEastAsia"/>
-      <w:i/>
-      <w:iCs/>
-      <w:color w:themeColor="text1" w:themeTint="D8" w:val="272727"/>
+      <w:rFonts w:asciiTheme="majorHAnsi" w:cstheme="majorBidi" w:eastAsiaTheme="majorEastAsia" w:hAnsiTheme="majorHAnsi"/>
+      <w:color w:themeColor="accent1" w:val="4F81BD"/>
+      <w:sz w:val="24"/>
+      <w:szCs w:val="24"/>
     </w:rPr>
   </w:style>
   <w:style w:styleId="Heading9" w:type="paragraph">
-    <w:name w:val="heading 9"/>
+    <w:name w:val="Heading 9"/>
     <w:basedOn w:val="Normal"/>
     <w:next w:val="BodyText"/>
-    <w:link w:val="Heading9Char"/>
     <w:uiPriority w:val="9"/>
-    <w:semiHidden/>
     <w:unhideWhenUsed/>
     <w:qFormat/>
-    <w:rsid w:val="00A10FD9"/>
     <w:pPr>
       <w:keepNext/>
       <w:keepLines/>
-      <w:spacing w:after="0"/>
+      <w:spacing w:after="0" w:before="200"/>
       <w:outlineLvl w:val="8"/>
     </w:pPr>
     <w:rPr>
-      <w:rFonts w:cstheme="majorBidi" w:eastAsiaTheme="majorEastAsia"/>
-      <w:color w:themeColor="text1" w:themeTint="D8" w:val="272727"/>
-    </w:rPr>
-  </w:style>
-  <w:style w:customStyle="1" w:styleId="Heading1Char" w:type="character">
-    <w:name w:val="Heading 1 Char"/>
-    <w:basedOn w:val="DefaultParagraphFont"/>
-    <w:link w:val="Heading1"/>
-    <w:uiPriority w:val="9"/>
-    <w:rsid w:val="00A10FD9"/>
-    <w:rPr>
       <w:rFonts w:asciiTheme="majorHAnsi" w:cstheme="majorBidi" w:eastAsiaTheme="majorEastAsia" w:hAnsiTheme="majorHAnsi"/>
-      <w:color w:themeColor="accent1" w:themeShade="BF" w:val="0F4761"/>
-      <w:sz w:val="40"/>
-      <w:szCs w:val="40"/>
-    </w:rPr>
-  </w:style>
-  <w:style w:customStyle="1" w:styleId="Heading2Char" w:type="character">
-    <w:name w:val="Heading 2 Char"/>
-    <w:basedOn w:val="DefaultParagraphFont"/>
-    <w:link w:val="Heading2"/>
-    <w:uiPriority w:val="9"/>
-    <w:semiHidden/>
-    <w:rsid w:val="00A10FD9"/>
-    <w:rPr>
-      <w:rFonts w:asciiTheme="majorHAnsi" w:cstheme="majorBidi" w:eastAsiaTheme="majorEastAsia" w:hAnsiTheme="majorHAnsi"/>
-      <w:color w:themeColor="accent1" w:themeShade="BF" w:val="0F4761"/>
-      <w:sz w:val="32"/>
-      <w:szCs w:val="32"/>
-    </w:rPr>
-  </w:style>
-  <w:style w:customStyle="1" w:styleId="Heading3Char" w:type="character">
-    <w:name w:val="Heading 3 Char"/>
-    <w:basedOn w:val="DefaultParagraphFont"/>
-    <w:link w:val="Heading3"/>
-    <w:uiPriority w:val="9"/>
-    <w:semiHidden/>
-    <w:rsid w:val="00A10FD9"/>
-    <w:rPr>
-      <w:rFonts w:cstheme="majorBidi" w:eastAsiaTheme="majorEastAsia"/>
-      <w:color w:themeColor="accent1" w:themeShade="BF" w:val="0F4761"/>
-      <w:sz w:val="28"/>
-      <w:szCs w:val="28"/>
-    </w:rPr>
-  </w:style>
-  <w:style w:customStyle="1" w:styleId="Heading4Char" w:type="character">
-    <w:name w:val="Heading 4 Char"/>
-    <w:basedOn w:val="DefaultParagraphFont"/>
-    <w:link w:val="Heading4"/>
-    <w:uiPriority w:val="9"/>
-    <w:semiHidden/>
-    <w:rsid w:val="00A10FD9"/>
-    <w:rPr>
-      <w:rFonts w:cstheme="majorBidi" w:eastAsiaTheme="majorEastAsia"/>
-      <w:i/>
-      <w:iCs/>
-      <w:color w:themeColor="accent1" w:themeShade="BF" w:val="0F4761"/>
-    </w:rPr>
-  </w:style>
-  <w:style w:customStyle="1" w:styleId="Heading5Char" w:type="character">
-    <w:name w:val="Heading 5 Char"/>
-    <w:basedOn w:val="DefaultParagraphFont"/>
-    <w:link w:val="Heading5"/>
-    <w:uiPriority w:val="9"/>
-    <w:semiHidden/>
-    <w:rsid w:val="00A10FD9"/>
-    <w:rPr>
-      <w:rFonts w:cstheme="majorBidi" w:eastAsiaTheme="majorEastAsia"/>
-      <w:color w:themeColor="accent1" w:themeShade="BF" w:val="0F4761"/>
-    </w:rPr>
-  </w:style>
-  <w:style w:customStyle="1" w:styleId="Heading6Char" w:type="character">
-    <w:name w:val="Heading 6 Char"/>
-    <w:basedOn w:val="DefaultParagraphFont"/>
-    <w:link w:val="Heading6"/>
-    <w:uiPriority w:val="9"/>
-    <w:semiHidden/>
-    <w:rsid w:val="00A10FD9"/>
-    <w:rPr>
-      <w:rFonts w:cstheme="majorBidi" w:eastAsiaTheme="majorEastAsia"/>
-      <w:i/>
-      <w:iCs/>
-      <w:color w:themeColor="text1" w:themeTint="A6" w:val="595959"/>
-    </w:rPr>
-  </w:style>
-  <w:style w:customStyle="1" w:styleId="Heading7Char" w:type="character">
-    <w:name w:val="Heading 7 Char"/>
-    <w:basedOn w:val="DefaultParagraphFont"/>
-    <w:link w:val="Heading7"/>
-    <w:uiPriority w:val="9"/>
-    <w:semiHidden/>
-    <w:rsid w:val="00A10FD9"/>
-    <w:rPr>
-      <w:rFonts w:cstheme="majorBidi" w:eastAsiaTheme="majorEastAsia"/>
-      <w:color w:themeColor="text1" w:themeTint="A6" w:val="595959"/>
-    </w:rPr>
-  </w:style>
-  <w:style w:customStyle="1" w:styleId="Heading8Char" w:type="character">
-    <w:name w:val="Heading 8 Char"/>
-    <w:basedOn w:val="DefaultParagraphFont"/>
-    <w:link w:val="Heading8"/>
-    <w:uiPriority w:val="9"/>
-    <w:semiHidden/>
-    <w:rsid w:val="00A10FD9"/>
-    <w:rPr>
-      <w:rFonts w:cstheme="majorBidi" w:eastAsiaTheme="majorEastAsia"/>
-      <w:i/>
-      <w:iCs/>
-      <w:color w:themeColor="text1" w:themeTint="D8" w:val="272727"/>
-    </w:rPr>
-  </w:style>
-  <w:style w:customStyle="1" w:styleId="Heading9Char" w:type="character">
-    <w:name w:val="Heading 9 Char"/>
-    <w:basedOn w:val="DefaultParagraphFont"/>
-    <w:link w:val="Heading9"/>
-    <w:uiPriority w:val="9"/>
-    <w:semiHidden/>
-    <w:rsid w:val="00A10FD9"/>
-    <w:rPr>
-      <w:rFonts w:cstheme="majorBidi" w:eastAsiaTheme="majorEastAsia"/>
-      <w:color w:themeColor="text1" w:themeTint="D8" w:val="272727"/>
+      <w:color w:themeColor="accent1" w:val="4F81BD"/>
+      <w:sz w:val="24"/>
+      <w:szCs w:val="24"/>
     </w:rPr>
   </w:style>
   <w:style w:styleId="BlockText" w:type="paragraph">
@@ -4881,8 +4870,8 @@
   </w:style>
   <w:style w:styleId="FootnoteBlockText" w:type="paragraph">
     <w:name w:val="Footnote Block Text"/>
-    <w:basedOn w:val="FootnoteText"/>
-    <w:next w:val="FootnoteText"/>
+    <w:basedOn w:val="Footnote Text"/>
+    <w:next w:val="Footnote Text"/>
     <w:uiPriority w:val="9"/>
     <w:unhideWhenUsed/>
     <w:qFormat/>
@@ -4912,6 +4901,13 @@
       </w:tblCellMar>
     </w:tblPr>
     <w:tblStylePr w:type="firstRow">
+      <w:tblPr>
+        <w:jc w:val="left"/>
+        <w:tblInd w:type="dxa" w:w="0"/>
+      </w:tblPr>
+      <w:trPr>
+        <w:jc w:val="left"/>
+      </w:trPr>
       <w:tcPr>
         <w:tcBorders>
           <w:bottom w:val="single"/>
@@ -5267,44 +5263,44 @@
         <a:sysClr val="window" lastClr="FFFFFF"/>
       </a:lt1>
       <a:dk2>
-        <a:srgbClr val="0E2841"/>
+        <a:srgbClr val="1F497D"/>
       </a:dk2>
       <a:lt2>
-        <a:srgbClr val="E8E8E8"/>
+        <a:srgbClr val="EEECE1"/>
       </a:lt2>
       <a:accent1>
-        <a:srgbClr val="156082"/>
+        <a:srgbClr val="4F81BD"/>
       </a:accent1>
       <a:accent2>
-        <a:srgbClr val="E97132"/>
+        <a:srgbClr val="C0504D"/>
       </a:accent2>
       <a:accent3>
-        <a:srgbClr val="196B24"/>
+        <a:srgbClr val="9BBB59"/>
       </a:accent3>
       <a:accent4>
-        <a:srgbClr val="0F9ED5"/>
+        <a:srgbClr val="8064A2"/>
       </a:accent4>
       <a:accent5>
-        <a:srgbClr val="A02B93"/>
+        <a:srgbClr val="4BACC6"/>
       </a:accent5>
       <a:accent6>
-        <a:srgbClr val="4EA72E"/>
+        <a:srgbClr val="F79646"/>
       </a:accent6>
       <a:hlink>
-        <a:srgbClr val="467886"/>
+        <a:srgbClr val="0000FF"/>
       </a:hlink>
       <a:folHlink>
-        <a:srgbClr val="96607D"/>
+        <a:srgbClr val="800080"/>
       </a:folHlink>
     </a:clrScheme>
     <a:fontScheme name="Office">
       <a:majorFont>
-        <a:latin typeface="Aptos Display" panose="02110004020202020204"/>
+        <a:latin typeface="Calibri"/>
         <a:ea typeface=""/>
         <a:cs typeface=""/>
-        <a:font script="Jpan" typeface="游ゴシック Light"/>
+        <a:font script="Jpan" typeface="ＭＳ ゴシック"/>
         <a:font script="Hang" typeface="맑은 고딕"/>
-        <a:font script="Hans" typeface="等线 Light"/>
+        <a:font script="Hans" typeface="宋体"/>
         <a:font script="Hant" typeface="新細明體"/>
         <a:font script="Arab" typeface="Times New Roman"/>
         <a:font script="Hebr" typeface="Times New Roman"/>
@@ -5331,32 +5327,14 @@
         <a:font script="Mong" typeface="Mongolian Baiti"/>
         <a:font script="Viet" typeface="Times New Roman"/>
         <a:font script="Uigh" typeface="Microsoft Uighur"/>
-        <a:font script="Geor" typeface="Sylfaen"/>
-        <a:font script="Armn" typeface="Arial"/>
-        <a:font script="Bugi" typeface="Leelawadee UI"/>
-        <a:font script="Bopo" typeface="Microsoft JhengHei"/>
-        <a:font script="Java" typeface="Javanese Text"/>
-        <a:font script="Lisu" typeface="Segoe UI"/>
-        <a:font script="Mymr" typeface="Myanmar Text"/>
-        <a:font script="Nkoo" typeface="Ebrima"/>
-        <a:font script="Olck" typeface="Nirmala UI"/>
-        <a:font script="Osma" typeface="Ebrima"/>
-        <a:font script="Phag" typeface="Phagspa"/>
-        <a:font script="Syrn" typeface="Estrangelo Edessa"/>
-        <a:font script="Syrj" typeface="Estrangelo Edessa"/>
-        <a:font script="Syre" typeface="Estrangelo Edessa"/>
-        <a:font script="Sora" typeface="Nirmala UI"/>
-        <a:font script="Tale" typeface="Microsoft Tai Le"/>
-        <a:font script="Talu" typeface="Microsoft New Tai Lue"/>
-        <a:font script="Tfng" typeface="Ebrima"/>
       </a:majorFont>
       <a:minorFont>
-        <a:latin typeface="Aptos" panose="02110004020202020204"/>
+        <a:latin typeface="Cambria"/>
         <a:ea typeface=""/>
         <a:cs typeface=""/>
-        <a:font script="Jpan" typeface="游明朝"/>
+        <a:font script="Jpan" typeface="ＭＳ 明朝"/>
         <a:font script="Hang" typeface="맑은 고딕"/>
-        <a:font script="Hans" typeface="等线"/>
+        <a:font script="Hans" typeface="宋体"/>
         <a:font script="Hant" typeface="新細明體"/>
         <a:font script="Arab" typeface="Arial"/>
         <a:font script="Hebr" typeface="Arial"/>
@@ -5383,24 +5361,6 @@
         <a:font script="Mong" typeface="Mongolian Baiti"/>
         <a:font script="Viet" typeface="Arial"/>
         <a:font script="Uigh" typeface="Microsoft Uighur"/>
-        <a:font script="Geor" typeface="Sylfaen"/>
-        <a:font script="Armn" typeface="Arial"/>
-        <a:font script="Bugi" typeface="Leelawadee UI"/>
-        <a:font script="Bopo" typeface="Microsoft JhengHei"/>
-        <a:font script="Java" typeface="Javanese Text"/>
-        <a:font script="Lisu" typeface="Segoe UI"/>
-        <a:font script="Mymr" typeface="Myanmar Text"/>
-        <a:font script="Nkoo" typeface="Ebrima"/>
-        <a:font script="Olck" typeface="Nirmala UI"/>
-        <a:font script="Osma" typeface="Ebrima"/>
-        <a:font script="Phag" typeface="Phagspa"/>
-        <a:font script="Syrn" typeface="Estrangelo Edessa"/>
-        <a:font script="Syrj" typeface="Estrangelo Edessa"/>
-        <a:font script="Syre" typeface="Estrangelo Edessa"/>
-        <a:font script="Sora" typeface="Nirmala UI"/>
-        <a:font script="Tale" typeface="Microsoft Tai Le"/>
-        <a:font script="Talu" typeface="Microsoft New Tai Lue"/>
-        <a:font script="Tfng" typeface="Ebrima"/>
       </a:minorFont>
     </a:fontScheme>
     <a:fmtScheme name="Office">
@@ -5412,141 +5372,200 @@
           <a:gsLst>
             <a:gs pos="0">
               <a:schemeClr val="phClr">
-                <a:lumMod val="110000"/>
-                <a:satMod val="105000"/>
-                <a:tint val="67000"/>
+                <a:tint val="50000"/>
+                <a:satMod val="300000"/>
               </a:schemeClr>
             </a:gs>
-            <a:gs pos="50000">
+            <a:gs pos="35000">
               <a:schemeClr val="phClr">
-                <a:lumMod val="105000"/>
-                <a:satMod val="103000"/>
-                <a:tint val="73000"/>
+                <a:tint val="37000"/>
+                <a:satMod val="300000"/>
               </a:schemeClr>
             </a:gs>
             <a:gs pos="100000">
               <a:schemeClr val="phClr">
-                <a:lumMod val="105000"/>
-                <a:satMod val="109000"/>
-                <a:tint val="81000"/>
+                <a:tint val="15000"/>
+                <a:satMod val="350000"/>
               </a:schemeClr>
             </a:gs>
           </a:gsLst>
-          <a:lin ang="5400000" scaled="0"/>
+          <a:lin ang="16200000" scaled="1"/>
         </a:gradFill>
         <a:gradFill rotWithShape="1">
           <a:gsLst>
             <a:gs pos="0">
               <a:schemeClr val="phClr">
-                <a:satMod val="103000"/>
-                <a:lumMod val="102000"/>
-                <a:tint val="94000"/>
-              </a:schemeClr>
-            </a:gs>
-            <a:gs pos="50000">
-              <a:schemeClr val="phClr">
-                <a:satMod val="110000"/>
-                <a:lumMod val="100000"/>
+                <a:tint val="100000"/>
                 <a:shade val="100000"/>
+                <a:satMod val="130000"/>
               </a:schemeClr>
             </a:gs>
             <a:gs pos="100000">
               <a:schemeClr val="phClr">
-                <a:lumMod val="99000"/>
-                <a:satMod val="120000"/>
-                <a:shade val="78000"/>
+                <a:tint val="50000"/>
+                <a:shade val="100000"/>
+                <a:satMod val="350000"/>
               </a:schemeClr>
             </a:gs>
           </a:gsLst>
-          <a:lin ang="5400000" scaled="0"/>
+          <a:lin ang="16200000" scaled="0"/>
         </a:gradFill>
       </a:fillStyleLst>
       <a:lnStyleLst>
-        <a:ln w="6350" cap="flat" cmpd="sng" algn="ctr">
+        <a:ln w="9525" cap="flat" cmpd="sng" algn="ctr">
+          <a:solidFill>
+            <a:schemeClr val="phClr">
+              <a:shade val="95000"/>
+              <a:satMod val="105000"/>
+            </a:schemeClr>
+          </a:solidFill>
+          <a:prstDash val="solid"/>
+        </a:ln>
+        <a:ln w="25400" cap="flat" cmpd="sng" algn="ctr">
           <a:solidFill>
             <a:schemeClr val="phClr"/>
           </a:solidFill>
           <a:prstDash val="solid"/>
-          <a:miter lim="800000"/>
         </a:ln>
-        <a:ln w="12700" cap="flat" cmpd="sng" algn="ctr">
+        <a:ln w="38100" cap="flat" cmpd="sng" algn="ctr">
           <a:solidFill>
             <a:schemeClr val="phClr"/>
           </a:solidFill>
           <a:prstDash val="solid"/>
-          <a:miter lim="800000"/>
-        </a:ln>
-        <a:ln w="19050" cap="flat" cmpd="sng" algn="ctr">
-          <a:solidFill>
-            <a:schemeClr val="phClr"/>
-          </a:solidFill>
-          <a:prstDash val="solid"/>
-          <a:miter lim="800000"/>
         </a:ln>
       </a:lnStyleLst>
       <a:effectStyleLst>
         <a:effectStyle>
-          <a:effectLst/>
-        </a:effectStyle>
-        <a:effectStyle>
-          <a:effectLst/>
+          <a:effectLst>
+            <a:outerShdw blurRad="40000" dist="20000" dir="5400000" rotWithShape="0">
+              <a:srgbClr val="000000">
+                <a:alpha val="38000"/>
+              </a:srgbClr>
+            </a:outerShdw>
+          </a:effectLst>
         </a:effectStyle>
         <a:effectStyle>
           <a:effectLst>
-            <a:outerShdw blurRad="57150" dist="19050" dir="5400000" algn="ctr" rotWithShape="0">
+            <a:outerShdw blurRad="40000" dist="23000" dir="5400000" rotWithShape="0">
               <a:srgbClr val="000000">
-                <a:alpha val="63000"/>
+                <a:alpha val="35000"/>
               </a:srgbClr>
             </a:outerShdw>
           </a:effectLst>
+        </a:effectStyle>
+        <a:effectStyle>
+          <a:effectLst>
+            <a:outerShdw blurRad="40000" dist="23000" dir="5400000" rotWithShape="0">
+              <a:srgbClr val="000000">
+                <a:alpha val="35000"/>
+              </a:srgbClr>
+            </a:outerShdw>
+          </a:effectLst>
+          <a:scene3d>
+            <a:camera prst="orthographicFront">
+              <a:rot lat="0" lon="0" rev="0"/>
+            </a:camera>
+            <a:lightRig rig="threePt" dir="t">
+              <a:rot lat="0" lon="0" rev="1200000"/>
+            </a:lightRig>
+          </a:scene3d>
+          <a:sp3d>
+            <a:bevelT w="63500" h="25400"/>
+          </a:sp3d>
         </a:effectStyle>
       </a:effectStyleLst>
       <a:bgFillStyleLst>
         <a:solidFill>
           <a:schemeClr val="phClr"/>
         </a:solidFill>
-        <a:solidFill>
-          <a:schemeClr val="phClr">
-            <a:tint val="95000"/>
-            <a:satMod val="170000"/>
-          </a:schemeClr>
-        </a:solidFill>
         <a:gradFill rotWithShape="1">
           <a:gsLst>
             <a:gs pos="0">
               <a:schemeClr val="phClr">
-                <a:tint val="93000"/>
-                <a:satMod val="150000"/>
-                <a:shade val="98000"/>
-                <a:lumMod val="102000"/>
+                <a:tint val="40000"/>
+                <a:satMod val="350000"/>
               </a:schemeClr>
             </a:gs>
-            <a:gs pos="50000">
+            <a:gs pos="40000">
               <a:schemeClr val="phClr">
-                <a:tint val="98000"/>
-                <a:satMod val="130000"/>
-                <a:shade val="90000"/>
-                <a:lumMod val="103000"/>
+                <a:tint val="45000"/>
+                <a:shade val="99000"/>
+                <a:satMod val="350000"/>
               </a:schemeClr>
             </a:gs>
             <a:gs pos="100000">
               <a:schemeClr val="phClr">
-                <a:shade val="63000"/>
-                <a:satMod val="120000"/>
+                <a:shade val="20000"/>
+                <a:satMod val="255000"/>
               </a:schemeClr>
             </a:gs>
           </a:gsLst>
-          <a:lin ang="5400000" scaled="0"/>
+          <a:path path="circle">
+            <a:fillToRect l="50000" t="-80000" r="50000" b="180000"/>
+          </a:path>
+        </a:gradFill>
+        <a:gradFill rotWithShape="1">
+          <a:gsLst>
+            <a:gs pos="0">
+              <a:schemeClr val="phClr">
+                <a:tint val="80000"/>
+                <a:satMod val="300000"/>
+              </a:schemeClr>
+            </a:gs>
+            <a:gs pos="100000">
+              <a:schemeClr val="phClr">
+                <a:shade val="30000"/>
+                <a:satMod val="200000"/>
+              </a:schemeClr>
+            </a:gs>
+          </a:gsLst>
+          <a:path path="circle">
+            <a:fillToRect l="50000" t="50000" r="50000" b="50000"/>
+          </a:path>
         </a:gradFill>
       </a:bgFillStyleLst>
     </a:fmtScheme>
   </a:themeElements>
-  <a:objectDefaults/>
+  <a:objectDefaults>
+    <a:spDef>
+      <a:spPr/>
+      <a:bodyPr/>
+      <a:lstStyle/>
+      <a:style>
+        <a:lnRef idx="1">
+          <a:schemeClr val="accent1"/>
+        </a:lnRef>
+        <a:fillRef idx="3">
+          <a:schemeClr val="accent1"/>
+        </a:fillRef>
+        <a:effectRef idx="2">
+          <a:schemeClr val="accent1"/>
+        </a:effectRef>
+        <a:fontRef idx="minor">
+          <a:schemeClr val="lt1"/>
+        </a:fontRef>
+      </a:style>
+    </a:spDef>
+    <a:lnDef>
+      <a:spPr/>
+      <a:bodyPr/>
+      <a:lstStyle/>
+      <a:style>
+        <a:lnRef idx="2">
+          <a:schemeClr val="accent1"/>
+        </a:lnRef>
+        <a:fillRef idx="0">
+          <a:schemeClr val="accent1"/>
+        </a:fillRef>
+        <a:effectRef idx="1">
+          <a:schemeClr val="accent1"/>
+        </a:effectRef>
+        <a:fontRef idx="minor">
+          <a:schemeClr val="tx1"/>
+        </a:fontRef>
+      </a:style>
+    </a:lnDef>
+  </a:objectDefaults>
   <a:extraClrSchemeLst/>
-  <a:extLst>
-    <a:ext uri="{05A4C25C-085E-4340-85A3-A5531E510DB2}">
-      <thm15:themeFamily xmlns:thm15="http://schemas.microsoft.com/office/thememl/2012/main" name="Office Theme" id="{2E142A2C-CD16-42D6-873A-C26D2A0506FA}" vid="{1BDDFF52-6CD6-40A5-AB3C-68EB2F1E4D0A}"/>
-    </a:ext>
-  </a:extLst>
 </a:theme>
 </file>
--- a/docx/04-direccionamiento-ip/boletin-U04-avanzado-resuelto.docx
+++ b/docx/04-direccionamiento-ip/boletin-U04-avanzado-resuelto.docx
@@ -28,7 +28,7 @@
         </w:p>
       </w:sdtContent>
     </w:sdt>
-    <w:bookmarkStart w:id="20" w:name="X031d9cf84e1efed7e2bfbb534c3faa09288d017"/>
+    <w:bookmarkStart w:id="9" w:name="X031d9cf84e1efed7e2bfbb534c3faa09288d017"/>
     <w:p>
       <w:pPr>
         <w:pStyle w:val="Heading1"/>
@@ -37,8 +37,8 @@
         <w:t xml:space="preserve">Boletín de Direccionamiento IP — Avanzado (Resuelto)</w:t>
       </w:r>
     </w:p>
-    <w:bookmarkEnd w:id="20"/>
-    <w:bookmarkStart w:id="31" w:name="Xb2fa31f60fd1b480093b07c47e743604756fe7c"/>
+    <w:bookmarkEnd w:id="9"/>
+    <w:bookmarkStart w:id="20" w:name="Xb2fa31f60fd1b480093b07c47e743604756fe7c"/>
     <w:p>
       <w:pPr>
         <w:pStyle w:val="Heading1"/>
@@ -54,7 +54,7 @@
         </w:pict>
       </w:r>
     </w:p>
-    <w:bookmarkStart w:id="21" w:name="diseño-vlsm"/>
+    <w:bookmarkStart w:id="10" w:name="diseño-vlsm"/>
     <w:p>
       <w:pPr>
         <w:pStyle w:val="Heading2"/>
@@ -93,7 +93,6 @@
       <w:tblPr>
         <w:tblStyle w:val="Table"/>
         <w:tblW w:type="auto" w:w="0"/>
-        <w:jc w:val="left"/>
         <w:tblLook w:firstRow="1" w:lastRow="0" w:firstColumn="0" w:lastColumn="0" w:noHBand="0" w:noVBand="0" w:val="0020"/>
       </w:tblPr>
       <w:tblGrid>
@@ -113,7 +112,6 @@
           <w:p>
             <w:pPr>
               <w:pStyle w:val="Compact"/>
-              <w:jc w:val="left"/>
             </w:pPr>
             <w:r>
               <w:t xml:space="preserve">Subred</w:t>
@@ -125,7 +123,6 @@
           <w:p>
             <w:pPr>
               <w:pStyle w:val="Compact"/>
-              <w:jc w:val="left"/>
             </w:pPr>
             <w:r>
               <w:t xml:space="preserve">Hosts</w:t>
@@ -137,7 +134,6 @@
           <w:p>
             <w:pPr>
               <w:pStyle w:val="Compact"/>
-              <w:jc w:val="left"/>
             </w:pPr>
             <w:r>
               <w:t xml:space="preserve">CIDR</w:t>
@@ -149,7 +145,6 @@
           <w:p>
             <w:pPr>
               <w:pStyle w:val="Compact"/>
-              <w:jc w:val="left"/>
             </w:pPr>
             <w:r>
               <w:t xml:space="preserve">Red</w:t>
@@ -161,7 +156,6 @@
           <w:p>
             <w:pPr>
               <w:pStyle w:val="Compact"/>
-              <w:jc w:val="left"/>
             </w:pPr>
             <w:r>
               <w:t xml:space="preserve">Rango</w:t>
@@ -173,7 +167,6 @@
           <w:p>
             <w:pPr>
               <w:pStyle w:val="Compact"/>
-              <w:jc w:val="left"/>
             </w:pPr>
             <w:r>
               <w:t xml:space="preserve">Broadcast</w:t>
@@ -187,7 +180,6 @@
           <w:p>
             <w:pPr>
               <w:pStyle w:val="Compact"/>
-              <w:jc w:val="left"/>
             </w:pPr>
             <w:r>
               <w:t xml:space="preserve">Producción</w:t>
@@ -199,7 +191,6 @@
           <w:p>
             <w:pPr>
               <w:pStyle w:val="Compact"/>
-              <w:jc w:val="left"/>
             </w:pPr>
             <w:r>
               <w:t xml:space="preserve">60 (62)</w:t>
@@ -211,7 +202,6 @@
           <w:p>
             <w:pPr>
               <w:pStyle w:val="Compact"/>
-              <w:jc w:val="left"/>
             </w:pPr>
             <w:r>
               <w:t xml:space="preserve">/26</w:t>
@@ -223,7 +213,6 @@
           <w:p>
             <w:pPr>
               <w:pStyle w:val="Compact"/>
-              <w:jc w:val="left"/>
             </w:pPr>
             <w:r>
               <w:t xml:space="preserve">172.16.0.0</w:t>
@@ -235,7 +224,6 @@
           <w:p>
             <w:pPr>
               <w:pStyle w:val="Compact"/>
-              <w:jc w:val="left"/>
             </w:pPr>
             <w:r>
               <w:t xml:space="preserve">.1 - .62</w:t>
@@ -247,7 +235,6 @@
           <w:p>
             <w:pPr>
               <w:pStyle w:val="Compact"/>
-              <w:jc w:val="left"/>
             </w:pPr>
             <w:r>
               <w:t xml:space="preserve">.63</w:t>
@@ -261,7 +248,6 @@
           <w:p>
             <w:pPr>
               <w:pStyle w:val="Compact"/>
-              <w:jc w:val="left"/>
             </w:pPr>
             <w:r>
               <w:t xml:space="preserve">Desarrollo</w:t>
@@ -273,7 +259,6 @@
           <w:p>
             <w:pPr>
               <w:pStyle w:val="Compact"/>
-              <w:jc w:val="left"/>
             </w:pPr>
             <w:r>
               <w:t xml:space="preserve">30 (30)</w:t>
@@ -285,7 +270,6 @@
           <w:p>
             <w:pPr>
               <w:pStyle w:val="Compact"/>
-              <w:jc w:val="left"/>
             </w:pPr>
             <w:r>
               <w:t xml:space="preserve">/27</w:t>
@@ -297,7 +281,6 @@
           <w:p>
             <w:pPr>
               <w:pStyle w:val="Compact"/>
-              <w:jc w:val="left"/>
             </w:pPr>
             <w:r>
               <w:t xml:space="preserve">172.16.0.64</w:t>
@@ -309,7 +292,6 @@
           <w:p>
             <w:pPr>
               <w:pStyle w:val="Compact"/>
-              <w:jc w:val="left"/>
             </w:pPr>
             <w:r>
               <w:t xml:space="preserve">.65 - .94</w:t>
@@ -321,7 +303,6 @@
           <w:p>
             <w:pPr>
               <w:pStyle w:val="Compact"/>
-              <w:jc w:val="left"/>
             </w:pPr>
             <w:r>
               <w:t xml:space="preserve">.95</w:t>
@@ -335,7 +316,6 @@
           <w:p>
             <w:pPr>
               <w:pStyle w:val="Compact"/>
-              <w:jc w:val="left"/>
             </w:pPr>
             <w:r>
               <w:t xml:space="preserve">Testing</w:t>
@@ -347,7 +327,6 @@
           <w:p>
             <w:pPr>
               <w:pStyle w:val="Compact"/>
-              <w:jc w:val="left"/>
             </w:pPr>
             <w:r>
               <w:t xml:space="preserve">10 (14)</w:t>
@@ -359,7 +338,6 @@
           <w:p>
             <w:pPr>
               <w:pStyle w:val="Compact"/>
-              <w:jc w:val="left"/>
             </w:pPr>
             <w:r>
               <w:t xml:space="preserve">/28</w:t>
@@ -371,7 +349,6 @@
           <w:p>
             <w:pPr>
               <w:pStyle w:val="Compact"/>
-              <w:jc w:val="left"/>
             </w:pPr>
             <w:r>
               <w:t xml:space="preserve">172.16.0.96</w:t>
@@ -383,7 +360,6 @@
           <w:p>
             <w:pPr>
               <w:pStyle w:val="Compact"/>
-              <w:jc w:val="left"/>
             </w:pPr>
             <w:r>
               <w:t xml:space="preserve">.97 - .110</w:t>
@@ -395,7 +371,6 @@
           <w:p>
             <w:pPr>
               <w:pStyle w:val="Compact"/>
-              <w:jc w:val="left"/>
             </w:pPr>
             <w:r>
               <w:t xml:space="preserve">.111</w:t>
@@ -409,7 +384,6 @@
           <w:p>
             <w:pPr>
               <w:pStyle w:val="Compact"/>
-              <w:jc w:val="left"/>
             </w:pPr>
             <w:r>
               <w:t xml:space="preserve">WAN 1</w:t>
@@ -421,7 +395,6 @@
           <w:p>
             <w:pPr>
               <w:pStyle w:val="Compact"/>
-              <w:jc w:val="left"/>
             </w:pPr>
             <w:r>
               <w:t xml:space="preserve">2 (2)</w:t>
@@ -433,7 +406,6 @@
           <w:p>
             <w:pPr>
               <w:pStyle w:val="Compact"/>
-              <w:jc w:val="left"/>
             </w:pPr>
             <w:r>
               <w:t xml:space="preserve">/30</w:t>
@@ -445,7 +417,6 @@
           <w:p>
             <w:pPr>
               <w:pStyle w:val="Compact"/>
-              <w:jc w:val="left"/>
             </w:pPr>
             <w:r>
               <w:t xml:space="preserve">172.16.0.112</w:t>
@@ -457,7 +428,6 @@
           <w:p>
             <w:pPr>
               <w:pStyle w:val="Compact"/>
-              <w:jc w:val="left"/>
             </w:pPr>
             <w:r>
               <w:t xml:space="preserve">.113 - .114</w:t>
@@ -469,7 +439,6 @@
           <w:p>
             <w:pPr>
               <w:pStyle w:val="Compact"/>
-              <w:jc w:val="left"/>
             </w:pPr>
             <w:r>
               <w:t xml:space="preserve">.115</w:t>
@@ -483,7 +452,6 @@
           <w:p>
             <w:pPr>
               <w:pStyle w:val="Compact"/>
-              <w:jc w:val="left"/>
             </w:pPr>
             <w:r>
               <w:t xml:space="preserve">WAN 2</w:t>
@@ -495,7 +463,6 @@
           <w:p>
             <w:pPr>
               <w:pStyle w:val="Compact"/>
-              <w:jc w:val="left"/>
             </w:pPr>
             <w:r>
               <w:t xml:space="preserve">2 (2)</w:t>
@@ -507,7 +474,6 @@
           <w:p>
             <w:pPr>
               <w:pStyle w:val="Compact"/>
-              <w:jc w:val="left"/>
             </w:pPr>
             <w:r>
               <w:t xml:space="preserve">/30</w:t>
@@ -519,7 +485,6 @@
           <w:p>
             <w:pPr>
               <w:pStyle w:val="Compact"/>
-              <w:jc w:val="left"/>
             </w:pPr>
             <w:r>
               <w:t xml:space="preserve">172.16.0.116</w:t>
@@ -531,7 +496,6 @@
           <w:p>
             <w:pPr>
               <w:pStyle w:val="Compact"/>
-              <w:jc w:val="left"/>
             </w:pPr>
             <w:r>
               <w:t xml:space="preserve">.117 - .118</w:t>
@@ -543,7 +507,6 @@
           <w:p>
             <w:pPr>
               <w:pStyle w:val="Compact"/>
-              <w:jc w:val="left"/>
             </w:pPr>
             <w:r>
               <w:t xml:space="preserve">.119</w:t>
@@ -557,7 +520,6 @@
           <w:p>
             <w:pPr>
               <w:pStyle w:val="Compact"/>
-              <w:jc w:val="left"/>
             </w:pPr>
             <w:r>
               <w:t xml:space="preserve">WAN 3</w:t>
@@ -569,7 +531,6 @@
           <w:p>
             <w:pPr>
               <w:pStyle w:val="Compact"/>
-              <w:jc w:val="left"/>
             </w:pPr>
             <w:r>
               <w:t xml:space="preserve">2 (2)</w:t>
@@ -581,7 +542,6 @@
           <w:p>
             <w:pPr>
               <w:pStyle w:val="Compact"/>
-              <w:jc w:val="left"/>
             </w:pPr>
             <w:r>
               <w:t xml:space="preserve">/30</w:t>
@@ -593,7 +553,6 @@
           <w:p>
             <w:pPr>
               <w:pStyle w:val="Compact"/>
-              <w:jc w:val="left"/>
             </w:pPr>
             <w:r>
               <w:t xml:space="preserve">172.16.0.120</w:t>
@@ -605,7 +564,6 @@
           <w:p>
             <w:pPr>
               <w:pStyle w:val="Compact"/>
-              <w:jc w:val="left"/>
             </w:pPr>
             <w:r>
               <w:t xml:space="preserve">.121 - .122</w:t>
@@ -617,7 +575,6 @@
           <w:p>
             <w:pPr>
               <w:pStyle w:val="Compact"/>
-              <w:jc w:val="left"/>
             </w:pPr>
             <w:r>
               <w:t xml:space="preserve">.123</w:t>
@@ -673,8 +630,8 @@
         <w:t xml:space="preserve">(126 hosts útiles) y las direcciones .124-.127 se quedarían sin aprovechar por no estar alineadas.</w:t>
       </w:r>
     </w:p>
-    <w:bookmarkEnd w:id="21"/>
-    <w:bookmarkStart w:id="22" w:name="diagnóstico-dhcp"/>
+    <w:bookmarkEnd w:id="10"/>
+    <w:bookmarkStart w:id="11" w:name="diagnóstico-dhcp"/>
     <w:p>
       <w:pPr>
         <w:pStyle w:val="Heading2"/>
@@ -830,8 +787,8 @@
         <w:t xml:space="preserve">Asignar una IP estática si el DHCP no es recuperable</w:t>
       </w:r>
     </w:p>
-    <w:bookmarkEnd w:id="22"/>
-    <w:bookmarkStart w:id="23" w:name="subnetting-binario"/>
+    <w:bookmarkEnd w:id="11"/>
+    <w:bookmarkStart w:id="12" w:name="subnetting-binario"/>
     <w:p>
       <w:pPr>
         <w:pStyle w:val="Heading2"/>
@@ -1003,8 +960,8 @@
         <w:t xml:space="preserve">.30 está en 200.100.50.0/27, .62 está en 200.100.50.32/27.</w:t>
       </w:r>
     </w:p>
-    <w:bookmarkEnd w:id="23"/>
-    <w:bookmarkStart w:id="24" w:name="resumen-de-subredes"/>
+    <w:bookmarkEnd w:id="12"/>
+    <w:bookmarkStart w:id="13" w:name="resumen-de-subredes"/>
     <w:p>
       <w:pPr>
         <w:pStyle w:val="Heading2"/>
@@ -1211,8 +1168,8 @@
         <w:t xml:space="preserve">(El incremento entre subredes es 32 en el tercer octeto: 2¹⁹⁻¹⁶ = 2³ = 32)</w:t>
       </w:r>
     </w:p>
-    <w:bookmarkEnd w:id="24"/>
-    <w:bookmarkStart w:id="25" w:name="sumarización-de-rutas"/>
+    <w:bookmarkEnd w:id="13"/>
+    <w:bookmarkStart w:id="14" w:name="sumarización-de-rutas"/>
     <w:p>
       <w:pPr>
         <w:pStyle w:val="Heading2"/>
@@ -1345,8 +1302,8 @@
         <w:t xml:space="preserve">(1024 direcciones totales)</w:t>
       </w:r>
     </w:p>
-    <w:bookmarkEnd w:id="25"/>
-    <w:bookmarkStart w:id="26" w:name="X1c311cc958e01e70356dc03d3f35e24e9749d0f"/>
+    <w:bookmarkEnd w:id="14"/>
+    <w:bookmarkStart w:id="15" w:name="X1c311cc958e01e70356dc03d3f35e24e9749d0f"/>
     <w:p>
       <w:pPr>
         <w:pStyle w:val="Heading2"/>
@@ -1433,7 +1390,6 @@
       <w:tblPr>
         <w:tblStyle w:val="Table"/>
         <w:tblW w:type="auto" w:w="0"/>
-        <w:jc w:val="left"/>
         <w:tblLook w:firstRow="1" w:lastRow="0" w:firstColumn="0" w:lastColumn="0" w:noHBand="0" w:noVBand="0" w:val="0020"/>
       </w:tblPr>
       <w:tblGrid>
@@ -1452,7 +1408,6 @@
           <w:p>
             <w:pPr>
               <w:pStyle w:val="Compact"/>
-              <w:jc w:val="left"/>
             </w:pPr>
             <w:r>
               <w:t xml:space="preserve">Subred</w:t>
@@ -1464,7 +1419,6 @@
           <w:p>
             <w:pPr>
               <w:pStyle w:val="Compact"/>
-              <w:jc w:val="left"/>
             </w:pPr>
             <w:r>
               <w:t xml:space="preserve">CIDR</w:t>
@@ -1476,7 +1430,6 @@
           <w:p>
             <w:pPr>
               <w:pStyle w:val="Compact"/>
-              <w:jc w:val="left"/>
             </w:pPr>
             <w:r>
               <w:t xml:space="preserve">Red</w:t>
@@ -1488,7 +1441,6 @@
           <w:p>
             <w:pPr>
               <w:pStyle w:val="Compact"/>
-              <w:jc w:val="left"/>
             </w:pPr>
             <w:r>
               <w:t xml:space="preserve">Rango</w:t>
@@ -1500,7 +1452,6 @@
           <w:p>
             <w:pPr>
               <w:pStyle w:val="Compact"/>
-              <w:jc w:val="left"/>
             </w:pPr>
             <w:r>
               <w:t xml:space="preserve">Broadcast</w:t>
@@ -1514,7 +1465,6 @@
           <w:p>
             <w:pPr>
               <w:pStyle w:val="Compact"/>
-              <w:jc w:val="left"/>
             </w:pPr>
             <w:r>
               <w:t xml:space="preserve">Administración</w:t>
@@ -1526,7 +1476,6 @@
           <w:p>
             <w:pPr>
               <w:pStyle w:val="Compact"/>
-              <w:jc w:val="left"/>
             </w:pPr>
             <w:r>
               <w:t xml:space="preserve">/24</w:t>
@@ -1538,7 +1487,6 @@
           <w:p>
             <w:pPr>
               <w:pStyle w:val="Compact"/>
-              <w:jc w:val="left"/>
             </w:pPr>
             <w:r>
               <w:t xml:space="preserve">10.0.0.0</w:t>
@@ -1550,7 +1498,6 @@
           <w:p>
             <w:pPr>
               <w:pStyle w:val="Compact"/>
-              <w:jc w:val="left"/>
             </w:pPr>
             <w:r>
               <w:t xml:space="preserve">.1 - .254</w:t>
@@ -1562,7 +1509,6 @@
           <w:p>
             <w:pPr>
               <w:pStyle w:val="Compact"/>
-              <w:jc w:val="left"/>
             </w:pPr>
             <w:r>
               <w:t xml:space="preserve">.255</w:t>
@@ -1576,7 +1522,6 @@
           <w:p>
             <w:pPr>
               <w:pStyle w:val="Compact"/>
-              <w:jc w:val="left"/>
             </w:pPr>
             <w:r>
               <w:t xml:space="preserve">Producción</w:t>
@@ -1588,7 +1533,6 @@
           <w:p>
             <w:pPr>
               <w:pStyle w:val="Compact"/>
-              <w:jc w:val="left"/>
             </w:pPr>
             <w:r>
               <w:t xml:space="preserve">/25</w:t>
@@ -1600,7 +1544,6 @@
           <w:p>
             <w:pPr>
               <w:pStyle w:val="Compact"/>
-              <w:jc w:val="left"/>
             </w:pPr>
             <w:r>
               <w:t xml:space="preserve">10.0.1.0</w:t>
@@ -1612,7 +1555,6 @@
           <w:p>
             <w:pPr>
               <w:pStyle w:val="Compact"/>
-              <w:jc w:val="left"/>
             </w:pPr>
             <w:r>
               <w:t xml:space="preserve">.1 - .126</w:t>
@@ -1624,7 +1566,6 @@
           <w:p>
             <w:pPr>
               <w:pStyle w:val="Compact"/>
-              <w:jc w:val="left"/>
             </w:pPr>
             <w:r>
               <w:t xml:space="preserve">.127</w:t>
@@ -1638,7 +1579,6 @@
           <w:p>
             <w:pPr>
               <w:pStyle w:val="Compact"/>
-              <w:jc w:val="left"/>
             </w:pPr>
             <w:r>
               <w:t xml:space="preserve">IT</w:t>
@@ -1650,7 +1590,6 @@
           <w:p>
             <w:pPr>
               <w:pStyle w:val="Compact"/>
-              <w:jc w:val="left"/>
             </w:pPr>
             <w:r>
               <w:t xml:space="preserve">/26</w:t>
@@ -1662,7 +1601,6 @@
           <w:p>
             <w:pPr>
               <w:pStyle w:val="Compact"/>
-              <w:jc w:val="left"/>
             </w:pPr>
             <w:r>
               <w:t xml:space="preserve">10.0.1.128</w:t>
@@ -1674,7 +1612,6 @@
           <w:p>
             <w:pPr>
               <w:pStyle w:val="Compact"/>
-              <w:jc w:val="left"/>
             </w:pPr>
             <w:r>
               <w:t xml:space="preserve">.129 - .190</w:t>
@@ -1686,7 +1623,6 @@
           <w:p>
             <w:pPr>
               <w:pStyle w:val="Compact"/>
-              <w:jc w:val="left"/>
             </w:pPr>
             <w:r>
               <w:t xml:space="preserve">.191</w:t>
@@ -1700,7 +1636,6 @@
           <w:p>
             <w:pPr>
               <w:pStyle w:val="Compact"/>
-              <w:jc w:val="left"/>
             </w:pPr>
             <w:r>
               <w:t xml:space="preserve">Ventas</w:t>
@@ -1712,7 +1647,6 @@
           <w:p>
             <w:pPr>
               <w:pStyle w:val="Compact"/>
-              <w:jc w:val="left"/>
             </w:pPr>
             <w:r>
               <w:t xml:space="preserve">/26</w:t>
@@ -1724,7 +1658,6 @@
           <w:p>
             <w:pPr>
               <w:pStyle w:val="Compact"/>
-              <w:jc w:val="left"/>
             </w:pPr>
             <w:r>
               <w:t xml:space="preserve">10.0.1.192</w:t>
@@ -1736,7 +1669,6 @@
           <w:p>
             <w:pPr>
               <w:pStyle w:val="Compact"/>
-              <w:jc w:val="left"/>
             </w:pPr>
             <w:r>
               <w:t xml:space="preserve">.193 - .254</w:t>
@@ -1748,7 +1680,6 @@
           <w:p>
             <w:pPr>
               <w:pStyle w:val="Compact"/>
-              <w:jc w:val="left"/>
             </w:pPr>
             <w:r>
               <w:t xml:space="preserve">.255</w:t>
@@ -1762,7 +1693,6 @@
           <w:p>
             <w:pPr>
               <w:pStyle w:val="Compact"/>
-              <w:jc w:val="left"/>
             </w:pPr>
             <w:r>
               <w:t xml:space="preserve">Almacén</w:t>
@@ -1774,7 +1704,6 @@
           <w:p>
             <w:pPr>
               <w:pStyle w:val="Compact"/>
-              <w:jc w:val="left"/>
             </w:pPr>
             <w:r>
               <w:t xml:space="preserve">/27</w:t>
@@ -1786,7 +1715,6 @@
           <w:p>
             <w:pPr>
               <w:pStyle w:val="Compact"/>
-              <w:jc w:val="left"/>
             </w:pPr>
             <w:r>
               <w:t xml:space="preserve">10.0.2.0</w:t>
@@ -1798,7 +1726,6 @@
           <w:p>
             <w:pPr>
               <w:pStyle w:val="Compact"/>
-              <w:jc w:val="left"/>
             </w:pPr>
             <w:r>
               <w:t xml:space="preserve">.1 - .30</w:t>
@@ -1810,7 +1737,6 @@
           <w:p>
             <w:pPr>
               <w:pStyle w:val="Compact"/>
-              <w:jc w:val="left"/>
             </w:pPr>
             <w:r>
               <w:t xml:space="preserve">.31</w:t>
@@ -1824,7 +1750,6 @@
           <w:p>
             <w:pPr>
               <w:pStyle w:val="Compact"/>
-              <w:jc w:val="left"/>
             </w:pPr>
             <w:r>
               <w:t xml:space="preserve">Dirección</w:t>
@@ -1836,7 +1761,6 @@
           <w:p>
             <w:pPr>
               <w:pStyle w:val="Compact"/>
-              <w:jc w:val="left"/>
             </w:pPr>
             <w:r>
               <w:t xml:space="preserve">/28</w:t>
@@ -1848,7 +1772,6 @@
           <w:p>
             <w:pPr>
               <w:pStyle w:val="Compact"/>
-              <w:jc w:val="left"/>
             </w:pPr>
             <w:r>
               <w:t xml:space="preserve">10.0.2.32</w:t>
@@ -1860,7 +1783,6 @@
           <w:p>
             <w:pPr>
               <w:pStyle w:val="Compact"/>
-              <w:jc w:val="left"/>
             </w:pPr>
             <w:r>
               <w:t xml:space="preserve">.33 - .46</w:t>
@@ -1872,7 +1794,6 @@
           <w:p>
             <w:pPr>
               <w:pStyle w:val="Compact"/>
-              <w:jc w:val="left"/>
             </w:pPr>
             <w:r>
               <w:t xml:space="preserve">.47</w:t>
@@ -1886,7 +1807,6 @@
           <w:p>
             <w:pPr>
               <w:pStyle w:val="Compact"/>
-              <w:jc w:val="left"/>
             </w:pPr>
             <w:r>
               <w:t xml:space="preserve">Enlace</w:t>
@@ -1898,7 +1818,6 @@
           <w:p>
             <w:pPr>
               <w:pStyle w:val="Compact"/>
-              <w:jc w:val="left"/>
             </w:pPr>
             <w:r>
               <w:t xml:space="preserve">/30</w:t>
@@ -1910,7 +1829,6 @@
           <w:p>
             <w:pPr>
               <w:pStyle w:val="Compact"/>
-              <w:jc w:val="left"/>
             </w:pPr>
             <w:r>
               <w:t xml:space="preserve">10.0.2.48</w:t>
@@ -1922,7 +1840,6 @@
           <w:p>
             <w:pPr>
               <w:pStyle w:val="Compact"/>
-              <w:jc w:val="left"/>
             </w:pPr>
             <w:r>
               <w:t xml:space="preserve">.49 - .50</w:t>
@@ -1934,7 +1851,6 @@
           <w:p>
             <w:pPr>
               <w:pStyle w:val="Compact"/>
-              <w:jc w:val="left"/>
             </w:pPr>
             <w:r>
               <w:t xml:space="preserve">.51</w:t>
@@ -1989,8 +1905,8 @@
         <w:t xml:space="preserve">Si cada departamento duplica sus hosts, Administración necesitaría /23 (510 hosts), lo que rompe el plan VLSM actual. Habría que rediseñar usando una red base más grande (ej. /20) desde el principio.</w:t>
       </w:r>
     </w:p>
-    <w:bookmarkEnd w:id="26"/>
-    <w:bookmarkStart w:id="27" w:name="vlsm-con-requisitos-mínimos"/>
+    <w:bookmarkEnd w:id="15"/>
+    <w:bookmarkStart w:id="16" w:name="vlsm-con-requisitos-mínimos"/>
     <w:p>
       <w:pPr>
         <w:pStyle w:val="Heading2"/>
@@ -2029,7 +1945,6 @@
       <w:tblPr>
         <w:tblStyle w:val="Table"/>
         <w:tblW w:type="pct" w:w="5000"/>
-        <w:jc w:val="left"/>
         <w:tblLayout w:type="fixed"/>
         <w:tblLook w:firstRow="1" w:lastRow="0" w:firstColumn="0" w:lastColumn="0" w:noHBand="0" w:noVBand="0" w:val="0020"/>
       </w:tblPr>
@@ -2050,7 +1965,6 @@
           <w:p>
             <w:pPr>
               <w:pStyle w:val="Compact"/>
-              <w:jc w:val="left"/>
             </w:pPr>
             <w:r>
               <w:t xml:space="preserve">Subred</w:t>
@@ -2062,7 +1976,6 @@
           <w:p>
             <w:pPr>
               <w:pStyle w:val="Compact"/>
-              <w:jc w:val="left"/>
             </w:pPr>
             <w:r>
               <w:t xml:space="preserve">Resolviendo</w:t>
@@ -2074,7 +1987,6 @@
           <w:p>
             <w:pPr>
               <w:pStyle w:val="Compact"/>
-              <w:jc w:val="left"/>
             </w:pPr>
             <w:r>
               <w:t xml:space="preserve">CIDR</w:t>
@@ -2086,7 +1998,6 @@
           <w:p>
             <w:pPr>
               <w:pStyle w:val="Compact"/>
-              <w:jc w:val="left"/>
             </w:pPr>
             <w:r>
               <w:t xml:space="preserve">Red</w:t>
@@ -2098,7 +2009,6 @@
           <w:p>
             <w:pPr>
               <w:pStyle w:val="Compact"/>
-              <w:jc w:val="left"/>
             </w:pPr>
             <w:r>
               <w:t xml:space="preserve">Rango</w:t>
@@ -2110,7 +2020,6 @@
           <w:p>
             <w:pPr>
               <w:pStyle w:val="Compact"/>
-              <w:jc w:val="left"/>
             </w:pPr>
             <w:r>
               <w:t xml:space="preserve">Broadcast</w:t>
@@ -2124,7 +2033,6 @@
           <w:p>
             <w:pPr>
               <w:pStyle w:val="Compact"/>
-              <w:jc w:val="left"/>
             </w:pPr>
             <w:r>
               <w:t xml:space="preserve">Producción</w:t>
@@ -2136,7 +2044,6 @@
           <w:p>
             <w:pPr>
               <w:pStyle w:val="Compact"/>
-              <w:jc w:val="left"/>
             </w:pPr>
             <w:r>
               <w:t xml:space="preserve">2ʰ−2 ≥ 50 → h=6 (62)</w:t>
@@ -2148,7 +2055,6 @@
           <w:p>
             <w:pPr>
               <w:pStyle w:val="Compact"/>
-              <w:jc w:val="left"/>
             </w:pPr>
             <w:r>
               <w:t xml:space="preserve">/26</w:t>
@@ -2160,7 +2066,6 @@
           <w:p>
             <w:pPr>
               <w:pStyle w:val="Compact"/>
-              <w:jc w:val="left"/>
             </w:pPr>
             <w:r>
               <w:t xml:space="preserve">192.168.1.0</w:t>
@@ -2172,7 +2077,6 @@
           <w:p>
             <w:pPr>
               <w:pStyle w:val="Compact"/>
-              <w:jc w:val="left"/>
             </w:pPr>
             <w:r>
               <w:t xml:space="preserve">.1 - .62</w:t>
@@ -2184,7 +2088,6 @@
           <w:p>
             <w:pPr>
               <w:pStyle w:val="Compact"/>
-              <w:jc w:val="left"/>
             </w:pPr>
             <w:r>
               <w:t xml:space="preserve">.63</w:t>
@@ -2198,7 +2101,6 @@
           <w:p>
             <w:pPr>
               <w:pStyle w:val="Compact"/>
-              <w:jc w:val="left"/>
             </w:pPr>
             <w:r>
               <w:t xml:space="preserve">Comercial</w:t>
@@ -2210,7 +2112,6 @@
           <w:p>
             <w:pPr>
               <w:pStyle w:val="Compact"/>
-              <w:jc w:val="left"/>
             </w:pPr>
             <w:r>
               <w:t xml:space="preserve">2ʰ−2 ≥ 25 → h=5 (30)</w:t>
@@ -2222,7 +2123,6 @@
           <w:p>
             <w:pPr>
               <w:pStyle w:val="Compact"/>
-              <w:jc w:val="left"/>
             </w:pPr>
             <w:r>
               <w:t xml:space="preserve">/27</w:t>
@@ -2234,7 +2134,6 @@
           <w:p>
             <w:pPr>
               <w:pStyle w:val="Compact"/>
-              <w:jc w:val="left"/>
             </w:pPr>
             <w:r>
               <w:t xml:space="preserve">192.168.1.64</w:t>
@@ -2246,7 +2145,6 @@
           <w:p>
             <w:pPr>
               <w:pStyle w:val="Compact"/>
-              <w:jc w:val="left"/>
             </w:pPr>
             <w:r>
               <w:t xml:space="preserve">.65 - .94</w:t>
@@ -2258,7 +2156,6 @@
           <w:p>
             <w:pPr>
               <w:pStyle w:val="Compact"/>
-              <w:jc w:val="left"/>
             </w:pPr>
             <w:r>
               <w:t xml:space="preserve">.95</w:t>
@@ -2272,7 +2169,6 @@
           <w:p>
             <w:pPr>
               <w:pStyle w:val="Compact"/>
-              <w:jc w:val="left"/>
             </w:pPr>
             <w:r>
               <w:t xml:space="preserve">Soporte</w:t>
@@ -2284,7 +2180,6 @@
           <w:p>
             <w:pPr>
               <w:pStyle w:val="Compact"/>
-              <w:jc w:val="left"/>
             </w:pPr>
             <w:r>
               <w:t xml:space="preserve">2ʰ−2 ≥ 10 → h=4 (14)</w:t>
@@ -2296,7 +2191,6 @@
           <w:p>
             <w:pPr>
               <w:pStyle w:val="Compact"/>
-              <w:jc w:val="left"/>
             </w:pPr>
             <w:r>
               <w:t xml:space="preserve">/28</w:t>
@@ -2308,7 +2202,6 @@
           <w:p>
             <w:pPr>
               <w:pStyle w:val="Compact"/>
-              <w:jc w:val="left"/>
             </w:pPr>
             <w:r>
               <w:t xml:space="preserve">192.168.1.96</w:t>
@@ -2320,7 +2213,6 @@
           <w:p>
             <w:pPr>
               <w:pStyle w:val="Compact"/>
-              <w:jc w:val="left"/>
             </w:pPr>
             <w:r>
               <w:t xml:space="preserve">.97 - .110</w:t>
@@ -2332,7 +2224,6 @@
           <w:p>
             <w:pPr>
               <w:pStyle w:val="Compact"/>
-              <w:jc w:val="left"/>
             </w:pPr>
             <w:r>
               <w:t xml:space="preserve">.111</w:t>
@@ -2346,7 +2237,6 @@
           <w:p>
             <w:pPr>
               <w:pStyle w:val="Compact"/>
-              <w:jc w:val="left"/>
             </w:pPr>
             <w:r>
               <w:t xml:space="preserve">Enlace WAN</w:t>
@@ -2358,7 +2248,6 @@
           <w:p>
             <w:pPr>
               <w:pStyle w:val="Compact"/>
-              <w:jc w:val="left"/>
             </w:pPr>
             <w:r>
               <w:t xml:space="preserve">2ʰ−2 ≥ 2 → h=2 (2)</w:t>
@@ -2370,7 +2259,6 @@
           <w:p>
             <w:pPr>
               <w:pStyle w:val="Compact"/>
-              <w:jc w:val="left"/>
             </w:pPr>
             <w:r>
               <w:t xml:space="preserve">/30</w:t>
@@ -2382,7 +2270,6 @@
           <w:p>
             <w:pPr>
               <w:pStyle w:val="Compact"/>
-              <w:jc w:val="left"/>
             </w:pPr>
             <w:r>
               <w:t xml:space="preserve">192.168.1.112</w:t>
@@ -2394,7 +2281,6 @@
           <w:p>
             <w:pPr>
               <w:pStyle w:val="Compact"/>
-              <w:jc w:val="left"/>
             </w:pPr>
             <w:r>
               <w:t xml:space="preserve">.113 - .114</w:t>
@@ -2406,7 +2292,6 @@
           <w:p>
             <w:pPr>
               <w:pStyle w:val="Compact"/>
-              <w:jc w:val="left"/>
             </w:pPr>
             <w:r>
               <w:t xml:space="preserve">.115</w:t>
@@ -2484,8 +2369,8 @@
         <w:t xml:space="preserve">Producción acaba en .63 → Comercial arranca en .64. Comercial acaba en .95 → Soporte arranca en .96. Soporte acaba en .111 → el enlace WAN arranca en .112.</w:t>
       </w:r>
     </w:p>
-    <w:bookmarkEnd w:id="27"/>
-    <w:bookmarkStart w:id="28" w:name="conflicto-de-ip"/>
+    <w:bookmarkEnd w:id="16"/>
+    <w:bookmarkStart w:id="17" w:name="conflicto-de-ip"/>
     <w:p>
       <w:pPr>
         <w:pStyle w:val="Heading2"/>
@@ -2531,13 +2416,7 @@
         <w:t xml:space="preserve"> </w:t>
       </w:r>
       <w:r>
-        <w:t xml:space="preserve">“</w:t>
-      </w:r>
-      <w:r>
-        <w:t xml:space="preserve">duplicate address</w:t>
-      </w:r>
-      <w:r>
-        <w:t xml:space="preserve">”</w:t>
+        <w:t xml:space="preserve">“duplicate address”</w:t>
       </w:r>
       <w:r>
         <w:t xml:space="preserve">, y el tráfico hacia esa IP puede ir a uno o a otro. El servidor DHCP puede detectarlo</w:t>
@@ -2672,8 +2551,8 @@
         <w:t xml:space="preserve">por MAC para los equipos que quieras fijos sin configurarlos a mano.</w:t>
       </w:r>
     </w:p>
-    <w:bookmarkEnd w:id="28"/>
-    <w:bookmarkStart w:id="29" w:name="fragmentación-real-túnel-y-mtu"/>
+    <w:bookmarkEnd w:id="17"/>
+    <w:bookmarkStart w:id="18" w:name="fragmentación-real-túnel-y-mtu"/>
     <w:p>
       <w:pPr>
         <w:pStyle w:val="Heading2"/>
@@ -2783,7 +2662,6 @@
       <w:tblPr>
         <w:tblStyle w:val="Table"/>
         <w:tblW w:type="auto" w:w="0"/>
-        <w:jc w:val="left"/>
         <w:tblLook w:firstRow="1" w:lastRow="0" w:firstColumn="0" w:lastColumn="0" w:noHBand="0" w:noVBand="0" w:val="0020"/>
       </w:tblPr>
       <w:tblGrid>
@@ -2801,7 +2679,6 @@
           <w:p>
             <w:pPr>
               <w:pStyle w:val="Compact"/>
-              <w:jc w:val="left"/>
             </w:pPr>
             <w:r>
               <w:t xml:space="preserve">Frag</w:t>
@@ -2813,7 +2690,6 @@
           <w:p>
             <w:pPr>
               <w:pStyle w:val="Compact"/>
-              <w:jc w:val="left"/>
             </w:pPr>
             <w:r>
               <w:t xml:space="preserve">Datos</w:t>
@@ -2825,7 +2701,6 @@
           <w:p>
             <w:pPr>
               <w:pStyle w:val="Compact"/>
-              <w:jc w:val="left"/>
             </w:pPr>
             <w:r>
               <w:t xml:space="preserve">MF</w:t>
@@ -2837,7 +2712,6 @@
           <w:p>
             <w:pPr>
               <w:pStyle w:val="Compact"/>
-              <w:jc w:val="left"/>
             </w:pPr>
             <w:r>
               <w:t xml:space="preserve">Offset (×8)</w:t>
@@ -2851,7 +2725,6 @@
           <w:p>
             <w:pPr>
               <w:pStyle w:val="Compact"/>
-              <w:jc w:val="left"/>
             </w:pPr>
             <w:r>
               <w:t xml:space="preserve">1a</w:t>
@@ -2863,7 +2736,6 @@
           <w:p>
             <w:pPr>
               <w:pStyle w:val="Compact"/>
-              <w:jc w:val="left"/>
             </w:pPr>
             <w:r>
               <w:t xml:space="preserve">976</w:t>
@@ -2875,7 +2747,6 @@
           <w:p>
             <w:pPr>
               <w:pStyle w:val="Compact"/>
-              <w:jc w:val="left"/>
             </w:pPr>
             <w:r>
               <w:t xml:space="preserve">1</w:t>
@@ -2887,7 +2758,6 @@
           <w:p>
             <w:pPr>
               <w:pStyle w:val="Compact"/>
-              <w:jc w:val="left"/>
             </w:pPr>
             <w:r>
               <w:t xml:space="preserve">0</w:t>
@@ -2901,7 +2771,6 @@
           <w:p>
             <w:pPr>
               <w:pStyle w:val="Compact"/>
-              <w:jc w:val="left"/>
             </w:pPr>
             <w:r>
               <w:t xml:space="preserve">1b</w:t>
@@ -2913,7 +2782,6 @@
           <w:p>
             <w:pPr>
               <w:pStyle w:val="Compact"/>
-              <w:jc w:val="left"/>
             </w:pPr>
             <w:r>
               <w:t xml:space="preserve">504</w:t>
@@ -2925,7 +2793,6 @@
           <w:p>
             <w:pPr>
               <w:pStyle w:val="Compact"/>
-              <w:jc w:val="left"/>
             </w:pPr>
             <w:r>
               <w:t xml:space="preserve">1</w:t>
@@ -2937,7 +2804,6 @@
           <w:p>
             <w:pPr>
               <w:pStyle w:val="Compact"/>
-              <w:jc w:val="left"/>
             </w:pPr>
             <w:r>
               <w:t xml:space="preserve">122 (976/8)</w:t>
@@ -2951,7 +2817,6 @@
           <w:p>
             <w:pPr>
               <w:pStyle w:val="Compact"/>
-              <w:jc w:val="left"/>
             </w:pPr>
             <w:r>
               <w:t xml:space="preserve">2a</w:t>
@@ -2963,7 +2828,6 @@
           <w:p>
             <w:pPr>
               <w:pStyle w:val="Compact"/>
-              <w:jc w:val="left"/>
             </w:pPr>
             <w:r>
               <w:t xml:space="preserve">976</w:t>
@@ -2975,7 +2839,6 @@
           <w:p>
             <w:pPr>
               <w:pStyle w:val="Compact"/>
-              <w:jc w:val="left"/>
             </w:pPr>
             <w:r>
               <w:t xml:space="preserve">1</w:t>
@@ -2987,7 +2850,6 @@
           <w:p>
             <w:pPr>
               <w:pStyle w:val="Compact"/>
-              <w:jc w:val="left"/>
             </w:pPr>
             <w:r>
               <w:t xml:space="preserve">185</w:t>
@@ -3001,7 +2863,6 @@
           <w:p>
             <w:pPr>
               <w:pStyle w:val="Compact"/>
-              <w:jc w:val="left"/>
             </w:pPr>
             <w:r>
               <w:t xml:space="preserve">2b</w:t>
@@ -3013,7 +2874,6 @@
           <w:p>
             <w:pPr>
               <w:pStyle w:val="Compact"/>
-              <w:jc w:val="left"/>
             </w:pPr>
             <w:r>
               <w:t xml:space="preserve">504</w:t>
@@ -3025,7 +2885,6 @@
           <w:p>
             <w:pPr>
               <w:pStyle w:val="Compact"/>
-              <w:jc w:val="left"/>
             </w:pPr>
             <w:r>
               <w:t xml:space="preserve">1</w:t>
@@ -3037,7 +2896,6 @@
           <w:p>
             <w:pPr>
               <w:pStyle w:val="Compact"/>
-              <w:jc w:val="left"/>
             </w:pPr>
             <w:r>
               <w:t xml:space="preserve">307 (2456/8)</w:t>
@@ -3051,7 +2909,6 @@
           <w:p>
             <w:pPr>
               <w:pStyle w:val="Compact"/>
-              <w:jc w:val="left"/>
             </w:pPr>
             <w:r>
               <w:t xml:space="preserve">3a</w:t>
@@ -3063,7 +2920,6 @@
           <w:p>
             <w:pPr>
               <w:pStyle w:val="Compact"/>
-              <w:jc w:val="left"/>
             </w:pPr>
             <w:r>
               <w:t xml:space="preserve">976</w:t>
@@ -3075,7 +2931,6 @@
           <w:p>
             <w:pPr>
               <w:pStyle w:val="Compact"/>
-              <w:jc w:val="left"/>
             </w:pPr>
             <w:r>
               <w:t xml:space="preserve">1</w:t>
@@ -3087,7 +2942,6 @@
           <w:p>
             <w:pPr>
               <w:pStyle w:val="Compact"/>
-              <w:jc w:val="left"/>
             </w:pPr>
             <w:r>
               <w:t xml:space="preserve">370</w:t>
@@ -3101,7 +2955,6 @@
           <w:p>
             <w:pPr>
               <w:pStyle w:val="Compact"/>
-              <w:jc w:val="left"/>
             </w:pPr>
             <w:r>
               <w:t xml:space="preserve">3b</w:t>
@@ -3113,7 +2966,6 @@
           <w:p>
             <w:pPr>
               <w:pStyle w:val="Compact"/>
-              <w:jc w:val="left"/>
             </w:pPr>
             <w:r>
               <w:t xml:space="preserve">504</w:t>
@@ -3125,7 +2977,6 @@
           <w:p>
             <w:pPr>
               <w:pStyle w:val="Compact"/>
-              <w:jc w:val="left"/>
             </w:pPr>
             <w:r>
               <w:t xml:space="preserve">1</w:t>
@@ -3137,7 +2988,6 @@
           <w:p>
             <w:pPr>
               <w:pStyle w:val="Compact"/>
-              <w:jc w:val="left"/>
             </w:pPr>
             <w:r>
               <w:t xml:space="preserve">492 (3936/8)</w:t>
@@ -3151,7 +3001,6 @@
           <w:p>
             <w:pPr>
               <w:pStyle w:val="Compact"/>
-              <w:jc w:val="left"/>
             </w:pPr>
             <w:r>
               <w:t xml:space="preserve">4</w:t>
@@ -3163,7 +3012,6 @@
           <w:p>
             <w:pPr>
               <w:pStyle w:val="Compact"/>
-              <w:jc w:val="left"/>
             </w:pPr>
             <w:r>
               <w:t xml:space="preserve">560</w:t>
@@ -3175,7 +3023,6 @@
           <w:p>
             <w:pPr>
               <w:pStyle w:val="Compact"/>
-              <w:jc w:val="left"/>
             </w:pPr>
             <w:r>
               <w:rPr>
@@ -3191,7 +3038,6 @@
           <w:p>
             <w:pPr>
               <w:pStyle w:val="Compact"/>
-              <w:jc w:val="left"/>
             </w:pPr>
             <w:r>
               <w:t xml:space="preserve">555</w:t>
@@ -3256,21 +3102,7 @@
           <w:b/>
           <w:bCs/>
         </w:rPr>
-        <w:t xml:space="preserve">“</w:t>
-      </w:r>
-      <w:r>
-        <w:rPr>
-          <w:b/>
-          <w:bCs/>
-        </w:rPr>
-        <w:t xml:space="preserve">Packet needs to be fragmented but DF set</w:t>
-      </w:r>
-      <w:r>
-        <w:rPr>
-          <w:b/>
-          <w:bCs/>
-        </w:rPr>
-        <w:t xml:space="preserve">”</w:t>
+        <w:t xml:space="preserve">“Packet needs to be fragmented but DF set”</w:t>
       </w:r>
       <w:r>
         <w:t xml:space="preserve">; con</w:t>
@@ -3343,8 +3175,8 @@
         <w:t xml:space="preserve">fragmenta; los routers intermedios no fragmentan (Path MTU Discovery / Packet Too Big de ICMPv6).</w:t>
       </w:r>
     </w:p>
-    <w:bookmarkEnd w:id="29"/>
-    <w:bookmarkStart w:id="30" w:name="arp-wireshark-y-capas"/>
+    <w:bookmarkEnd w:id="18"/>
+    <w:bookmarkStart w:id="19" w:name="arp-wireshark-y-capas"/>
     <w:p>
       <w:pPr>
         <w:pStyle w:val="Heading2"/>
@@ -3380,13 +3212,7 @@
         <w:t xml:space="preserve"> </w:t>
       </w:r>
       <w:r>
-        <w:t xml:space="preserve">“</w:t>
-      </w:r>
-      <w:r>
-        <w:t xml:space="preserve">sobre</w:t>
-      </w:r>
-      <w:r>
-        <w:t xml:space="preserve">”</w:t>
+        <w:t xml:space="preserve">“sobre”</w:t>
       </w:r>
       <w:r>
         <w:t xml:space="preserve"> </w:t>
@@ -3425,13 +3251,7 @@
         <w:t xml:space="preserve"> </w:t>
       </w:r>
       <w:r>
-        <w:t xml:space="preserve">“</w:t>
-      </w:r>
-      <w:r>
-        <w:t xml:space="preserve">se queda</w:t>
-      </w:r>
-      <w:r>
-        <w:t xml:space="preserve">”</w:t>
+        <w:t xml:space="preserve">“se queda”</w:t>
       </w:r>
       <w:r>
         <w:t xml:space="preserve"> </w:t>
@@ -3459,13 +3279,7 @@
         <w:t xml:space="preserve"> </w:t>
       </w:r>
       <w:r>
-        <w:t xml:space="preserve">“</w:t>
-      </w:r>
-      <w:r>
-        <w:t xml:space="preserve">por la puerta</w:t>
-      </w:r>
-      <w:r>
-        <w:t xml:space="preserve">”</w:t>
+        <w:t xml:space="preserve">“por la puerta”</w:t>
       </w:r>
       <w:r>
         <w:t xml:space="preserve"> </w:t>
@@ -3625,9 +3439,13 @@
         <w:t xml:space="preserve">= 192.168.1.1 (además del protocolo = 1 para ICMP).</w:t>
       </w:r>
     </w:p>
-    <w:bookmarkEnd w:id="30"/>
-    <w:bookmarkEnd w:id="31"/>
-    <w:sectPr/>
+    <w:bookmarkEnd w:id="19"/>
+    <w:bookmarkEnd w:id="20"/>
+    <w:sectPr>
+      <w:footnotePr>
+        <w:numRestart w:val="eachSect"/>
+      </w:footnotePr>
+    </w:sectPr>
   </w:body>
 </w:document>
 </file>
@@ -3665,7 +3483,7 @@
       <w:lvlText w:val=" "/>
       <w:lvlJc w:val="left"/>
       <w:pPr>
-        <w:ind w:left="720" w:hanging="480"/>
+        <w:ind w:left="720" w:hanging="360"/>
       </w:pPr>
     </w:lvl>
     <w:lvl w:ilvl="1">
@@ -3673,7 +3491,7 @@
       <w:lvlText w:val=" "/>
       <w:lvlJc w:val="left"/>
       <w:pPr>
-        <w:ind w:left="1440" w:hanging="480"/>
+        <w:ind w:left="1440" w:hanging="360"/>
       </w:pPr>
     </w:lvl>
     <w:lvl w:ilvl="2">
@@ -3681,7 +3499,7 @@
       <w:lvlText w:val=" "/>
       <w:lvlJc w:val="left"/>
       <w:pPr>
-        <w:ind w:left="2160" w:hanging="480"/>
+        <w:ind w:left="2160" w:hanging="360"/>
       </w:pPr>
     </w:lvl>
     <w:lvl w:ilvl="3">
@@ -3689,7 +3507,7 @@
       <w:lvlText w:val=" "/>
       <w:lvlJc w:val="left"/>
       <w:pPr>
-        <w:ind w:left="2880" w:hanging="480"/>
+        <w:ind w:left="2880" w:hanging="360"/>
       </w:pPr>
     </w:lvl>
     <w:lvl w:ilvl="4">
@@ -3697,7 +3515,7 @@
       <w:lvlText w:val=" "/>
       <w:lvlJc w:val="left"/>
       <w:pPr>
-        <w:ind w:left="3600" w:hanging="480"/>
+        <w:ind w:left="3600" w:hanging="360"/>
       </w:pPr>
     </w:lvl>
     <w:lvl w:ilvl="5">
@@ -3705,7 +3523,7 @@
       <w:lvlText w:val=" "/>
       <w:lvlJc w:val="left"/>
       <w:pPr>
-        <w:ind w:left="4320" w:hanging="480"/>
+        <w:ind w:left="4320" w:hanging="360"/>
       </w:pPr>
     </w:lvl>
     <w:lvl w:ilvl="6">
@@ -3713,7 +3531,7 @@
       <w:lvlText w:val=" "/>
       <w:lvlJc w:val="left"/>
       <w:pPr>
-        <w:ind w:left="5040" w:hanging="480"/>
+        <w:ind w:left="5040" w:hanging="360"/>
       </w:pPr>
     </w:lvl>
     <w:lvl w:ilvl="7">
@@ -3721,7 +3539,7 @@
       <w:lvlText w:val=" "/>
       <w:lvlJc w:val="left"/>
       <w:pPr>
-        <w:ind w:left="5760" w:hanging="480"/>
+        <w:ind w:left="5760" w:hanging="360"/>
       </w:pPr>
     </w:lvl>
     <w:lvl w:ilvl="8">
@@ -3729,7 +3547,7 @@
       <w:lvlText w:val=" "/>
       <w:lvlJc w:val="left"/>
       <w:pPr>
-        <w:ind w:left="6480" w:hanging="480"/>
+        <w:ind w:left="6480" w:hanging="360"/>
       </w:pPr>
     </w:lvl>
   </w:abstractNum>
@@ -3742,7 +3560,7 @@
       <w:lvlText w:val="%1)"/>
       <w:lvlJc w:val="left"/>
       <w:pPr>
-        <w:ind w:left="720" w:hanging="480"/>
+        <w:ind w:left="720" w:hanging="360"/>
       </w:pPr>
     </w:lvl>
     <w:lvl w:ilvl="1">
@@ -3751,7 +3569,7 @@
       <w:lvlText w:val="%2)"/>
       <w:lvlJc w:val="left"/>
       <w:pPr>
-        <w:ind w:left="1440" w:hanging="480"/>
+        <w:ind w:left="1440" w:hanging="360"/>
       </w:pPr>
     </w:lvl>
     <w:lvl w:ilvl="2">
@@ -3760,7 +3578,7 @@
       <w:lvlText w:val="%3)"/>
       <w:lvlJc w:val="left"/>
       <w:pPr>
-        <w:ind w:left="2160" w:hanging="480"/>
+        <w:ind w:left="2160" w:hanging="360"/>
       </w:pPr>
     </w:lvl>
     <w:lvl w:ilvl="3">
@@ -3769,7 +3587,7 @@
       <w:lvlText w:val="%4)"/>
       <w:lvlJc w:val="left"/>
       <w:pPr>
-        <w:ind w:left="2880" w:hanging="480"/>
+        <w:ind w:left="2880" w:hanging="360"/>
       </w:pPr>
     </w:lvl>
     <w:lvl w:ilvl="4">
@@ -3778,7 +3596,7 @@
       <w:lvlText w:val="%5)"/>
       <w:lvlJc w:val="left"/>
       <w:pPr>
-        <w:ind w:left="3600" w:hanging="480"/>
+        <w:ind w:left="3600" w:hanging="360"/>
       </w:pPr>
     </w:lvl>
     <w:lvl w:ilvl="5">
@@ -3787,7 +3605,7 @@
       <w:lvlText w:val="%6)"/>
       <w:lvlJc w:val="left"/>
       <w:pPr>
-        <w:ind w:left="4320" w:hanging="480"/>
+        <w:ind w:left="4320" w:hanging="360"/>
       </w:pPr>
     </w:lvl>
     <w:lvl w:ilvl="6">
@@ -3796,7 +3614,7 @@
       <w:lvlText w:val="%7)"/>
       <w:lvlJc w:val="left"/>
       <w:pPr>
-        <w:ind w:left="5040" w:hanging="480"/>
+        <w:ind w:left="5040" w:hanging="360"/>
       </w:pPr>
     </w:lvl>
     <w:lvl w:ilvl="7">
@@ -3805,7 +3623,7 @@
       <w:lvlText w:val="%8)"/>
       <w:lvlJc w:val="left"/>
       <w:pPr>
-        <w:ind w:left="5760" w:hanging="480"/>
+        <w:ind w:left="5760" w:hanging="360"/>
       </w:pPr>
     </w:lvl>
     <w:lvl w:ilvl="8">
@@ -3814,7 +3632,7 @@
       <w:lvlText w:val="%9)"/>
       <w:lvlJc w:val="left"/>
       <w:pPr>
-        <w:ind w:left="6480" w:hanging="480"/>
+        <w:ind w:left="6480" w:hanging="360"/>
       </w:pPr>
     </w:lvl>
   </w:abstractNum>
@@ -3827,7 +3645,7 @@
       <w:lvlText w:val="%1."/>
       <w:lvlJc w:val="left"/>
       <w:pPr>
-        <w:ind w:left="720" w:hanging="480"/>
+        <w:ind w:left="720" w:hanging="360"/>
       </w:pPr>
     </w:lvl>
     <w:lvl w:ilvl="1">
@@ -3836,7 +3654,7 @@
       <w:lvlText w:val="%2."/>
       <w:lvlJc w:val="left"/>
       <w:pPr>
-        <w:ind w:left="1440" w:hanging="480"/>
+        <w:ind w:left="1440" w:hanging="360"/>
       </w:pPr>
     </w:lvl>
     <w:lvl w:ilvl="2">
@@ -3845,7 +3663,7 @@
       <w:lvlText w:val="%3."/>
       <w:lvlJc w:val="left"/>
       <w:pPr>
-        <w:ind w:left="2160" w:hanging="480"/>
+        <w:ind w:left="2160" w:hanging="360"/>
       </w:pPr>
     </w:lvl>
     <w:lvl w:ilvl="3">
@@ -3854,7 +3672,7 @@
       <w:lvlText w:val="%4."/>
       <w:lvlJc w:val="left"/>
       <w:pPr>
-        <w:ind w:left="2880" w:hanging="480"/>
+        <w:ind w:left="2880" w:hanging="360"/>
       </w:pPr>
     </w:lvl>
     <w:lvl w:ilvl="4">
@@ -3863,7 +3681,7 @@
       <w:lvlText w:val="%5."/>
       <w:lvlJc w:val="left"/>
       <w:pPr>
-        <w:ind w:left="3600" w:hanging="480"/>
+        <w:ind w:left="3600" w:hanging="360"/>
       </w:pPr>
     </w:lvl>
     <w:lvl w:ilvl="5">
@@ -3872,7 +3690,7 @@
       <w:lvlText w:val="%6."/>
       <w:lvlJc w:val="left"/>
       <w:pPr>
-        <w:ind w:left="4320" w:hanging="480"/>
+        <w:ind w:left="4320" w:hanging="360"/>
       </w:pPr>
     </w:lvl>
     <w:lvl w:ilvl="6">
@@ -3881,7 +3699,7 @@
       <w:lvlText w:val="%7."/>
       <w:lvlJc w:val="left"/>
       <w:pPr>
-        <w:ind w:left="5040" w:hanging="480"/>
+        <w:ind w:left="5040" w:hanging="360"/>
       </w:pPr>
     </w:lvl>
     <w:lvl w:ilvl="7">
@@ -3890,7 +3708,7 @@
       <w:lvlText w:val="%8."/>
       <w:lvlJc w:val="left"/>
       <w:pPr>
-        <w:ind w:left="5760" w:hanging="480"/>
+        <w:ind w:left="5760" w:hanging="360"/>
       </w:pPr>
     </w:lvl>
     <w:lvl w:ilvl="8">
@@ -3899,7 +3717,7 @@
       <w:lvlText w:val="%9."/>
       <w:lvlJc w:val="left"/>
       <w:pPr>
-        <w:ind w:left="6480" w:hanging="480"/>
+        <w:ind w:left="6480" w:hanging="360"/>
       </w:pPr>
     </w:lvl>
   </w:abstractNum>
@@ -3908,75 +3726,102 @@
     <w:multiLevelType w:val="multilevel"/>
     <w:lvl w:ilvl="0">
       <w:numFmt w:val="bullet"/>
-      <w:lvlText w:val="•"/>
+      <w:lvlText w:val=""/>
       <w:lvlJc w:val="left"/>
       <w:pPr>
-        <w:ind w:left="720" w:hanging="480"/>
-      </w:pPr>
+        <w:ind w:left="720" w:hanging="360"/>
+      </w:pPr>
+      <w:rPr>
+        <w:rFonts w:ascii="Symbol" w:hAnsi="Symbol" w:cs="Symbol" w:hint="default"/>
+      </w:rPr>
     </w:lvl>
     <w:lvl w:ilvl="1">
       <w:numFmt w:val="bullet"/>
-      <w:lvlText w:val="–"/>
+      <w:lvlText w:val="o"/>
       <w:lvlJc w:val="left"/>
       <w:pPr>
-        <w:ind w:left="1440" w:hanging="480"/>
-      </w:pPr>
+        <w:ind w:left="1440" w:hanging="360"/>
+      </w:pPr>
+      <w:rPr>
+        <w:rFonts w:ascii="Courier New" w:hAnsi="Courier New" w:cs="Courier New" w:hint="default"/>
+      </w:rPr>
     </w:lvl>
     <w:lvl w:ilvl="2">
       <w:numFmt w:val="bullet"/>
-      <w:lvlText w:val="•"/>
+      <w:lvlText w:val=""/>
       <w:lvlJc w:val="left"/>
       <w:pPr>
-        <w:ind w:left="2160" w:hanging="480"/>
-      </w:pPr>
+        <w:ind w:left="2160" w:hanging="360"/>
+      </w:pPr>
+      <w:rPr>
+        <w:rFonts w:ascii="Wingdings" w:hAnsi="Wingdings" w:cs="Wingdings" w:hint="default"/>
+      </w:rPr>
     </w:lvl>
     <w:lvl w:ilvl="3">
       <w:numFmt w:val="bullet"/>
-      <w:lvlText w:val="–"/>
+      <w:lvlText w:val=""/>
       <w:lvlJc w:val="left"/>
       <w:pPr>
-        <w:ind w:left="2880" w:hanging="480"/>
-      </w:pPr>
+        <w:ind w:left="2880" w:hanging="360"/>
+      </w:pPr>
+      <w:rPr>
+        <w:rFonts w:ascii="Symbol" w:hAnsi="Symbol" w:cs="Symbol" w:hint="default"/>
+      </w:rPr>
     </w:lvl>
     <w:lvl w:ilvl="4">
       <w:numFmt w:val="bullet"/>
-      <w:lvlText w:val="•"/>
+      <w:lvlText w:val="o"/>
       <w:lvlJc w:val="left"/>
       <w:pPr>
-        <w:ind w:left="3600" w:hanging="480"/>
-      </w:pPr>
+        <w:ind w:left="3600" w:hanging="360"/>
+      </w:pPr>
+      <w:rPr>
+        <w:rFonts w:ascii="Courier New" w:hAnsi="Courier New" w:cs="Courier New" w:hint="default"/>
+      </w:rPr>
     </w:lvl>
     <w:lvl w:ilvl="5">
       <w:numFmt w:val="bullet"/>
-      <w:lvlText w:val="–"/>
+      <w:lvlText w:val=""/>
       <w:lvlJc w:val="left"/>
       <w:pPr>
-        <w:ind w:left="4320" w:hanging="480"/>
-      </w:pPr>
+        <w:ind w:left="4320" w:hanging="360"/>
+      </w:pPr>
+      <w:rPr>
+        <w:rFonts w:ascii="Wingdings" w:hAnsi="Wingdings" w:cs="Wingdings" w:hint="default"/>
+      </w:rPr>
     </w:lvl>
     <w:lvl w:ilvl="6">
       <w:numFmt w:val="bullet"/>
-      <w:lvlText w:val="•"/>
+      <w:lvlText w:val=""/>
       <w:lvlJc w:val="left"/>
       <w:pPr>
-        <w:ind w:left="5040" w:hanging="480"/>
-      </w:pPr>
+        <w:ind w:left="5040" w:hanging="360"/>
+      </w:pPr>
+      <w:rPr>
+        <w:rFonts w:ascii="Symbol" w:hAnsi="Symbol" w:cs="Symbol" w:hint="default"/>
+      </w:rPr>
     </w:lvl>
     <w:lvl w:ilvl="7">
       <w:numFmt w:val="bullet"/>
-      <w:lvlText w:val="–"/>
+      <w:lvlText w:val="o"/>
       <w:lvlJc w:val="left"/>
       <w:pPr>
-        <w:ind w:left="5760" w:hanging="480"/>
-      </w:pPr>
+        <w:ind w:left="5760" w:hanging="360"/>
+      </w:pPr>
+      <w:rPr>
+        <w:rFonts w:ascii="Courier New" w:hAnsi="Courier New" w:cs="Courier New" w:hint="default"/>
+      </w:rPr>
     </w:lvl>
     <w:lvl w:ilvl="8">
       <w:numFmt w:val="bullet"/>
-      <w:lvlText w:val="•"/>
+      <w:lvlText w:val=""/>
       <w:lvlJc w:val="left"/>
       <w:pPr>
-        <w:ind w:left="6480" w:hanging="480"/>
-      </w:pPr>
+        <w:ind w:left="6480" w:hanging="360"/>
+      </w:pPr>
+      <w:rPr>
+        <w:rFonts w:ascii="Wingdings" w:hAnsi="Wingdings" w:cs="Wingdings" w:hint="default"/>
+      </w:rPr>
     </w:lvl>
   </w:abstractNum>
   <w:abstractNum w:abstractNumId="99722">
@@ -3988,7 +3833,7 @@
       <w:lvlText w:val="%1)"/>
       <w:lvlJc w:val="left"/>
       <w:pPr>
-        <w:ind w:left="720" w:hanging="480"/>
+        <w:ind w:left="720" w:hanging="360"/>
       </w:pPr>
     </w:lvl>
     <w:lvl w:ilvl="1">
@@ -3997,7 +3842,7 @@
       <w:lvlText w:val="%2)"/>
       <w:lvlJc w:val="left"/>
       <w:pPr>
-        <w:ind w:left="1440" w:hanging="480"/>
+        <w:ind w:left="1440" w:hanging="360"/>
       </w:pPr>
     </w:lvl>
     <w:lvl w:ilvl="2">
@@ -4006,7 +3851,7 @@
       <w:lvlText w:val="%3)"/>
       <w:lvlJc w:val="left"/>
       <w:pPr>
-        <w:ind w:left="2160" w:hanging="480"/>
+        <w:ind w:left="2160" w:hanging="360"/>
       </w:pPr>
     </w:lvl>
     <w:lvl w:ilvl="3">
@@ -4015,7 +3860,7 @@
       <w:lvlText w:val="%4)"/>
       <w:lvlJc w:val="left"/>
       <w:pPr>
-        <w:ind w:left="2880" w:hanging="480"/>
+        <w:ind w:left="2880" w:hanging="360"/>
       </w:pPr>
     </w:lvl>
     <w:lvl w:ilvl="4">
@@ -4024,7 +3869,7 @@
       <w:lvlText w:val="%5)"/>
       <w:lvlJc w:val="left"/>
       <w:pPr>
-        <w:ind w:left="3600" w:hanging="480"/>
+        <w:ind w:left="3600" w:hanging="360"/>
       </w:pPr>
     </w:lvl>
     <w:lvl w:ilvl="5">
@@ -4033,7 +3878,7 @@
       <w:lvlText w:val="%6)"/>
       <w:lvlJc w:val="left"/>
       <w:pPr>
-        <w:ind w:left="4320" w:hanging="480"/>
+        <w:ind w:left="4320" w:hanging="360"/>
       </w:pPr>
     </w:lvl>
     <w:lvl w:ilvl="6">
@@ -4042,7 +3887,7 @@
       <w:lvlText w:val="%7)"/>
       <w:lvlJc w:val="left"/>
       <w:pPr>
-        <w:ind w:left="5040" w:hanging="480"/>
+        <w:ind w:left="5040" w:hanging="360"/>
       </w:pPr>
     </w:lvl>
     <w:lvl w:ilvl="7">
@@ -4051,7 +3896,7 @@
       <w:lvlText w:val="%8)"/>
       <w:lvlJc w:val="left"/>
       <w:pPr>
-        <w:ind w:left="5760" w:hanging="480"/>
+        <w:ind w:left="5760" w:hanging="360"/>
       </w:pPr>
     </w:lvl>
     <w:lvl w:ilvl="8">
@@ -4060,7 +3905,7 @@
       <w:lvlText w:val="%9)"/>
       <w:lvlJc w:val="left"/>
       <w:pPr>
-        <w:ind w:left="6480" w:hanging="480"/>
+        <w:ind w:left="6480" w:hanging="360"/>
       </w:pPr>
     </w:lvl>
   </w:abstractNum>
@@ -4073,7 +3918,7 @@
       <w:lvlText w:val="%1)"/>
       <w:lvlJc w:val="left"/>
       <w:pPr>
-        <w:ind w:left="720" w:hanging="480"/>
+        <w:ind w:left="720" w:hanging="360"/>
       </w:pPr>
     </w:lvl>
     <w:lvl w:ilvl="1">
@@ -4082,7 +3927,7 @@
       <w:lvlText w:val="%2)"/>
       <w:lvlJc w:val="left"/>
       <w:pPr>
-        <w:ind w:left="1440" w:hanging="480"/>
+        <w:ind w:left="1440" w:hanging="360"/>
       </w:pPr>
     </w:lvl>
     <w:lvl w:ilvl="2">
@@ -4091,7 +3936,7 @@
       <w:lvlText w:val="%3)"/>
       <w:lvlJc w:val="left"/>
       <w:pPr>
-        <w:ind w:left="2160" w:hanging="480"/>
+        <w:ind w:left="2160" w:hanging="360"/>
       </w:pPr>
     </w:lvl>
     <w:lvl w:ilvl="3">
@@ -4100,7 +3945,7 @@
       <w:lvlText w:val="%4)"/>
       <w:lvlJc w:val="left"/>
       <w:pPr>
-        <w:ind w:left="2880" w:hanging="480"/>
+        <w:ind w:left="2880" w:hanging="360"/>
       </w:pPr>
     </w:lvl>
     <w:lvl w:ilvl="4">
@@ -4109,7 +3954,7 @@
       <w:lvlText w:val="%5)"/>
       <w:lvlJc w:val="left"/>
       <w:pPr>
-        <w:ind w:left="3600" w:hanging="480"/>
+        <w:ind w:left="3600" w:hanging="360"/>
       </w:pPr>
     </w:lvl>
     <w:lvl w:ilvl="5">
@@ -4118,7 +3963,7 @@
       <w:lvlText w:val="%6)"/>
       <w:lvlJc w:val="left"/>
       <w:pPr>
-        <w:ind w:left="4320" w:hanging="480"/>
+        <w:ind w:left="4320" w:hanging="360"/>
       </w:pPr>
     </w:lvl>
     <w:lvl w:ilvl="6">
@@ -4127,7 +3972,7 @@
       <w:lvlText w:val="%7)"/>
       <w:lvlJc w:val="left"/>
       <w:pPr>
-        <w:ind w:left="5040" w:hanging="480"/>
+        <w:ind w:left="5040" w:hanging="360"/>
       </w:pPr>
     </w:lvl>
     <w:lvl w:ilvl="7">
@@ -4136,7 +3981,7 @@
       <w:lvlText w:val="%8)"/>
       <w:lvlJc w:val="left"/>
       <w:pPr>
-        <w:ind w:left="5760" w:hanging="480"/>
+        <w:ind w:left="5760" w:hanging="360"/>
       </w:pPr>
     </w:lvl>
     <w:lvl w:ilvl="8">
@@ -4145,7 +3990,7 @@
       <w:lvlText w:val="%9)"/>
       <w:lvlJc w:val="left"/>
       <w:pPr>
-        <w:ind w:left="6480" w:hanging="480"/>
+        <w:ind w:left="6480" w:hanging="360"/>
       </w:pPr>
     </w:lvl>
   </w:abstractNum>
@@ -4523,10 +4368,10 @@
   <w:docDefaults>
     <w:rPrDefault>
       <w:rPr>
-        <w:rFonts w:asciiTheme="minorHAnsi" w:cstheme="minorBidi" w:eastAsiaTheme="minorHAnsi" w:hAnsiTheme="minorHAnsi"/>
+        <w:rFonts w:asciiTheme="minorHAnsi" w:cstheme="minorBidi" w:eastAsiaTheme="minorEastAsia" w:hAnsiTheme="minorHAnsi"/>
         <w:sz w:val="24"/>
         <w:szCs w:val="24"/>
-        <w:lang w:bidi="ar-SA" w:eastAsia="en-US" w:val="es-ES"/>
+        <w:lang w:bidi="ar-SA" w:eastAsia="zh-CN" w:val="es-ES"/>
       </w:rPr>
     </w:rPrDefault>
     <w:pPrDefault>
@@ -4567,57 +4412,94 @@
     <w:name w:val="Title"/>
     <w:basedOn w:val="Normal"/>
     <w:next w:val="BodyText"/>
+    <w:link w:val="TitleChar"/>
+    <w:uiPriority w:val="10"/>
     <w:qFormat/>
+    <w:rsid w:val="00A10FD9"/>
     <w:pPr>
-      <w:keepNext/>
-      <w:keepLines/>
-      <w:spacing w:after="240" w:before="480"/>
+      <w:spacing w:after="80" w:line="240" w:lineRule="auto"/>
+      <w:contextualSpacing/>
       <w:jc w:val="center"/>
     </w:pPr>
     <w:rPr>
       <w:rFonts w:asciiTheme="majorHAnsi" w:cstheme="majorBidi" w:eastAsiaTheme="majorEastAsia" w:hAnsiTheme="majorHAnsi"/>
-      <w:b/>
-      <w:bCs/>
-      <w:color w:themeColor="accent1" w:themeShade="B5" w:val="345A8A"/>
-      <w:sz w:val="36"/>
-      <w:szCs w:val="36"/>
+      <w:sz w:val="56"/>
+      <w:szCs w:val="56"/>
+    </w:rPr>
+  </w:style>
+  <w:style w:customStyle="1" w:styleId="TitleChar" w:type="character">
+    <w:name w:val="Title Char"/>
+    <w:basedOn w:val="DefaultParagraphFont"/>
+    <w:link w:val="Title"/>
+    <w:uiPriority w:val="10"/>
+    <w:rsid w:val="00A10FD9"/>
+    <w:rPr>
+      <w:rFonts w:asciiTheme="majorHAnsi" w:cstheme="majorBidi" w:eastAsiaTheme="majorEastAsia" w:hAnsiTheme="majorHAnsi"/>
+      <w:sz w:val="56"/>
+      <w:szCs w:val="56"/>
     </w:rPr>
   </w:style>
   <w:style w:styleId="Subtitle" w:type="paragraph">
     <w:name w:val="Subtitle"/>
+    <w:basedOn w:val="Title"/>
+    <w:next w:val="BodyText"/>
+    <w:link w:val="SubtitleChar"/>
+    <w:uiPriority w:val="11"/>
+    <w:qFormat/>
+    <w:rsid w:val="00A10FD9"/>
+    <w:pPr>
+      <w:numPr>
+        <w:ilvl w:val="1"/>
+      </w:numPr>
+    </w:pPr>
+    <w:rPr>
+      <w:rFonts w:cstheme="majorBidi" w:eastAsiaTheme="majorEastAsia"/>
+      <w:spacing w:val="15"/>
+      <w:sz w:val="28"/>
+      <w:szCs w:val="28"/>
+    </w:rPr>
+  </w:style>
+  <w:style w:customStyle="1" w:styleId="SubtitleChar" w:type="character">
+    <w:name w:val="Subtitle Char"/>
+    <w:basedOn w:val="DefaultParagraphFont"/>
+    <w:link w:val="Subtitle"/>
+    <w:uiPriority w:val="11"/>
+    <w:rsid w:val="00A10FD9"/>
+    <w:rPr>
+      <w:rFonts w:cstheme="majorBidi" w:eastAsiaTheme="majorEastAsia"/>
+      <w:color w:themeColor="text1" w:themeTint="A6" w:val="595959"/>
+      <w:spacing w:val="15"/>
+      <w:sz w:val="28"/>
+      <w:szCs w:val="28"/>
+    </w:rPr>
+  </w:style>
+  <w:style w:customStyle="1" w:styleId="Author" w:type="paragraph">
+    <w:name w:val="Author"/>
     <w:basedOn w:val="Title"/>
     <w:next w:val="BodyText"/>
     <w:qFormat/>
     <w:pPr>
       <w:keepNext/>
       <w:keepLines/>
-      <w:spacing w:after="240" w:before="240"/>
-      <w:jc w:val="center"/>
     </w:pPr>
     <w:rPr>
-      <w:sz w:val="30"/>
-      <w:szCs w:val="30"/>
-    </w:rPr>
-  </w:style>
-  <w:style w:customStyle="1" w:styleId="Author" w:type="paragraph">
-    <w:name w:val="Author"/>
+      <w:sz w:val="24"/>
+      <w:szCs w:val="24"/>
+    </w:rPr>
+  </w:style>
+  <w:style w:styleId="Date" w:type="paragraph">
+    <w:name w:val="Date"/>
+    <w:basedOn w:val="Title"/>
     <w:next w:val="BodyText"/>
     <w:qFormat/>
     <w:pPr>
       <w:keepNext/>
       <w:keepLines/>
-      <w:jc w:val="center"/>
     </w:pPr>
-  </w:style>
-  <w:style w:styleId="Date" w:type="paragraph">
-    <w:name w:val="Date"/>
-    <w:next w:val="BodyText"/>
-    <w:qFormat/>
-    <w:pPr>
-      <w:keepNext/>
-      <w:keepLines/>
-      <w:jc w:val="center"/>
-    </w:pPr>
+    <w:rPr>
+      <w:sz w:val="24"/>
+      <w:szCs w:val="24"/>
+    </w:rPr>
   </w:style>
   <w:style w:customStyle="1" w:styleId="AbstractTitle" w:type="paragraph">
     <w:name w:val="Abstract Title"/>
@@ -4632,7 +4514,6 @@
     </w:pPr>
     <w:rPr>
       <w:b/>
-      <w:color w:val="345A8A"/>
       <w:sz w:val="20"/>
       <w:szCs w:val="20"/>
     </w:rPr>
@@ -4661,191 +4542,321 @@
     <w:rPr/>
   </w:style>
   <w:style w:styleId="Heading1" w:type="paragraph">
-    <w:name w:val="Heading 1"/>
+    <w:name w:val="heading 1"/>
     <w:basedOn w:val="Normal"/>
     <w:next w:val="BodyText"/>
+    <w:link w:val="Heading1Char"/>
     <w:uiPriority w:val="9"/>
     <w:qFormat/>
+    <w:rsid w:val="00A10FD9"/>
     <w:pPr>
       <w:keepNext/>
       <w:keepLines/>
-      <w:spacing w:after="0" w:before="480"/>
+      <w:spacing w:after="80" w:before="360"/>
       <w:outlineLvl w:val="0"/>
     </w:pPr>
     <w:rPr>
       <w:rFonts w:asciiTheme="majorHAnsi" w:cstheme="majorBidi" w:eastAsiaTheme="majorEastAsia" w:hAnsiTheme="majorHAnsi"/>
-      <w:b/>
-      <w:bCs/>
-      <w:color w:themeColor="accent1" w:val="4F81BD"/>
-      <w:sz w:val="32"/>
-      <w:szCs w:val="32"/>
+      <w:color w:themeColor="accent1" w:themeShade="BF" w:val="0F4761"/>
+      <w:sz w:val="40"/>
+      <w:szCs w:val="40"/>
     </w:rPr>
   </w:style>
   <w:style w:styleId="Heading2" w:type="paragraph">
-    <w:name w:val="Heading 2"/>
+    <w:name w:val="heading 2"/>
     <w:basedOn w:val="Normal"/>
     <w:next w:val="BodyText"/>
+    <w:link w:val="Heading2Char"/>
     <w:uiPriority w:val="9"/>
+    <w:semiHidden/>
     <w:unhideWhenUsed/>
     <w:qFormat/>
+    <w:rsid w:val="00A10FD9"/>
     <w:pPr>
       <w:keepNext/>
       <w:keepLines/>
-      <w:spacing w:after="0" w:before="200"/>
+      <w:spacing w:after="80" w:before="160"/>
       <w:outlineLvl w:val="1"/>
     </w:pPr>
     <w:rPr>
       <w:rFonts w:asciiTheme="majorHAnsi" w:cstheme="majorBidi" w:eastAsiaTheme="majorEastAsia" w:hAnsiTheme="majorHAnsi"/>
-      <w:b/>
-      <w:bCs/>
-      <w:color w:themeColor="accent1" w:val="4F81BD"/>
-      <w:sz w:val="28"/>
-      <w:szCs w:val="28"/>
+      <w:color w:themeColor="accent1" w:themeShade="BF" w:val="0F4761"/>
+      <w:sz w:val="32"/>
+      <w:szCs w:val="32"/>
     </w:rPr>
   </w:style>
   <w:style w:styleId="Heading3" w:type="paragraph">
-    <w:name w:val="Heading 3"/>
+    <w:name w:val="heading 3"/>
     <w:basedOn w:val="Normal"/>
     <w:next w:val="BodyText"/>
+    <w:link w:val="Heading3Char"/>
     <w:uiPriority w:val="9"/>
+    <w:semiHidden/>
     <w:unhideWhenUsed/>
     <w:qFormat/>
+    <w:rsid w:val="00A10FD9"/>
     <w:pPr>
       <w:keepNext/>
       <w:keepLines/>
-      <w:spacing w:after="0" w:before="200"/>
+      <w:spacing w:after="80" w:before="160"/>
       <w:outlineLvl w:val="2"/>
     </w:pPr>
     <w:rPr>
-      <w:rFonts w:asciiTheme="majorHAnsi" w:cstheme="majorBidi" w:eastAsiaTheme="majorEastAsia" w:hAnsiTheme="majorHAnsi"/>
-      <w:b/>
-      <w:bCs/>
-      <w:color w:themeColor="accent1" w:val="4F81BD"/>
-      <w:sz w:val="24"/>
-      <w:szCs w:val="24"/>
+      <w:rFonts w:cstheme="majorBidi" w:eastAsiaTheme="majorEastAsia"/>
+      <w:color w:themeColor="accent1" w:themeShade="BF" w:val="0F4761"/>
+      <w:sz w:val="28"/>
+      <w:szCs w:val="28"/>
     </w:rPr>
   </w:style>
   <w:style w:styleId="Heading4" w:type="paragraph">
-    <w:name w:val="Heading 4"/>
+    <w:name w:val="heading 4"/>
     <w:basedOn w:val="Normal"/>
     <w:next w:val="BodyText"/>
+    <w:link w:val="Heading4Char"/>
     <w:uiPriority w:val="9"/>
+    <w:semiHidden/>
     <w:unhideWhenUsed/>
     <w:qFormat/>
+    <w:rsid w:val="00A10FD9"/>
     <w:pPr>
       <w:keepNext/>
       <w:keepLines/>
-      <w:spacing w:after="0" w:before="200"/>
+      <w:spacing w:after="40" w:before="80"/>
       <w:outlineLvl w:val="3"/>
     </w:pPr>
     <w:rPr>
-      <w:rFonts w:asciiTheme="majorHAnsi" w:cstheme="majorBidi" w:eastAsiaTheme="majorEastAsia" w:hAnsiTheme="majorHAnsi"/>
-      <w:bCs/>
+      <w:rFonts w:cstheme="majorBidi" w:eastAsiaTheme="majorEastAsia"/>
       <w:i/>
-      <w:color w:themeColor="accent1" w:val="4F81BD"/>
-      <w:sz w:val="24"/>
-      <w:szCs w:val="24"/>
+      <w:iCs/>
+      <w:color w:themeColor="accent1" w:themeShade="BF" w:val="0F4761"/>
     </w:rPr>
   </w:style>
   <w:style w:styleId="Heading5" w:type="paragraph">
-    <w:name w:val="Heading 5"/>
+    <w:name w:val="heading 5"/>
     <w:basedOn w:val="Normal"/>
     <w:next w:val="BodyText"/>
+    <w:link w:val="Heading5Char"/>
     <w:uiPriority w:val="9"/>
+    <w:semiHidden/>
     <w:unhideWhenUsed/>
     <w:qFormat/>
+    <w:rsid w:val="00A10FD9"/>
     <w:pPr>
       <w:keepNext/>
       <w:keepLines/>
-      <w:spacing w:after="0" w:before="200"/>
+      <w:spacing w:after="40" w:before="80"/>
       <w:outlineLvl w:val="4"/>
     </w:pPr>
     <w:rPr>
-      <w:rFonts w:asciiTheme="majorHAnsi" w:cstheme="majorBidi" w:eastAsiaTheme="majorEastAsia" w:hAnsiTheme="majorHAnsi"/>
-      <w:iCs/>
-      <w:color w:themeColor="accent1" w:val="4F81BD"/>
-      <w:sz w:val="24"/>
-      <w:szCs w:val="24"/>
+      <w:rFonts w:cstheme="majorBidi" w:eastAsiaTheme="majorEastAsia"/>
+      <w:color w:themeColor="accent1" w:themeShade="BF" w:val="0F4761"/>
     </w:rPr>
   </w:style>
   <w:style w:styleId="Heading6" w:type="paragraph">
-    <w:name w:val="Heading 6"/>
+    <w:name w:val="heading 6"/>
     <w:basedOn w:val="Normal"/>
     <w:next w:val="BodyText"/>
+    <w:link w:val="Heading6Char"/>
     <w:uiPriority w:val="9"/>
+    <w:semiHidden/>
     <w:unhideWhenUsed/>
     <w:qFormat/>
+    <w:rsid w:val="00A10FD9"/>
     <w:pPr>
       <w:keepNext/>
       <w:keepLines/>
-      <w:spacing w:after="0" w:before="200"/>
+      <w:spacing w:after="0" w:before="40"/>
       <w:outlineLvl w:val="5"/>
     </w:pPr>
     <w:rPr>
-      <w:rFonts w:asciiTheme="majorHAnsi" w:cstheme="majorBidi" w:eastAsiaTheme="majorEastAsia" w:hAnsiTheme="majorHAnsi"/>
-      <w:color w:themeColor="accent1" w:val="4F81BD"/>
-      <w:sz w:val="24"/>
-      <w:szCs w:val="24"/>
+      <w:rFonts w:cstheme="majorBidi" w:eastAsiaTheme="majorEastAsia"/>
+      <w:i/>
+      <w:iCs/>
+      <w:color w:themeColor="text1" w:themeTint="A6" w:val="595959"/>
     </w:rPr>
   </w:style>
   <w:style w:styleId="Heading7" w:type="paragraph">
-    <w:name w:val="Heading 7"/>
+    <w:name w:val="heading 7"/>
     <w:basedOn w:val="Normal"/>
     <w:next w:val="BodyText"/>
+    <w:link w:val="Heading7Char"/>
     <w:uiPriority w:val="9"/>
+    <w:semiHidden/>
     <w:unhideWhenUsed/>
     <w:qFormat/>
+    <w:rsid w:val="00A10FD9"/>
     <w:pPr>
       <w:keepNext/>
       <w:keepLines/>
-      <w:spacing w:after="0" w:before="200"/>
+      <w:spacing w:after="0" w:before="40"/>
       <w:outlineLvl w:val="6"/>
     </w:pPr>
     <w:rPr>
-      <w:rFonts w:asciiTheme="majorHAnsi" w:cstheme="majorBidi" w:eastAsiaTheme="majorEastAsia" w:hAnsiTheme="majorHAnsi"/>
-      <w:color w:themeColor="accent1" w:val="4F81BD"/>
-      <w:sz w:val="24"/>
-      <w:szCs w:val="24"/>
+      <w:rFonts w:cstheme="majorBidi" w:eastAsiaTheme="majorEastAsia"/>
+      <w:color w:themeColor="text1" w:themeTint="A6" w:val="595959"/>
     </w:rPr>
   </w:style>
   <w:style w:styleId="Heading8" w:type="paragraph">
-    <w:name w:val="Heading 8"/>
+    <w:name w:val="heading 8"/>
     <w:basedOn w:val="Normal"/>
     <w:next w:val="BodyText"/>
+    <w:link w:val="Heading8Char"/>
     <w:uiPriority w:val="9"/>
+    <w:semiHidden/>
     <w:unhideWhenUsed/>
     <w:qFormat/>
+    <w:rsid w:val="00A10FD9"/>
     <w:pPr>
       <w:keepNext/>
       <w:keepLines/>
-      <w:spacing w:after="0" w:before="200"/>
+      <w:spacing w:after="0"/>
       <w:outlineLvl w:val="7"/>
     </w:pPr>
     <w:rPr>
-      <w:rFonts w:asciiTheme="majorHAnsi" w:cstheme="majorBidi" w:eastAsiaTheme="majorEastAsia" w:hAnsiTheme="majorHAnsi"/>
-      <w:color w:themeColor="accent1" w:val="4F81BD"/>
-      <w:sz w:val="24"/>
-      <w:szCs w:val="24"/>
+      <w:rFonts w:cstheme="majorBidi" w:eastAsiaTheme="majorEastAsia"/>
+      <w:i/>
+      <w:iCs/>
+      <w:color w:themeColor="text1" w:themeTint="D8" w:val="272727"/>
     </w:rPr>
   </w:style>
   <w:style w:styleId="Heading9" w:type="paragraph">
-    <w:name w:val="Heading 9"/>
+    <w:name w:val="heading 9"/>
     <w:basedOn w:val="Normal"/>
     <w:next w:val="BodyText"/>
+    <w:link w:val="Heading9Char"/>
     <w:uiPriority w:val="9"/>
+    <w:semiHidden/>
     <w:unhideWhenUsed/>
     <w:qFormat/>
+    <w:rsid w:val="00A10FD9"/>
     <w:pPr>
       <w:keepNext/>
       <w:keepLines/>
-      <w:spacing w:after="0" w:before="200"/>
+      <w:spacing w:after="0"/>
       <w:outlineLvl w:val="8"/>
     </w:pPr>
     <w:rPr>
+      <w:rFonts w:cstheme="majorBidi" w:eastAsiaTheme="majorEastAsia"/>
+      <w:color w:themeColor="text1" w:themeTint="D8" w:val="272727"/>
+    </w:rPr>
+  </w:style>
+  <w:style w:customStyle="1" w:styleId="Heading1Char" w:type="character">
+    <w:name w:val="Heading 1 Char"/>
+    <w:basedOn w:val="DefaultParagraphFont"/>
+    <w:link w:val="Heading1"/>
+    <w:uiPriority w:val="9"/>
+    <w:rsid w:val="00A10FD9"/>
+    <w:rPr>
       <w:rFonts w:asciiTheme="majorHAnsi" w:cstheme="majorBidi" w:eastAsiaTheme="majorEastAsia" w:hAnsiTheme="majorHAnsi"/>
-      <w:color w:themeColor="accent1" w:val="4F81BD"/>
-      <w:sz w:val="24"/>
-      <w:szCs w:val="24"/>
+      <w:color w:themeColor="accent1" w:themeShade="BF" w:val="0F4761"/>
+      <w:sz w:val="40"/>
+      <w:szCs w:val="40"/>
+    </w:rPr>
+  </w:style>
+  <w:style w:customStyle="1" w:styleId="Heading2Char" w:type="character">
+    <w:name w:val="Heading 2 Char"/>
+    <w:basedOn w:val="DefaultParagraphFont"/>
+    <w:link w:val="Heading2"/>
+    <w:uiPriority w:val="9"/>
+    <w:semiHidden/>
+    <w:rsid w:val="00A10FD9"/>
+    <w:rPr>
+      <w:rFonts w:asciiTheme="majorHAnsi" w:cstheme="majorBidi" w:eastAsiaTheme="majorEastAsia" w:hAnsiTheme="majorHAnsi"/>
+      <w:color w:themeColor="accent1" w:themeShade="BF" w:val="0F4761"/>
+      <w:sz w:val="32"/>
+      <w:szCs w:val="32"/>
+    </w:rPr>
+  </w:style>
+  <w:style w:customStyle="1" w:styleId="Heading3Char" w:type="character">
+    <w:name w:val="Heading 3 Char"/>
+    <w:basedOn w:val="DefaultParagraphFont"/>
+    <w:link w:val="Heading3"/>
+    <w:uiPriority w:val="9"/>
+    <w:semiHidden/>
+    <w:rsid w:val="00A10FD9"/>
+    <w:rPr>
+      <w:rFonts w:cstheme="majorBidi" w:eastAsiaTheme="majorEastAsia"/>
+      <w:color w:themeColor="accent1" w:themeShade="BF" w:val="0F4761"/>
+      <w:sz w:val="28"/>
+      <w:szCs w:val="28"/>
+    </w:rPr>
+  </w:style>
+  <w:style w:customStyle="1" w:styleId="Heading4Char" w:type="character">
+    <w:name w:val="Heading 4 Char"/>
+    <w:basedOn w:val="DefaultParagraphFont"/>
+    <w:link w:val="Heading4"/>
+    <w:uiPriority w:val="9"/>
+    <w:semiHidden/>
+    <w:rsid w:val="00A10FD9"/>
+    <w:rPr>
+      <w:rFonts w:cstheme="majorBidi" w:eastAsiaTheme="majorEastAsia"/>
+      <w:i/>
+      <w:iCs/>
+      <w:color w:themeColor="accent1" w:themeShade="BF" w:val="0F4761"/>
+    </w:rPr>
+  </w:style>
+  <w:style w:customStyle="1" w:styleId="Heading5Char" w:type="character">
+    <w:name w:val="Heading 5 Char"/>
+    <w:basedOn w:val="DefaultParagraphFont"/>
+    <w:link w:val="Heading5"/>
+    <w:uiPriority w:val="9"/>
+    <w:semiHidden/>
+    <w:rsid w:val="00A10FD9"/>
+    <w:rPr>
+      <w:rFonts w:cstheme="majorBidi" w:eastAsiaTheme="majorEastAsia"/>
+      <w:color w:themeColor="accent1" w:themeShade="BF" w:val="0F4761"/>
+    </w:rPr>
+  </w:style>
+  <w:style w:customStyle="1" w:styleId="Heading6Char" w:type="character">
+    <w:name w:val="Heading 6 Char"/>
+    <w:basedOn w:val="DefaultParagraphFont"/>
+    <w:link w:val="Heading6"/>
+    <w:uiPriority w:val="9"/>
+    <w:semiHidden/>
+    <w:rsid w:val="00A10FD9"/>
+    <w:rPr>
+      <w:rFonts w:cstheme="majorBidi" w:eastAsiaTheme="majorEastAsia"/>
+      <w:i/>
+      <w:iCs/>
+      <w:color w:themeColor="text1" w:themeTint="A6" w:val="595959"/>
+    </w:rPr>
+  </w:style>
+  <w:style w:customStyle="1" w:styleId="Heading7Char" w:type="character">
+    <w:name w:val="Heading 7 Char"/>
+    <w:basedOn w:val="DefaultParagraphFont"/>
+    <w:link w:val="Heading7"/>
+    <w:uiPriority w:val="9"/>
+    <w:semiHidden/>
+    <w:rsid w:val="00A10FD9"/>
+    <w:rPr>
+      <w:rFonts w:cstheme="majorBidi" w:eastAsiaTheme="majorEastAsia"/>
+      <w:color w:themeColor="text1" w:themeTint="A6" w:val="595959"/>
+    </w:rPr>
+  </w:style>
+  <w:style w:customStyle="1" w:styleId="Heading8Char" w:type="character">
+    <w:name w:val="Heading 8 Char"/>
+    <w:basedOn w:val="DefaultParagraphFont"/>
+    <w:link w:val="Heading8"/>
+    <w:uiPriority w:val="9"/>
+    <w:semiHidden/>
+    <w:rsid w:val="00A10FD9"/>
+    <w:rPr>
+      <w:rFonts w:cstheme="majorBidi" w:eastAsiaTheme="majorEastAsia"/>
+      <w:i/>
+      <w:iCs/>
+      <w:color w:themeColor="text1" w:themeTint="D8" w:val="272727"/>
+    </w:rPr>
+  </w:style>
+  <w:style w:customStyle="1" w:styleId="Heading9Char" w:type="character">
+    <w:name w:val="Heading 9 Char"/>
+    <w:basedOn w:val="DefaultParagraphFont"/>
+    <w:link w:val="Heading9"/>
+    <w:uiPriority w:val="9"/>
+    <w:semiHidden/>
+    <w:rsid w:val="00A10FD9"/>
+    <w:rPr>
+      <w:rFonts w:cstheme="majorBidi" w:eastAsiaTheme="majorEastAsia"/>
+      <w:color w:themeColor="text1" w:themeTint="D8" w:val="272727"/>
     </w:rPr>
   </w:style>
   <w:style w:styleId="BlockText" w:type="paragraph">
@@ -4870,8 +4881,8 @@
   </w:style>
   <w:style w:styleId="FootnoteBlockText" w:type="paragraph">
     <w:name w:val="Footnote Block Text"/>
-    <w:basedOn w:val="Footnote Text"/>
-    <w:next w:val="Footnote Text"/>
+    <w:basedOn w:val="FootnoteText"/>
+    <w:next w:val="FootnoteText"/>
     <w:uiPriority w:val="9"/>
     <w:unhideWhenUsed/>
     <w:qFormat/>
@@ -4901,13 +4912,6 @@
       </w:tblCellMar>
     </w:tblPr>
     <w:tblStylePr w:type="firstRow">
-      <w:tblPr>
-        <w:jc w:val="left"/>
-        <w:tblInd w:type="dxa" w:w="0"/>
-      </w:tblPr>
-      <w:trPr>
-        <w:jc w:val="left"/>
-      </w:trPr>
       <w:tcPr>
         <w:tcBorders>
           <w:bottom w:val="single"/>
@@ -5263,44 +5267,44 @@
         <a:sysClr val="window" lastClr="FFFFFF"/>
       </a:lt1>
       <a:dk2>
-        <a:srgbClr val="1F497D"/>
+        <a:srgbClr val="0E2841"/>
       </a:dk2>
       <a:lt2>
-        <a:srgbClr val="EEECE1"/>
+        <a:srgbClr val="E8E8E8"/>
       </a:lt2>
       <a:accent1>
-        <a:srgbClr val="4F81BD"/>
+        <a:srgbClr val="156082"/>
       </a:accent1>
       <a:accent2>
-        <a:srgbClr val="C0504D"/>
+        <a:srgbClr val="E97132"/>
       </a:accent2>
       <a:accent3>
-        <a:srgbClr val="9BBB59"/>
+        <a:srgbClr val="196B24"/>
       </a:accent3>
       <a:accent4>
-        <a:srgbClr val="8064A2"/>
+        <a:srgbClr val="0F9ED5"/>
       </a:accent4>
       <a:accent5>
-        <a:srgbClr val="4BACC6"/>
+        <a:srgbClr val="A02B93"/>
       </a:accent5>
       <a:accent6>
-        <a:srgbClr val="F79646"/>
+        <a:srgbClr val="4EA72E"/>
       </a:accent6>
       <a:hlink>
-        <a:srgbClr val="0000FF"/>
+        <a:srgbClr val="467886"/>
       </a:hlink>
       <a:folHlink>
-        <a:srgbClr val="800080"/>
+        <a:srgbClr val="96607D"/>
       </a:folHlink>
     </a:clrScheme>
     <a:fontScheme name="Office">
       <a:majorFont>
-        <a:latin typeface="Calibri"/>
+        <a:latin typeface="Aptos Display" panose="02110004020202020204"/>
         <a:ea typeface=""/>
         <a:cs typeface=""/>
-        <a:font script="Jpan" typeface="ＭＳ ゴシック"/>
+        <a:font script="Jpan" typeface="游ゴシック Light"/>
         <a:font script="Hang" typeface="맑은 고딕"/>
-        <a:font script="Hans" typeface="宋体"/>
+        <a:font script="Hans" typeface="等线 Light"/>
         <a:font script="Hant" typeface="新細明體"/>
         <a:font script="Arab" typeface="Times New Roman"/>
         <a:font script="Hebr" typeface="Times New Roman"/>
@@ -5327,14 +5331,32 @@
         <a:font script="Mong" typeface="Mongolian Baiti"/>
         <a:font script="Viet" typeface="Times New Roman"/>
         <a:font script="Uigh" typeface="Microsoft Uighur"/>
+        <a:font script="Geor" typeface="Sylfaen"/>
+        <a:font script="Armn" typeface="Arial"/>
+        <a:font script="Bugi" typeface="Leelawadee UI"/>
+        <a:font script="Bopo" typeface="Microsoft JhengHei"/>
+        <a:font script="Java" typeface="Javanese Text"/>
+        <a:font script="Lisu" typeface="Segoe UI"/>
+        <a:font script="Mymr" typeface="Myanmar Text"/>
+        <a:font script="Nkoo" typeface="Ebrima"/>
+        <a:font script="Olck" typeface="Nirmala UI"/>
+        <a:font script="Osma" typeface="Ebrima"/>
+        <a:font script="Phag" typeface="Phagspa"/>
+        <a:font script="Syrn" typeface="Estrangelo Edessa"/>
+        <a:font script="Syrj" typeface="Estrangelo Edessa"/>
+        <a:font script="Syre" typeface="Estrangelo Edessa"/>
+        <a:font script="Sora" typeface="Nirmala UI"/>
+        <a:font script="Tale" typeface="Microsoft Tai Le"/>
+        <a:font script="Talu" typeface="Microsoft New Tai Lue"/>
+        <a:font script="Tfng" typeface="Ebrima"/>
       </a:majorFont>
       <a:minorFont>
-        <a:latin typeface="Cambria"/>
+        <a:latin typeface="Aptos" panose="02110004020202020204"/>
         <a:ea typeface=""/>
         <a:cs typeface=""/>
-        <a:font script="Jpan" typeface="ＭＳ 明朝"/>
+        <a:font script="Jpan" typeface="游明朝"/>
         <a:font script="Hang" typeface="맑은 고딕"/>
-        <a:font script="Hans" typeface="宋体"/>
+        <a:font script="Hans" typeface="等线"/>
         <a:font script="Hant" typeface="新細明體"/>
         <a:font script="Arab" typeface="Arial"/>
         <a:font script="Hebr" typeface="Arial"/>
@@ -5361,6 +5383,24 @@
         <a:font script="Mong" typeface="Mongolian Baiti"/>
         <a:font script="Viet" typeface="Arial"/>
         <a:font script="Uigh" typeface="Microsoft Uighur"/>
+        <a:font script="Geor" typeface="Sylfaen"/>
+        <a:font script="Armn" typeface="Arial"/>
+        <a:font script="Bugi" typeface="Leelawadee UI"/>
+        <a:font script="Bopo" typeface="Microsoft JhengHei"/>
+        <a:font script="Java" typeface="Javanese Text"/>
+        <a:font script="Lisu" typeface="Segoe UI"/>
+        <a:font script="Mymr" typeface="Myanmar Text"/>
+        <a:font script="Nkoo" typeface="Ebrima"/>
+        <a:font script="Olck" typeface="Nirmala UI"/>
+        <a:font script="Osma" typeface="Ebrima"/>
+        <a:font script="Phag" typeface="Phagspa"/>
+        <a:font script="Syrn" typeface="Estrangelo Edessa"/>
+        <a:font script="Syrj" typeface="Estrangelo Edessa"/>
+        <a:font script="Syre" typeface="Estrangelo Edessa"/>
+        <a:font script="Sora" typeface="Nirmala UI"/>
+        <a:font script="Tale" typeface="Microsoft Tai Le"/>
+        <a:font script="Talu" typeface="Microsoft New Tai Lue"/>
+        <a:font script="Tfng" typeface="Ebrima"/>
       </a:minorFont>
     </a:fontScheme>
     <a:fmtScheme name="Office">
@@ -5372,200 +5412,141 @@
           <a:gsLst>
             <a:gs pos="0">
               <a:schemeClr val="phClr">
-                <a:tint val="50000"/>
-                <a:satMod val="300000"/>
+                <a:lumMod val="110000"/>
+                <a:satMod val="105000"/>
+                <a:tint val="67000"/>
               </a:schemeClr>
             </a:gs>
-            <a:gs pos="35000">
+            <a:gs pos="50000">
               <a:schemeClr val="phClr">
-                <a:tint val="37000"/>
-                <a:satMod val="300000"/>
+                <a:lumMod val="105000"/>
+                <a:satMod val="103000"/>
+                <a:tint val="73000"/>
               </a:schemeClr>
             </a:gs>
             <a:gs pos="100000">
               <a:schemeClr val="phClr">
-                <a:tint val="15000"/>
-                <a:satMod val="350000"/>
+                <a:lumMod val="105000"/>
+                <a:satMod val="109000"/>
+                <a:tint val="81000"/>
               </a:schemeClr>
             </a:gs>
           </a:gsLst>
-          <a:lin ang="16200000" scaled="1"/>
+          <a:lin ang="5400000" scaled="0"/>
         </a:gradFill>
         <a:gradFill rotWithShape="1">
           <a:gsLst>
             <a:gs pos="0">
               <a:schemeClr val="phClr">
-                <a:tint val="100000"/>
+                <a:satMod val="103000"/>
+                <a:lumMod val="102000"/>
+                <a:tint val="94000"/>
+              </a:schemeClr>
+            </a:gs>
+            <a:gs pos="50000">
+              <a:schemeClr val="phClr">
+                <a:satMod val="110000"/>
+                <a:lumMod val="100000"/>
                 <a:shade val="100000"/>
-                <a:satMod val="130000"/>
               </a:schemeClr>
             </a:gs>
             <a:gs pos="100000">
               <a:schemeClr val="phClr">
-                <a:tint val="50000"/>
-                <a:shade val="100000"/>
-                <a:satMod val="350000"/>
+                <a:lumMod val="99000"/>
+                <a:satMod val="120000"/>
+                <a:shade val="78000"/>
               </a:schemeClr>
             </a:gs>
           </a:gsLst>
-          <a:lin ang="16200000" scaled="0"/>
+          <a:lin ang="5400000" scaled="0"/>
         </a:gradFill>
       </a:fillStyleLst>
       <a:lnStyleLst>
-        <a:ln w="9525" cap="flat" cmpd="sng" algn="ctr">
-          <a:solidFill>
-            <a:schemeClr val="phClr">
-              <a:shade val="95000"/>
-              <a:satMod val="105000"/>
-            </a:schemeClr>
-          </a:solidFill>
-          <a:prstDash val="solid"/>
-        </a:ln>
-        <a:ln w="25400" cap="flat" cmpd="sng" algn="ctr">
+        <a:ln w="6350" cap="flat" cmpd="sng" algn="ctr">
           <a:solidFill>
             <a:schemeClr val="phClr"/>
           </a:solidFill>
           <a:prstDash val="solid"/>
+          <a:miter lim="800000"/>
         </a:ln>
-        <a:ln w="38100" cap="flat" cmpd="sng" algn="ctr">
+        <a:ln w="12700" cap="flat" cmpd="sng" algn="ctr">
           <a:solidFill>
             <a:schemeClr val="phClr"/>
           </a:solidFill>
           <a:prstDash val="solid"/>
+          <a:miter lim="800000"/>
+        </a:ln>
+        <a:ln w="19050" cap="flat" cmpd="sng" algn="ctr">
+          <a:solidFill>
+            <a:schemeClr val="phClr"/>
+          </a:solidFill>
+          <a:prstDash val="solid"/>
+          <a:miter lim="800000"/>
         </a:ln>
       </a:lnStyleLst>
       <a:effectStyleLst>
         <a:effectStyle>
+          <a:effectLst/>
+        </a:effectStyle>
+        <a:effectStyle>
+          <a:effectLst/>
+        </a:effectStyle>
+        <a:effectStyle>
           <a:effectLst>
-            <a:outerShdw blurRad="40000" dist="20000" dir="5400000" rotWithShape="0">
+            <a:outerShdw blurRad="57150" dist="19050" dir="5400000" algn="ctr" rotWithShape="0">
               <a:srgbClr val="000000">
-                <a:alpha val="38000"/>
+                <a:alpha val="63000"/>
               </a:srgbClr>
             </a:outerShdw>
           </a:effectLst>
-        </a:effectStyle>
-        <a:effectStyle>
-          <a:effectLst>
-            <a:outerShdw blurRad="40000" dist="23000" dir="5400000" rotWithShape="0">
-              <a:srgbClr val="000000">
-                <a:alpha val="35000"/>
-              </a:srgbClr>
-            </a:outerShdw>
-          </a:effectLst>
-        </a:effectStyle>
-        <a:effectStyle>
-          <a:effectLst>
-            <a:outerShdw blurRad="40000" dist="23000" dir="5400000" rotWithShape="0">
-              <a:srgbClr val="000000">
-                <a:alpha val="35000"/>
-              </a:srgbClr>
-            </a:outerShdw>
-          </a:effectLst>
-          <a:scene3d>
-            <a:camera prst="orthographicFront">
-              <a:rot lat="0" lon="0" rev="0"/>
-            </a:camera>
-            <a:lightRig rig="threePt" dir="t">
-              <a:rot lat="0" lon="0" rev="1200000"/>
-            </a:lightRig>
-          </a:scene3d>
-          <a:sp3d>
-            <a:bevelT w="63500" h="25400"/>
-          </a:sp3d>
         </a:effectStyle>
       </a:effectStyleLst>
       <a:bgFillStyleLst>
         <a:solidFill>
           <a:schemeClr val="phClr"/>
         </a:solidFill>
+        <a:solidFill>
+          <a:schemeClr val="phClr">
+            <a:tint val="95000"/>
+            <a:satMod val="170000"/>
+          </a:schemeClr>
+        </a:solidFill>
         <a:gradFill rotWithShape="1">
           <a:gsLst>
             <a:gs pos="0">
               <a:schemeClr val="phClr">
-                <a:tint val="40000"/>
-                <a:satMod val="350000"/>
+                <a:tint val="93000"/>
+                <a:satMod val="150000"/>
+                <a:shade val="98000"/>
+                <a:lumMod val="102000"/>
               </a:schemeClr>
             </a:gs>
-            <a:gs pos="40000">
+            <a:gs pos="50000">
               <a:schemeClr val="phClr">
-                <a:tint val="45000"/>
-                <a:shade val="99000"/>
-                <a:satMod val="350000"/>
+                <a:tint val="98000"/>
+                <a:satMod val="130000"/>
+                <a:shade val="90000"/>
+                <a:lumMod val="103000"/>
               </a:schemeClr>
             </a:gs>
             <a:gs pos="100000">
               <a:schemeClr val="phClr">
-                <a:shade val="20000"/>
-                <a:satMod val="255000"/>
+                <a:shade val="63000"/>
+                <a:satMod val="120000"/>
               </a:schemeClr>
             </a:gs>
           </a:gsLst>
-          <a:path path="circle">
-            <a:fillToRect l="50000" t="-80000" r="50000" b="180000"/>
-          </a:path>
-        </a:gradFill>
-        <a:gradFill rotWithShape="1">
-          <a:gsLst>
-            <a:gs pos="0">
-              <a:schemeClr val="phClr">
-                <a:tint val="80000"/>
-                <a:satMod val="300000"/>
-              </a:schemeClr>
-            </a:gs>
-            <a:gs pos="100000">
-              <a:schemeClr val="phClr">
-                <a:shade val="30000"/>
-                <a:satMod val="200000"/>
-              </a:schemeClr>
-            </a:gs>
-          </a:gsLst>
-          <a:path path="circle">
-            <a:fillToRect l="50000" t="50000" r="50000" b="50000"/>
-          </a:path>
+          <a:lin ang="5400000" scaled="0"/>
         </a:gradFill>
       </a:bgFillStyleLst>
     </a:fmtScheme>
   </a:themeElements>
-  <a:objectDefaults>
-    <a:spDef>
-      <a:spPr/>
-      <a:bodyPr/>
-      <a:lstStyle/>
-      <a:style>
-        <a:lnRef idx="1">
-          <a:schemeClr val="accent1"/>
-        </a:lnRef>
-        <a:fillRef idx="3">
-          <a:schemeClr val="accent1"/>
-        </a:fillRef>
-        <a:effectRef idx="2">
-          <a:schemeClr val="accent1"/>
-        </a:effectRef>
-        <a:fontRef idx="minor">
-          <a:schemeClr val="lt1"/>
-        </a:fontRef>
-      </a:style>
-    </a:spDef>
-    <a:lnDef>
-      <a:spPr/>
-      <a:bodyPr/>
-      <a:lstStyle/>
-      <a:style>
-        <a:lnRef idx="2">
-          <a:schemeClr val="accent1"/>
-        </a:lnRef>
-        <a:fillRef idx="0">
-          <a:schemeClr val="accent1"/>
-        </a:fillRef>
-        <a:effectRef idx="1">
-          <a:schemeClr val="accent1"/>
-        </a:effectRef>
-        <a:fontRef idx="minor">
-          <a:schemeClr val="tx1"/>
-        </a:fontRef>
-      </a:style>
-    </a:lnDef>
-  </a:objectDefaults>
+  <a:objectDefaults/>
   <a:extraClrSchemeLst/>
+  <a:extLst>
+    <a:ext uri="{05A4C25C-085E-4340-85A3-A5531E510DB2}">
+      <thm15:themeFamily xmlns:thm15="http://schemas.microsoft.com/office/thememl/2012/main" name="Office Theme" id="{2E142A2C-CD16-42D6-873A-C26D2A0506FA}" vid="{1BDDFF52-6CD6-40A5-AB3C-68EB2F1E4D0A}"/>
+    </a:ext>
+  </a:extLst>
 </a:theme>
 </file>